--- a/docs/04-技术架构指南.docx
+++ b/docs/04-技术架构指南.docx
@@ -13,7 +13,7 @@
           <w:color w:val="1D1D1F"/>
           <w:sz w:val="40"/>
         </w:rPr>
-        <w:t>灵感收纳盒 · 技术架构指南（小白友好版）</w:t>
+        <w:t>灵感收纳盒 · 技术架构指南（V1.3.5）</w:t>
       </w:r>
     </w:p>
     <w:p>
@@ -28,7 +28,57 @@
           <w:color w:val="666666"/>
           <w:sz w:val="20"/>
         </w:rPr>
-        <w:t>版本：V1.0 | 整理日期：2026-10-29</w:t>
+        <w:t>更新日期：2026-10-30 | 对应代码：</w:t>
+      </w:r>
+      <w:r>
+        <w:rPr>
+          <w:rFonts w:ascii="Consolas" w:hAnsi="Consolas" w:eastAsia="Consolas"/>
+          <w:b w:val="0"/>
+          <w:i/>
+          <w:color w:val="666666"/>
+          <w:sz w:val="18"/>
+        </w:rPr>
+        <w:t>app/index.html</w:t>
+      </w:r>
+      <w:r>
+        <w:rPr>
+          <w:rFonts w:ascii="Arial" w:hAnsi="Arial" w:eastAsia="Microsoft YaHei"/>
+          <w:b w:val="0"/>
+          <w:i/>
+          <w:color w:val="666666"/>
+          <w:sz w:val="20"/>
+        </w:rPr>
+        <w:t xml:space="preserve">（1764 行，单文件）+ </w:t>
+      </w:r>
+      <w:r>
+        <w:rPr>
+          <w:rFonts w:ascii="Consolas" w:hAnsi="Consolas" w:eastAsia="Consolas"/>
+          <w:b w:val="0"/>
+          <w:i/>
+          <w:color w:val="666666"/>
+          <w:sz w:val="18"/>
+        </w:rPr>
+        <w:t>app/sw.js</w:t>
+      </w:r>
+      <w:r>
+        <w:rPr>
+          <w:rFonts w:ascii="Arial" w:hAnsi="Arial" w:eastAsia="Microsoft YaHei"/>
+          <w:b w:val="0"/>
+          <w:i/>
+          <w:color w:val="666666"/>
+          <w:sz w:val="20"/>
+        </w:rPr>
+        <w:t xml:space="preserve"> + </w:t>
+      </w:r>
+      <w:r>
+        <w:rPr>
+          <w:rFonts w:ascii="Consolas" w:hAnsi="Consolas" w:eastAsia="Consolas"/>
+          <w:b w:val="0"/>
+          <w:i/>
+          <w:color w:val="666666"/>
+          <w:sz w:val="18"/>
+        </w:rPr>
+        <w:t>app/manifest.webmanifest</w:t>
       </w:r>
     </w:p>
     <w:p>
@@ -43,22 +93,17 @@
           <w:color w:val="666666"/>
           <w:sz w:val="20"/>
         </w:rPr>
-        <w:t>读者：代码小白（产品本人）+ 执行开发的 AI</w:t>
+        <w:t>阅读对象：文科背景的产品本人，以及协助开发的 AI。原则：</w:t>
       </w:r>
-    </w:p>
-    <w:p>
-      <w:pPr>
-        <w:ind w:left="360"/>
-      </w:pPr>
       <w:r>
         <w:rPr>
           <w:rFonts w:ascii="Arial" w:hAnsi="Arial" w:eastAsia="Microsoft YaHei"/>
-          <w:b w:val="0"/>
+          <w:b/>
           <w:i/>
           <w:color w:val="666666"/>
           <w:sz w:val="20"/>
         </w:rPr>
-        <w:t>用途：本文档是写代码前的"施工图"。接下来所有代码工作严格按本文档执行。</w:t>
+        <w:t>先讲为什么，再讲怎么做。</w:t>
       </w:r>
     </w:p>
     <w:p>
@@ -72,21 +117,317 @@
           <w:color w:val="1D1D1F"/>
           <w:sz w:val="32"/>
         </w:rPr>
-        <w:t>第一部分：数据结构（IndexedDB 表结构）</w:t>
+        <w:t>一、技术选型一句话</w:t>
+      </w:r>
+    </w:p>
+    <w:p>
+      <w:r>
+        <w:rPr>
+          <w:rFonts w:ascii="Arial" w:hAnsi="Arial" w:eastAsia="Microsoft YaHei"/>
+          <w:b/>
+          <w:sz w:val="22"/>
+        </w:rPr>
+        <w:t>一个 `index.html` = 全部应用</w:t>
+      </w:r>
+      <w:r>
+        <w:rPr>
+          <w:rFonts w:ascii="Arial" w:hAnsi="Arial" w:eastAsia="Microsoft YaHei"/>
+          <w:b w:val="0"/>
+          <w:sz w:val="22"/>
+        </w:rPr>
+        <w:t>：内联 CSS、原生 Vanilla JS、零外部依赖、零框架；数据存浏览器内置的 IndexedDB；网页本身可被 Service Worker 缓存实现离线；云同步借用 GitHub Gist 作为"哑存储"，内容端到端加密。</w:t>
+      </w:r>
+    </w:p>
+    <w:p>
+      <w:r>
+        <w:rPr>
+          <w:rFonts w:ascii="Arial" w:hAnsi="Arial" w:eastAsia="Microsoft YaHei"/>
+          <w:b w:val="0"/>
+          <w:sz w:val="22"/>
+        </w:rPr>
+        <w:t>为什么不用 React/Vue：单文件、双击即开、断网可用是硬约束；本应用的交互复杂度原生 JS 完全够用，框架只会带来构建链与维护负担。</w:t>
       </w:r>
     </w:p>
     <w:p>
       <w:pPr>
-        <w:spacing w:before="200" w:after="120"/>
+        <w:spacing w:before="280" w:after="120"/>
       </w:pPr>
       <w:r>
         <w:rPr>
           <w:rFonts w:ascii="Arial" w:hAnsi="Arial" w:eastAsia="Microsoft YaHei"/>
           <w:b/>
           <w:color w:val="1D1D1F"/>
-          <w:sz w:val="26"/>
+          <w:sz w:val="32"/>
         </w:rPr>
-        <w:t>1.1 数据库基本信息</w:t>
+        <w:t>二、代码分层（index.html 内六层 + 同步层）</w:t>
+      </w:r>
+    </w:p>
+    <w:p>
+      <w:r>
+        <w:rPr>
+          <w:rFonts w:ascii="Arial" w:hAnsi="Arial" w:eastAsia="Microsoft YaHei"/>
+          <w:b w:val="0"/>
+          <w:sz w:val="22"/>
+        </w:rPr>
+        <w:t>代码按注释横幅分层，</w:t>
+      </w:r>
+      <w:r>
+        <w:rPr>
+          <w:rFonts w:ascii="Arial" w:hAnsi="Arial" w:eastAsia="Microsoft YaHei"/>
+          <w:b/>
+          <w:sz w:val="22"/>
+        </w:rPr>
+        <w:t>依赖只能从上往下，不允许反向引用</w:t>
+      </w:r>
+      <w:r>
+        <w:rPr>
+          <w:rFonts w:ascii="Arial" w:hAnsi="Arial" w:eastAsia="Microsoft YaHei"/>
+          <w:b w:val="0"/>
+          <w:sz w:val="22"/>
+        </w:rPr>
+        <w:t>：</w:t>
+      </w:r>
+    </w:p>
+    <w:p>
+      <w:pPr>
+        <w:spacing w:after="0"/>
+        <w:ind w:left="432"/>
+      </w:pPr>
+      <w:r>
+        <w:rPr>
+          <w:rFonts w:ascii="Consolas" w:hAnsi="Consolas" w:eastAsia="Consolas"/>
+          <w:b w:val="0"/>
+          <w:sz w:val="19"/>
+        </w:rPr>
+        <w:t>第 0 层  样式层      &lt;style&gt;：CSS 变量日夜主题、全部组件样式</w:t>
+      </w:r>
+    </w:p>
+    <w:p>
+      <w:pPr>
+        <w:spacing w:after="0"/>
+        <w:ind w:left="432"/>
+      </w:pPr>
+      <w:r>
+        <w:rPr>
+          <w:rFonts w:ascii="Consolas" w:hAnsi="Consolas" w:eastAsia="Consolas"/>
+          <w:b w:val="0"/>
+          <w:sz w:val="19"/>
+        </w:rPr>
+        <w:t>第 1 层  常量与工具  const 常量、hash、时间格式化等纯函数，不碰页面和数据库</w:t>
+      </w:r>
+    </w:p>
+    <w:p>
+      <w:pPr>
+        <w:spacing w:after="0"/>
+        <w:ind w:left="432"/>
+      </w:pPr>
+      <w:r>
+        <w:rPr>
+          <w:rFonts w:ascii="Consolas" w:hAnsi="Consolas" w:eastAsia="Consolas"/>
+          <w:b w:val="0"/>
+          <w:sz w:val="19"/>
+        </w:rPr>
+        <w:t>第 2 层  数据层 db    全项目唯一允许操作 IndexedDB 的地方（CRUD、设置项、导入导出）</w:t>
+      </w:r>
+    </w:p>
+    <w:p>
+      <w:pPr>
+        <w:spacing w:after="0"/>
+        <w:ind w:left="432"/>
+      </w:pPr>
+      <w:r>
+        <w:rPr>
+          <w:rFonts w:ascii="Consolas" w:hAnsi="Consolas" w:eastAsia="Consolas"/>
+          <w:b w:val="0"/>
+          <w:sz w:val="19"/>
+        </w:rPr>
+        <w:t>第 2B 层 云同步 cloudSync  本地优先的可选服务（加密、Gist 通信、合并、墓碑）</w:t>
+      </w:r>
+    </w:p>
+    <w:p>
+      <w:pPr>
+        <w:spacing w:after="0"/>
+        <w:ind w:left="432"/>
+      </w:pPr>
+      <w:r>
+        <w:rPr>
+          <w:rFonts w:ascii="Consolas" w:hAnsi="Consolas" w:eastAsia="Consolas"/>
+          <w:b w:val="0"/>
+          <w:sz w:val="19"/>
+        </w:rPr>
+        <w:t>第 3 层  状态层 state 当前界面状态（当前空间、搜索词、待存图片等），渲染只认它</w:t>
+      </w:r>
+    </w:p>
+    <w:p>
+      <w:pPr>
+        <w:spacing w:after="0"/>
+        <w:ind w:left="432"/>
+      </w:pPr>
+      <w:r>
+        <w:rPr>
+          <w:rFonts w:ascii="Consolas" w:hAnsi="Consolas" w:eastAsia="Consolas"/>
+          <w:b w:val="0"/>
+          <w:sz w:val="19"/>
+        </w:rPr>
+        <w:t>第 4 层  渲染层 render 只负责"画"，不直接改数据库</w:t>
+      </w:r>
+    </w:p>
+    <w:p>
+      <w:pPr>
+        <w:spacing w:after="0"/>
+        <w:ind w:left="432"/>
+      </w:pPr>
+      <w:r>
+        <w:rPr>
+          <w:rFonts w:ascii="Consolas" w:hAnsi="Consolas" w:eastAsia="Consolas"/>
+          <w:b w:val="0"/>
+          <w:sz w:val="19"/>
+        </w:rPr>
+        <w:t>第 5 层  事件层 events 用户操作 → 改数据 → 更新 state → 重绘</w:t>
+      </w:r>
+    </w:p>
+    <w:p>
+      <w:pPr>
+        <w:spacing w:after="0"/>
+        <w:ind w:left="432"/>
+      </w:pPr>
+      <w:r>
+        <w:rPr>
+          <w:rFonts w:ascii="Consolas" w:hAnsi="Consolas" w:eastAsia="Consolas"/>
+          <w:b w:val="0"/>
+          <w:sz w:val="19"/>
+        </w:rPr>
+        <w:t>第 6 层  启动层 init  开库、绑定、首次渲染、安排启动后同步</w:t>
+      </w:r>
+    </w:p>
+    <w:p>
+      <w:pPr>
+        <w:spacing w:after="0"/>
+        <w:ind w:left="432"/>
+      </w:pPr>
+      <w:r>
+        <w:rPr>
+          <w:rFonts w:ascii="Consolas" w:hAnsi="Consolas" w:eastAsia="Consolas"/>
+          <w:b w:val="0"/>
+          <w:sz w:val="19"/>
+        </w:rPr>
+        <w:t>（旁路） setupPWA()  Service Worker 注册、更新提示、安装按钮引导</w:t>
+      </w:r>
+    </w:p>
+    <w:p>
+      <w:r>
+        <w:rPr>
+          <w:rFonts w:ascii="Arial" w:hAnsi="Arial" w:eastAsia="Microsoft YaHei"/>
+          <w:b/>
+          <w:sz w:val="22"/>
+        </w:rPr>
+        <w:t>为什么必须分层</w:t>
+      </w:r>
+      <w:r>
+        <w:rPr>
+          <w:rFonts w:ascii="Arial" w:hAnsi="Arial" w:eastAsia="Microsoft YaHei"/>
+          <w:b w:val="0"/>
+          <w:sz w:val="22"/>
+        </w:rPr>
+        <w:t>：Vibe Coding 最常见的死法是 AI 多轮迭代后把数据库调用、DOM 操作、业务判断搅成一团，下一轮任何修改都引发连锁白屏。分层后 AI 每轮只需遵守"在哪层改哪层"，1700+ 行仍然可维护。</w:t>
+      </w:r>
+    </w:p>
+    <w:p>
+      <w:r>
+        <w:rPr>
+          <w:rFonts w:ascii="Arial" w:hAnsi="Arial" w:eastAsia="Microsoft YaHei"/>
+          <w:b w:val="0"/>
+          <w:sz w:val="22"/>
+        </w:rPr>
+        <w:t xml:space="preserve">整洁度体检（2026-10-30）：全文件 </w:t>
+      </w:r>
+      <w:r>
+        <w:rPr>
+          <w:rFonts w:ascii="Arial" w:hAnsi="Arial" w:eastAsia="Microsoft YaHei"/>
+          <w:b/>
+          <w:sz w:val="22"/>
+        </w:rPr>
+        <w:t>0 处 TODO/FIXME</w:t>
+      </w:r>
+      <w:r>
+        <w:rPr>
+          <w:rFonts w:ascii="Arial" w:hAnsi="Arial" w:eastAsia="Microsoft YaHei"/>
+          <w:b w:val="0"/>
+          <w:sz w:val="22"/>
+        </w:rPr>
+        <w:t>；横幅与层级齐全；唯一已知小债——script 顶部注释横幅还写着 V1.0，将在 V1.4 发版时顺手更新（不影响运行）。</w:t>
+      </w:r>
+    </w:p>
+    <w:p>
+      <w:pPr>
+        <w:spacing w:before="280" w:after="120"/>
+      </w:pPr>
+      <w:r>
+        <w:rPr>
+          <w:rFonts w:ascii="Arial" w:hAnsi="Arial" w:eastAsia="Microsoft YaHei"/>
+          <w:b/>
+          <w:color w:val="1D1D1F"/>
+          <w:sz w:val="32"/>
+        </w:rPr>
+        <w:t>三、数据层设计（IndexedDB）</w:t>
+      </w:r>
+    </w:p>
+    <w:p>
+      <w:pPr>
+        <w:pStyle w:val="ListBullet"/>
+      </w:pPr>
+      <w:r>
+        <w:rPr>
+          <w:rFonts w:ascii="Arial" w:hAnsi="Arial" w:eastAsia="Microsoft YaHei"/>
+          <w:b w:val="0"/>
+          <w:sz w:val="22"/>
+        </w:rPr>
+        <w:t>库名：</w:t>
+      </w:r>
+      <w:r>
+        <w:rPr>
+          <w:rFonts w:ascii="Consolas" w:hAnsi="Consolas" w:eastAsia="Consolas"/>
+          <w:b w:val="0"/>
+          <w:sz w:val="20"/>
+        </w:rPr>
+        <w:t>inspiration-inbox</w:t>
+      </w:r>
+      <w:r>
+        <w:rPr>
+          <w:rFonts w:ascii="Arial" w:hAnsi="Arial" w:eastAsia="Microsoft YaHei"/>
+          <w:b w:val="0"/>
+          <w:sz w:val="22"/>
+        </w:rPr>
+        <w:t>，</w:t>
+      </w:r>
+      <w:r>
+        <w:rPr>
+          <w:rFonts w:ascii="Consolas" w:hAnsi="Consolas" w:eastAsia="Consolas"/>
+          <w:b w:val="0"/>
+          <w:sz w:val="20"/>
+        </w:rPr>
+        <w:t>DB_VERSION = 1</w:t>
+      </w:r>
+      <w:r>
+        <w:rPr>
+          <w:rFonts w:ascii="Arial" w:hAnsi="Arial" w:eastAsia="Microsoft YaHei"/>
+          <w:b w:val="0"/>
+          <w:sz w:val="22"/>
+        </w:rPr>
+        <w:t>（V1.0 至今未升级——所有扩展都靠"加字段不删字段"兼容，无需 onupgradeneeded 迁移）。</w:t>
+      </w:r>
+    </w:p>
+    <w:p>
+      <w:pPr>
+        <w:pStyle w:val="ListBullet"/>
+      </w:pPr>
+      <w:r>
+        <w:rPr>
+          <w:rFonts w:ascii="Arial" w:hAnsi="Arial" w:eastAsia="Microsoft YaHei"/>
+          <w:b w:val="0"/>
+          <w:sz w:val="22"/>
+        </w:rPr>
+        <w:t>对象仓库：</w:t>
       </w:r>
     </w:p>
     <w:tbl>
@@ -96,14 +437,15 @@
         <w:tblLook w:firstColumn="1" w:firstRow="1" w:lastColumn="0" w:lastRow="0" w:noHBand="0" w:noVBand="1" w:val="04A0"/>
       </w:tblPr>
       <w:tblGrid>
-        <w:gridCol w:w="2880"/>
-        <w:gridCol w:w="2880"/>
-        <w:gridCol w:w="2880"/>
+        <w:gridCol w:w="2160"/>
+        <w:gridCol w:w="2160"/>
+        <w:gridCol w:w="2160"/>
+        <w:gridCol w:w="2160"/>
       </w:tblGrid>
       <w:tr>
         <w:tc>
           <w:tcPr>
-            <w:tcW w:type="dxa" w:w="2880"/>
+            <w:tcW w:type="dxa" w:w="2160"/>
           </w:tcPr>
           <w:p>
             <w:r/>
@@ -113,13 +455,13 @@
                 <w:b/>
                 <w:sz w:val="20"/>
               </w:rPr>
-              <w:t>项目</w:t>
+              <w:t>仓库</w:t>
             </w:r>
           </w:p>
         </w:tc>
         <w:tc>
           <w:tcPr>
-            <w:tcW w:type="dxa" w:w="2880"/>
+            <w:tcW w:type="dxa" w:w="2160"/>
           </w:tcPr>
           <w:p>
             <w:r/>
@@ -129,13 +471,13 @@
                 <w:b/>
                 <w:sz w:val="20"/>
               </w:rPr>
-              <w:t>值</w:t>
+              <w:t>keyPath</w:t>
             </w:r>
           </w:p>
         </w:tc>
         <w:tc>
           <w:tcPr>
-            <w:tcW w:type="dxa" w:w="2880"/>
+            <w:tcW w:type="dxa" w:w="2160"/>
           </w:tcPr>
           <w:p>
             <w:r/>
@@ -145,7 +487,23 @@
                 <w:b/>
                 <w:sz w:val="20"/>
               </w:rPr>
-              <w:t>说明</w:t>
+              <w:t>索引</w:t>
+            </w:r>
+          </w:p>
+        </w:tc>
+        <w:tc>
+          <w:tcPr>
+            <w:tcW w:type="dxa" w:w="2160"/>
+          </w:tcPr>
+          <w:p>
+            <w:r/>
+            <w:r>
+              <w:rPr>
+                <w:rFonts w:ascii="Arial" w:hAnsi="Arial" w:eastAsia="Microsoft YaHei"/>
+                <w:b/>
+                <w:sz w:val="20"/>
+              </w:rPr>
+              <w:t>存什么</w:t>
             </w:r>
           </w:p>
         </w:tc>
@@ -153,73 +511,7 @@
       <w:tr>
         <w:tc>
           <w:tcPr>
-            <w:tcW w:type="dxa" w:w="2880"/>
-          </w:tcPr>
-          <w:p>
-            <w:r/>
-            <w:r>
-              <w:rPr>
-                <w:rFonts w:ascii="Arial" w:hAnsi="Arial" w:eastAsia="Microsoft YaHei"/>
-                <w:b w:val="0"/>
-                <w:sz w:val="20"/>
-              </w:rPr>
-              <w:t>数据库名</w:t>
-            </w:r>
-          </w:p>
-        </w:tc>
-        <w:tc>
-          <w:tcPr>
-            <w:tcW w:type="dxa" w:w="2880"/>
-          </w:tcPr>
-          <w:p>
-            <w:r/>
-            <w:r>
-              <w:rPr>
-                <w:rFonts w:ascii="Consolas" w:hAnsi="Consolas" w:eastAsia="Consolas"/>
-                <w:b w:val="0"/>
-                <w:sz w:val="18"/>
-              </w:rPr>
-              <w:t>inspiration-inbox</w:t>
-            </w:r>
-          </w:p>
-        </w:tc>
-        <w:tc>
-          <w:tcPr>
-            <w:tcW w:type="dxa" w:w="2880"/>
-          </w:tcPr>
-          <w:p>
-            <w:r/>
-            <w:r>
-              <w:rPr>
-                <w:rFonts w:ascii="Arial" w:hAnsi="Arial" w:eastAsia="Microsoft YaHei"/>
-                <w:b w:val="0"/>
-                <w:sz w:val="20"/>
-              </w:rPr>
-              <w:t>全项目唯一</w:t>
-            </w:r>
-          </w:p>
-        </w:tc>
-      </w:tr>
-      <w:tr>
-        <w:tc>
-          <w:tcPr>
-            <w:tcW w:type="dxa" w:w="2880"/>
-          </w:tcPr>
-          <w:p>
-            <w:r/>
-            <w:r>
-              <w:rPr>
-                <w:rFonts w:ascii="Arial" w:hAnsi="Arial" w:eastAsia="Microsoft YaHei"/>
-                <w:b w:val="0"/>
-                <w:sz w:val="20"/>
-              </w:rPr>
-              <w:t>主表（ObjectStore）</w:t>
-            </w:r>
-          </w:p>
-        </w:tc>
-        <w:tc>
-          <w:tcPr>
-            <w:tcW w:type="dxa" w:w="2880"/>
+            <w:tcW w:type="dxa" w:w="2160"/>
           </w:tcPr>
           <w:p>
             <w:r/>
@@ -235,18 +527,10 @@
         </w:tc>
         <w:tc>
           <w:tcPr>
-            <w:tcW w:type="dxa" w:w="2880"/>
+            <w:tcW w:type="dxa" w:w="2160"/>
           </w:tcPr>
           <w:p>
             <w:r/>
-            <w:r>
-              <w:rPr>
-                <w:rFonts w:ascii="Arial" w:hAnsi="Arial" w:eastAsia="Microsoft YaHei"/>
-                <w:b w:val="0"/>
-                <w:sz w:val="20"/>
-              </w:rPr>
-              <w:t xml:space="preserve">所有碎片/素材都存这一张表，keyPath 为 </w:t>
-            </w:r>
             <w:r>
               <w:rPr>
                 <w:rFonts w:ascii="Consolas" w:hAnsi="Consolas" w:eastAsia="Consolas"/>
@@ -257,11 +541,57 @@
             </w:r>
           </w:p>
         </w:tc>
-      </w:tr>
-      <w:tr>
         <w:tc>
           <w:tcPr>
-            <w:tcW w:type="dxa" w:w="2880"/>
+            <w:tcW w:type="dxa" w:w="2160"/>
+          </w:tcPr>
+          <w:p>
+            <w:r/>
+            <w:r>
+              <w:rPr>
+                <w:rFonts w:ascii="Consolas" w:hAnsi="Consolas" w:eastAsia="Consolas"/>
+                <w:b w:val="0"/>
+                <w:sz w:val="18"/>
+              </w:rPr>
+              <w:t>space</w:t>
+            </w:r>
+            <w:r>
+              <w:rPr>
+                <w:rFonts w:ascii="Arial" w:hAnsi="Arial" w:eastAsia="Microsoft YaHei"/>
+                <w:b w:val="0"/>
+                <w:sz w:val="20"/>
+              </w:rPr>
+              <w:t>、</w:t>
+            </w:r>
+            <w:r>
+              <w:rPr>
+                <w:rFonts w:ascii="Consolas" w:hAnsi="Consolas" w:eastAsia="Consolas"/>
+                <w:b w:val="0"/>
+                <w:sz w:val="18"/>
+              </w:rPr>
+              <w:t>parentId</w:t>
+            </w:r>
+            <w:r>
+              <w:rPr>
+                <w:rFonts w:ascii="Arial" w:hAnsi="Arial" w:eastAsia="Microsoft YaHei"/>
+                <w:b w:val="0"/>
+                <w:sz w:val="20"/>
+              </w:rPr>
+              <w:t>、</w:t>
+            </w:r>
+            <w:r>
+              <w:rPr>
+                <w:rFonts w:ascii="Consolas" w:hAnsi="Consolas" w:eastAsia="Consolas"/>
+                <w:b w:val="0"/>
+                <w:sz w:val="18"/>
+              </w:rPr>
+              <w:t>createdAt</w:t>
+            </w:r>
+          </w:p>
+        </w:tc>
+        <w:tc>
+          <w:tcPr>
+            <w:tcW w:type="dxa" w:w="2160"/>
           </w:tcPr>
           <w:p>
             <w:r/>
@@ -271,13 +601,15 @@
                 <w:b w:val="0"/>
                 <w:sz w:val="20"/>
               </w:rPr>
-              <w:t>设置表（ObjectStore）</w:t>
+              <w:t>全部碎片</w:t>
             </w:r>
           </w:p>
         </w:tc>
+      </w:tr>
+      <w:tr>
         <w:tc>
           <w:tcPr>
-            <w:tcW w:type="dxa" w:w="2880"/>
+            <w:tcW w:type="dxa" w:w="2160"/>
           </w:tcPr>
           <w:p>
             <w:r/>
@@ -293,7 +625,23 @@
         </w:tc>
         <w:tc>
           <w:tcPr>
-            <w:tcW w:type="dxa" w:w="2880"/>
+            <w:tcW w:type="dxa" w:w="2160"/>
+          </w:tcPr>
+          <w:p>
+            <w:r/>
+            <w:r>
+              <w:rPr>
+                <w:rFonts w:ascii="Consolas" w:hAnsi="Consolas" w:eastAsia="Consolas"/>
+                <w:b w:val="0"/>
+                <w:sz w:val="18"/>
+              </w:rPr>
+              <w:t>key</w:t>
+            </w:r>
+          </w:p>
+        </w:tc>
+        <w:tc>
+          <w:tcPr>
+            <w:tcW w:type="dxa" w:w="2160"/>
           </w:tcPr>
           <w:p>
             <w:r/>
@@ -303,31 +651,13 @@
                 <w:b w:val="0"/>
                 <w:sz w:val="20"/>
               </w:rPr>
-              <w:t xml:space="preserve">存应用设置（日/夜主题、上次导出时间等），keyPath 为 </w:t>
-            </w:r>
-            <w:r>
-              <w:rPr>
-                <w:rFonts w:ascii="Consolas" w:hAnsi="Consolas" w:eastAsia="Consolas"/>
-                <w:b w:val="0"/>
-                <w:sz w:val="18"/>
-              </w:rPr>
-              <w:t>key</w:t>
-            </w:r>
-            <w:r>
-              <w:rPr>
-                <w:rFonts w:ascii="Arial" w:hAnsi="Arial" w:eastAsia="Microsoft YaHei"/>
-                <w:b w:val="0"/>
-                <w:sz w:val="20"/>
-              </w:rPr>
-              <w:t>，只有几条记录</w:t>
+              <w:t>无</w:t>
             </w:r>
           </w:p>
         </w:tc>
-      </w:tr>
-      <w:tr>
         <w:tc>
           <w:tcPr>
-            <w:tcW w:type="dxa" w:w="2880"/>
+            <w:tcW w:type="dxa" w:w="2160"/>
           </w:tcPr>
           <w:p>
             <w:r/>
@@ -337,420 +667,7 @@
                 <w:b w:val="0"/>
                 <w:sz w:val="20"/>
               </w:rPr>
-              <w:t>版本号</w:t>
-            </w:r>
-          </w:p>
-        </w:tc>
-        <w:tc>
-          <w:tcPr>
-            <w:tcW w:type="dxa" w:w="2880"/>
-          </w:tcPr>
-          <w:p>
-            <w:r/>
-            <w:r>
-              <w:rPr>
-                <w:rFonts w:ascii="Arial" w:hAnsi="Arial" w:eastAsia="Microsoft YaHei"/>
-                <w:b w:val="0"/>
-                <w:sz w:val="20"/>
-              </w:rPr>
-              <w:t>1</w:t>
-            </w:r>
-          </w:p>
-        </w:tc>
-        <w:tc>
-          <w:tcPr>
-            <w:tcW w:type="dxa" w:w="2880"/>
-          </w:tcPr>
-          <w:p>
-            <w:r/>
-            <w:r>
-              <w:rPr>
-                <w:rFonts w:ascii="Arial" w:hAnsi="Arial" w:eastAsia="Microsoft YaHei"/>
-                <w:b w:val="0"/>
-                <w:sz w:val="20"/>
-              </w:rPr>
-              <w:t>升级结构时才递增</w:t>
-            </w:r>
-          </w:p>
-        </w:tc>
-      </w:tr>
-    </w:tbl>
-    <w:p/>
-    <w:p>
-      <w:r>
-        <w:rPr>
-          <w:rFonts w:ascii="Arial" w:hAnsi="Arial" w:eastAsia="Microsoft YaHei"/>
-          <w:b/>
-          <w:sz w:val="22"/>
-        </w:rPr>
-        <w:t>为什么素材只用一张表？</w:t>
-      </w:r>
-      <w:r>
-        <w:rPr>
-          <w:rFonts w:ascii="Arial" w:hAnsi="Arial" w:eastAsia="Microsoft YaHei"/>
-          <w:b w:val="0"/>
-          <w:sz w:val="22"/>
-        </w:rPr>
-        <w:t xml:space="preserve"> 三层空间（冷库/工作台/内核）用 </w:t>
-      </w:r>
-      <w:r>
-        <w:rPr>
-          <w:rFonts w:ascii="Consolas" w:hAnsi="Consolas" w:eastAsia="Consolas"/>
-          <w:b w:val="0"/>
-          <w:sz w:val="20"/>
-        </w:rPr>
-        <w:t>space</w:t>
-      </w:r>
-      <w:r>
-        <w:rPr>
-          <w:rFonts w:ascii="Arial" w:hAnsi="Arial" w:eastAsia="Microsoft YaHei"/>
-          <w:b w:val="0"/>
-          <w:sz w:val="22"/>
-        </w:rPr>
-        <w:t xml:space="preserve"> 字段区分即可，查询时按 space 过滤。单表简单、不易乱，V1.0 阶段绝对够用。</w:t>
-      </w:r>
-    </w:p>
-    <w:p>
-      <w:r>
-        <w:rPr>
-          <w:rFonts w:ascii="Arial" w:hAnsi="Arial" w:eastAsia="Microsoft YaHei"/>
-          <w:b/>
-          <w:sz w:val="22"/>
-        </w:rPr>
-        <w:t>为什么另设 settings 表？</w:t>
-      </w:r>
-      <w:r>
-        <w:rPr>
-          <w:rFonts w:ascii="Arial" w:hAnsi="Arial" w:eastAsia="Microsoft YaHei"/>
-          <w:b w:val="0"/>
-          <w:sz w:val="22"/>
-        </w:rPr>
-        <w:t xml:space="preserve"> 项目死规定禁用 localStorage，而"日/夜主题选择""上次导出时间"这类小设置也需要持久化，所以开一个极简的键值对表：</w:t>
-      </w:r>
-    </w:p>
-    <w:tbl>
-      <w:tblPr>
-        <w:tblStyle w:val="LightGrid-Accent1"/>
-        <w:tblW w:type="auto" w:w="0"/>
-        <w:tblLook w:firstColumn="1" w:firstRow="1" w:lastColumn="0" w:lastRow="0" w:noHBand="0" w:noVBand="1" w:val="04A0"/>
-      </w:tblPr>
-      <w:tblGrid>
-        <w:gridCol w:w="2880"/>
-        <w:gridCol w:w="2880"/>
-        <w:gridCol w:w="2880"/>
-      </w:tblGrid>
-      <w:tr>
-        <w:tc>
-          <w:tcPr>
-            <w:tcW w:type="dxa" w:w="2880"/>
-          </w:tcPr>
-          <w:p>
-            <w:r/>
-            <w:r>
-              <w:rPr>
-                <w:rFonts w:ascii="Arial" w:hAnsi="Arial" w:eastAsia="Microsoft YaHei"/>
-                <w:b/>
-                <w:sz w:val="20"/>
-              </w:rPr>
-              <w:t>key</w:t>
-            </w:r>
-          </w:p>
-        </w:tc>
-        <w:tc>
-          <w:tcPr>
-            <w:tcW w:type="dxa" w:w="2880"/>
-          </w:tcPr>
-          <w:p>
-            <w:r/>
-            <w:r>
-              <w:rPr>
-                <w:rFonts w:ascii="Arial" w:hAnsi="Arial" w:eastAsia="Microsoft YaHei"/>
-                <w:b/>
-                <w:sz w:val="20"/>
-              </w:rPr>
-              <w:t>value 示例</w:t>
-            </w:r>
-          </w:p>
-        </w:tc>
-        <w:tc>
-          <w:tcPr>
-            <w:tcW w:type="dxa" w:w="2880"/>
-          </w:tcPr>
-          <w:p>
-            <w:r/>
-            <w:r>
-              <w:rPr>
-                <w:rFonts w:ascii="Arial" w:hAnsi="Arial" w:eastAsia="Microsoft YaHei"/>
-                <w:b/>
-                <w:sz w:val="20"/>
-              </w:rPr>
-              <w:t>说明</w:t>
-            </w:r>
-          </w:p>
-        </w:tc>
-      </w:tr>
-      <w:tr>
-        <w:tc>
-          <w:tcPr>
-            <w:tcW w:type="dxa" w:w="2880"/>
-          </w:tcPr>
-          <w:p>
-            <w:r/>
-            <w:r>
-              <w:rPr>
-                <w:rFonts w:ascii="Consolas" w:hAnsi="Consolas" w:eastAsia="Consolas"/>
-                <w:b w:val="0"/>
-                <w:sz w:val="18"/>
-              </w:rPr>
-              <w:t>theme</w:t>
-            </w:r>
-          </w:p>
-        </w:tc>
-        <w:tc>
-          <w:tcPr>
-            <w:tcW w:type="dxa" w:w="2880"/>
-          </w:tcPr>
-          <w:p>
-            <w:r/>
-            <w:r>
-              <w:rPr>
-                <w:rFonts w:ascii="Consolas" w:hAnsi="Consolas" w:eastAsia="Consolas"/>
-                <w:b w:val="0"/>
-                <w:sz w:val="18"/>
-              </w:rPr>
-              <w:t>'light'</w:t>
-            </w:r>
-            <w:r>
-              <w:rPr>
-                <w:rFonts w:ascii="Arial" w:hAnsi="Arial" w:eastAsia="Microsoft YaHei"/>
-                <w:b w:val="0"/>
-                <w:sz w:val="20"/>
-              </w:rPr>
-              <w:t xml:space="preserve"> / </w:t>
-            </w:r>
-            <w:r>
-              <w:rPr>
-                <w:rFonts w:ascii="Consolas" w:hAnsi="Consolas" w:eastAsia="Consolas"/>
-                <w:b w:val="0"/>
-                <w:sz w:val="18"/>
-              </w:rPr>
-              <w:t>'dark'</w:t>
-            </w:r>
-          </w:p>
-        </w:tc>
-        <w:tc>
-          <w:tcPr>
-            <w:tcW w:type="dxa" w:w="2880"/>
-          </w:tcPr>
-          <w:p>
-            <w:r/>
-            <w:r>
-              <w:rPr>
-                <w:rFonts w:ascii="Arial" w:hAnsi="Arial" w:eastAsia="Microsoft YaHei"/>
-                <w:b w:val="0"/>
-                <w:sz w:val="20"/>
-              </w:rPr>
-              <w:t>日/夜模式，启动时读取</w:t>
-            </w:r>
-          </w:p>
-        </w:tc>
-      </w:tr>
-      <w:tr>
-        <w:tc>
-          <w:tcPr>
-            <w:tcW w:type="dxa" w:w="2880"/>
-          </w:tcPr>
-          <w:p>
-            <w:r/>
-            <w:r>
-              <w:rPr>
-                <w:rFonts w:ascii="Consolas" w:hAnsi="Consolas" w:eastAsia="Consolas"/>
-                <w:b w:val="0"/>
-                <w:sz w:val="18"/>
-              </w:rPr>
-              <w:t>lastExportAt</w:t>
-            </w:r>
-          </w:p>
-        </w:tc>
-        <w:tc>
-          <w:tcPr>
-            <w:tcW w:type="dxa" w:w="2880"/>
-          </w:tcPr>
-          <w:p>
-            <w:r/>
-            <w:r>
-              <w:rPr>
-                <w:rFonts w:ascii="Consolas" w:hAnsi="Consolas" w:eastAsia="Consolas"/>
-                <w:b w:val="0"/>
-                <w:sz w:val="18"/>
-              </w:rPr>
-              <w:t>1761800000000</w:t>
-            </w:r>
-          </w:p>
-        </w:tc>
-        <w:tc>
-          <w:tcPr>
-            <w:tcW w:type="dxa" w:w="2880"/>
-          </w:tcPr>
-          <w:p>
-            <w:r/>
-            <w:r>
-              <w:rPr>
-                <w:rFonts w:ascii="Arial" w:hAnsi="Arial" w:eastAsia="Microsoft YaHei"/>
-                <w:b w:val="0"/>
-                <w:sz w:val="20"/>
-              </w:rPr>
-              <w:t>上次导出时间戳，用于"距上次导出 X 天"提醒</w:t>
-            </w:r>
-          </w:p>
-        </w:tc>
-      </w:tr>
-      <w:tr>
-        <w:tc>
-          <w:tcPr>
-            <w:tcW w:type="dxa" w:w="2880"/>
-          </w:tcPr>
-          <w:p>
-            <w:r/>
-            <w:r>
-              <w:rPr>
-                <w:rFonts w:ascii="Consolas" w:hAnsi="Consolas" w:eastAsia="Consolas"/>
-                <w:b w:val="0"/>
-                <w:sz w:val="18"/>
-              </w:rPr>
-              <w:t>lastBackupHash</w:t>
-            </w:r>
-          </w:p>
-        </w:tc>
-        <w:tc>
-          <w:tcPr>
-            <w:tcW w:type="dxa" w:w="2880"/>
-          </w:tcPr>
-          <w:p>
-            <w:r/>
-            <w:r>
-              <w:rPr>
-                <w:rFonts w:ascii="Consolas" w:hAnsi="Consolas" w:eastAsia="Consolas"/>
-                <w:b w:val="0"/>
-                <w:sz w:val="18"/>
-              </w:rPr>
-              <w:t>'a3f9c2...'</w:t>
-            </w:r>
-          </w:p>
-        </w:tc>
-        <w:tc>
-          <w:tcPr>
-            <w:tcW w:type="dxa" w:w="2880"/>
-          </w:tcPr>
-          <w:p>
-            <w:r/>
-            <w:r>
-              <w:rPr>
-                <w:rFonts w:ascii="Arial" w:hAnsi="Arial" w:eastAsia="Microsoft YaHei"/>
-                <w:b w:val="0"/>
-                <w:sz w:val="20"/>
-              </w:rPr>
-              <w:t>上次备份数据的 hash，用于变更检测：数据没变就不重复备份</w:t>
-            </w:r>
-          </w:p>
-        </w:tc>
-      </w:tr>
-      <w:tr>
-        <w:tc>
-          <w:tcPr>
-            <w:tcW w:type="dxa" w:w="2880"/>
-          </w:tcPr>
-          <w:p>
-            <w:r/>
-            <w:r>
-              <w:rPr>
-                <w:rFonts w:ascii="Consolas" w:hAnsi="Consolas" w:eastAsia="Consolas"/>
-                <w:b w:val="0"/>
-                <w:sz w:val="18"/>
-              </w:rPr>
-              <w:t>lastArchiveAt</w:t>
-            </w:r>
-          </w:p>
-        </w:tc>
-        <w:tc>
-          <w:tcPr>
-            <w:tcW w:type="dxa" w:w="2880"/>
-          </w:tcPr>
-          <w:p>
-            <w:r/>
-            <w:r>
-              <w:rPr>
-                <w:rFonts w:ascii="Consolas" w:hAnsi="Consolas" w:eastAsia="Consolas"/>
-                <w:b w:val="0"/>
-                <w:sz w:val="18"/>
-              </w:rPr>
-              <w:t>1761800000000</w:t>
-            </w:r>
-          </w:p>
-        </w:tc>
-        <w:tc>
-          <w:tcPr>
-            <w:tcW w:type="dxa" w:w="2880"/>
-          </w:tcPr>
-          <w:p>
-            <w:r/>
-            <w:r>
-              <w:rPr>
-                <w:rFonts w:ascii="Arial" w:hAnsi="Arial" w:eastAsia="Microsoft YaHei"/>
-                <w:b w:val="0"/>
-                <w:sz w:val="20"/>
-              </w:rPr>
-              <w:t>上次归档时间戳，用于"每 7 天归档一份带日期备份"</w:t>
-            </w:r>
-          </w:p>
-        </w:tc>
-      </w:tr>
-      <w:tr>
-        <w:tc>
-          <w:tcPr>
-            <w:tcW w:type="dxa" w:w="2880"/>
-          </w:tcPr>
-          <w:p>
-            <w:r/>
-            <w:r>
-              <w:rPr>
-                <w:rFonts w:ascii="Consolas" w:hAnsi="Consolas" w:eastAsia="Consolas"/>
-                <w:b w:val="0"/>
-                <w:sz w:val="18"/>
-              </w:rPr>
-              <w:t>backupDirHandle</w:t>
-            </w:r>
-          </w:p>
-        </w:tc>
-        <w:tc>
-          <w:tcPr>
-            <w:tcW w:type="dxa" w:w="2880"/>
-          </w:tcPr>
-          <w:p>
-            <w:r/>
-            <w:r>
-              <w:rPr>
-                <w:rFonts w:ascii="Arial" w:hAnsi="Arial" w:eastAsia="Microsoft YaHei"/>
-                <w:b w:val="0"/>
-                <w:sz w:val="20"/>
-              </w:rPr>
-              <w:t>FileSystemDirectoryHandle</w:t>
-            </w:r>
-          </w:p>
-        </w:tc>
-        <w:tc>
-          <w:tcPr>
-            <w:tcW w:type="dxa" w:w="2880"/>
-          </w:tcPr>
-          <w:p>
-            <w:r/>
-            <w:r>
-              <w:rPr>
-                <w:rFonts w:ascii="Arial" w:hAnsi="Arial" w:eastAsia="Microsoft YaHei"/>
-                <w:b w:val="0"/>
-                <w:sz w:val="20"/>
-              </w:rPr>
-              <w:t>Chrome/Edge 授权的备份文件夹句柄（句柄可以直接存 IndexedDB），实现静默覆盖写入 latest.json</w:t>
+              <w:t>全部键值设置</w:t>
             </w:r>
           </w:p>
         </w:tc>
@@ -768,1195 +685,7 @@
           <w:color w:val="1D1D1F"/>
           <w:sz w:val="26"/>
         </w:rPr>
-        <w:t>1.2 字段定义（全量版）</w:t>
-      </w:r>
-    </w:p>
-    <w:tbl>
-      <w:tblPr>
-        <w:tblStyle w:val="LightGrid-Accent1"/>
-        <w:tblW w:type="auto" w:w="0"/>
-        <w:tblLook w:firstColumn="1" w:firstRow="1" w:lastColumn="0" w:lastRow="0" w:noHBand="0" w:noVBand="1" w:val="04A0"/>
-      </w:tblPr>
-      <w:tblGrid>
-        <w:gridCol w:w="1728"/>
-        <w:gridCol w:w="1728"/>
-        <w:gridCol w:w="1728"/>
-        <w:gridCol w:w="1728"/>
-        <w:gridCol w:w="1728"/>
-      </w:tblGrid>
-      <w:tr>
-        <w:tc>
-          <w:tcPr>
-            <w:tcW w:type="dxa" w:w="1728"/>
-          </w:tcPr>
-          <w:p>
-            <w:r/>
-            <w:r>
-              <w:rPr>
-                <w:rFonts w:ascii="Arial" w:hAnsi="Arial" w:eastAsia="Microsoft YaHei"/>
-                <w:b/>
-                <w:sz w:val="20"/>
-              </w:rPr>
-              <w:t>字段</w:t>
-            </w:r>
-          </w:p>
-        </w:tc>
-        <w:tc>
-          <w:tcPr>
-            <w:tcW w:type="dxa" w:w="1728"/>
-          </w:tcPr>
-          <w:p>
-            <w:r/>
-            <w:r>
-              <w:rPr>
-                <w:rFonts w:ascii="Arial" w:hAnsi="Arial" w:eastAsia="Microsoft YaHei"/>
-                <w:b/>
-                <w:sz w:val="20"/>
-              </w:rPr>
-              <w:t>类型</w:t>
-            </w:r>
-          </w:p>
-        </w:tc>
-        <w:tc>
-          <w:tcPr>
-            <w:tcW w:type="dxa" w:w="1728"/>
-          </w:tcPr>
-          <w:p>
-            <w:r/>
-            <w:r>
-              <w:rPr>
-                <w:rFonts w:ascii="Arial" w:hAnsi="Arial" w:eastAsia="Microsoft YaHei"/>
-                <w:b/>
-                <w:sz w:val="20"/>
-              </w:rPr>
-              <w:t>必填</w:t>
-            </w:r>
-          </w:p>
-        </w:tc>
-        <w:tc>
-          <w:tcPr>
-            <w:tcW w:type="dxa" w:w="1728"/>
-          </w:tcPr>
-          <w:p>
-            <w:r/>
-            <w:r>
-              <w:rPr>
-                <w:rFonts w:ascii="Arial" w:hAnsi="Arial" w:eastAsia="Microsoft YaHei"/>
-                <w:b/>
-                <w:sz w:val="20"/>
-              </w:rPr>
-              <w:t>默认值</w:t>
-            </w:r>
-          </w:p>
-        </w:tc>
-        <w:tc>
-          <w:tcPr>
-            <w:tcW w:type="dxa" w:w="1728"/>
-          </w:tcPr>
-          <w:p>
-            <w:r/>
-            <w:r>
-              <w:rPr>
-                <w:rFonts w:ascii="Arial" w:hAnsi="Arial" w:eastAsia="Microsoft YaHei"/>
-                <w:b/>
-                <w:sz w:val="20"/>
-              </w:rPr>
-              <w:t>说明</w:t>
-            </w:r>
-          </w:p>
-        </w:tc>
-      </w:tr>
-      <w:tr>
-        <w:tc>
-          <w:tcPr>
-            <w:tcW w:type="dxa" w:w="1728"/>
-          </w:tcPr>
-          <w:p>
-            <w:r/>
-            <w:r>
-              <w:rPr>
-                <w:rFonts w:ascii="Consolas" w:hAnsi="Consolas" w:eastAsia="Consolas"/>
-                <w:b w:val="0"/>
-                <w:sz w:val="18"/>
-              </w:rPr>
-              <w:t>id</w:t>
-            </w:r>
-          </w:p>
-        </w:tc>
-        <w:tc>
-          <w:tcPr>
-            <w:tcW w:type="dxa" w:w="1728"/>
-          </w:tcPr>
-          <w:p>
-            <w:r/>
-            <w:r>
-              <w:rPr>
-                <w:rFonts w:ascii="Arial" w:hAnsi="Arial" w:eastAsia="Microsoft YaHei"/>
-                <w:b w:val="0"/>
-                <w:sz w:val="20"/>
-              </w:rPr>
-              <w:t>number</w:t>
-            </w:r>
-          </w:p>
-        </w:tc>
-        <w:tc>
-          <w:tcPr>
-            <w:tcW w:type="dxa" w:w="1728"/>
-          </w:tcPr>
-          <w:p>
-            <w:r/>
-            <w:r>
-              <w:rPr>
-                <w:rFonts w:ascii="Arial" w:hAnsi="Arial" w:eastAsia="Microsoft YaHei"/>
-                <w:b w:val="0"/>
-                <w:sz w:val="20"/>
-              </w:rPr>
-              <w:t>是</w:t>
-            </w:r>
-          </w:p>
-        </w:tc>
-        <w:tc>
-          <w:tcPr>
-            <w:tcW w:type="dxa" w:w="1728"/>
-          </w:tcPr>
-          <w:p>
-            <w:r/>
-            <w:r>
-              <w:rPr>
-                <w:rFonts w:ascii="Consolas" w:hAnsi="Consolas" w:eastAsia="Consolas"/>
-                <w:b w:val="0"/>
-                <w:sz w:val="18"/>
-              </w:rPr>
-              <w:t>Date.now()</w:t>
-            </w:r>
-          </w:p>
-        </w:tc>
-        <w:tc>
-          <w:tcPr>
-            <w:tcW w:type="dxa" w:w="1728"/>
-          </w:tcPr>
-          <w:p>
-            <w:r/>
-            <w:r>
-              <w:rPr>
-                <w:rFonts w:ascii="Arial" w:hAnsi="Arial" w:eastAsia="Microsoft YaHei"/>
-                <w:b w:val="0"/>
-                <w:sz w:val="20"/>
-              </w:rPr>
-              <w:t>时间戳主键，创建时生成</w:t>
-            </w:r>
-          </w:p>
-        </w:tc>
-      </w:tr>
-      <w:tr>
-        <w:tc>
-          <w:tcPr>
-            <w:tcW w:type="dxa" w:w="1728"/>
-          </w:tcPr>
-          <w:p>
-            <w:r/>
-            <w:r>
-              <w:rPr>
-                <w:rFonts w:ascii="Consolas" w:hAnsi="Consolas" w:eastAsia="Consolas"/>
-                <w:b w:val="0"/>
-                <w:sz w:val="18"/>
-              </w:rPr>
-              <w:t>space</w:t>
-            </w:r>
-          </w:p>
-        </w:tc>
-        <w:tc>
-          <w:tcPr>
-            <w:tcW w:type="dxa" w:w="1728"/>
-          </w:tcPr>
-          <w:p>
-            <w:r/>
-            <w:r>
-              <w:rPr>
-                <w:rFonts w:ascii="Arial" w:hAnsi="Arial" w:eastAsia="Microsoft YaHei"/>
-                <w:b w:val="0"/>
-                <w:sz w:val="20"/>
-              </w:rPr>
-              <w:t>string</w:t>
-            </w:r>
-          </w:p>
-        </w:tc>
-        <w:tc>
-          <w:tcPr>
-            <w:tcW w:type="dxa" w:w="1728"/>
-          </w:tcPr>
-          <w:p>
-            <w:r/>
-            <w:r>
-              <w:rPr>
-                <w:rFonts w:ascii="Arial" w:hAnsi="Arial" w:eastAsia="Microsoft YaHei"/>
-                <w:b w:val="0"/>
-                <w:sz w:val="20"/>
-              </w:rPr>
-              <w:t>是</w:t>
-            </w:r>
-          </w:p>
-        </w:tc>
-        <w:tc>
-          <w:tcPr>
-            <w:tcW w:type="dxa" w:w="1728"/>
-          </w:tcPr>
-          <w:p>
-            <w:r/>
-            <w:r>
-              <w:rPr>
-                <w:rFonts w:ascii="Consolas" w:hAnsi="Consolas" w:eastAsia="Consolas"/>
-                <w:b w:val="0"/>
-                <w:sz w:val="18"/>
-              </w:rPr>
-              <w:t>'workspace'</w:t>
-            </w:r>
-          </w:p>
-        </w:tc>
-        <w:tc>
-          <w:tcPr>
-            <w:tcW w:type="dxa" w:w="1728"/>
-          </w:tcPr>
-          <w:p>
-            <w:r/>
-            <w:r>
-              <w:rPr>
-                <w:rFonts w:ascii="Arial" w:hAnsi="Arial" w:eastAsia="Microsoft YaHei"/>
-                <w:b w:val="0"/>
-                <w:sz w:val="20"/>
-              </w:rPr>
-              <w:t>空间归属：</w:t>
-            </w:r>
-            <w:r>
-              <w:rPr>
-                <w:rFonts w:ascii="Consolas" w:hAnsi="Consolas" w:eastAsia="Consolas"/>
-                <w:b w:val="0"/>
-                <w:sz w:val="18"/>
-              </w:rPr>
-              <w:t>'cold'</w:t>
-            </w:r>
-            <w:r>
-              <w:rPr>
-                <w:rFonts w:ascii="Arial" w:hAnsi="Arial" w:eastAsia="Microsoft YaHei"/>
-                <w:b w:val="0"/>
-                <w:sz w:val="20"/>
-              </w:rPr>
-              <w:t xml:space="preserve"> 冷库 / </w:t>
-            </w:r>
-            <w:r>
-              <w:rPr>
-                <w:rFonts w:ascii="Consolas" w:hAnsi="Consolas" w:eastAsia="Consolas"/>
-                <w:b w:val="0"/>
-                <w:sz w:val="18"/>
-              </w:rPr>
-              <w:t>'workspace'</w:t>
-            </w:r>
-            <w:r>
-              <w:rPr>
-                <w:rFonts w:ascii="Arial" w:hAnsi="Arial" w:eastAsia="Microsoft YaHei"/>
-                <w:b w:val="0"/>
-                <w:sz w:val="20"/>
-              </w:rPr>
-              <w:t xml:space="preserve"> 工作台 / </w:t>
-            </w:r>
-            <w:r>
-              <w:rPr>
-                <w:rFonts w:ascii="Consolas" w:hAnsi="Consolas" w:eastAsia="Consolas"/>
-                <w:b w:val="0"/>
-                <w:sz w:val="18"/>
-              </w:rPr>
-              <w:t>'core'</w:t>
-            </w:r>
-            <w:r>
-              <w:rPr>
-                <w:rFonts w:ascii="Arial" w:hAnsi="Arial" w:eastAsia="Microsoft YaHei"/>
-                <w:b w:val="0"/>
-                <w:sz w:val="20"/>
-              </w:rPr>
-              <w:t xml:space="preserve"> 内核</w:t>
-            </w:r>
-          </w:p>
-        </w:tc>
-      </w:tr>
-      <w:tr>
-        <w:tc>
-          <w:tcPr>
-            <w:tcW w:type="dxa" w:w="1728"/>
-          </w:tcPr>
-          <w:p>
-            <w:r/>
-            <w:r>
-              <w:rPr>
-                <w:rFonts w:ascii="Consolas" w:hAnsi="Consolas" w:eastAsia="Consolas"/>
-                <w:b w:val="0"/>
-                <w:sz w:val="18"/>
-              </w:rPr>
-              <w:t>type</w:t>
-            </w:r>
-          </w:p>
-        </w:tc>
-        <w:tc>
-          <w:tcPr>
-            <w:tcW w:type="dxa" w:w="1728"/>
-          </w:tcPr>
-          <w:p>
-            <w:r/>
-            <w:r>
-              <w:rPr>
-                <w:rFonts w:ascii="Arial" w:hAnsi="Arial" w:eastAsia="Microsoft YaHei"/>
-                <w:b w:val="0"/>
-                <w:sz w:val="20"/>
-              </w:rPr>
-              <w:t>string</w:t>
-            </w:r>
-          </w:p>
-        </w:tc>
-        <w:tc>
-          <w:tcPr>
-            <w:tcW w:type="dxa" w:w="1728"/>
-          </w:tcPr>
-          <w:p>
-            <w:r/>
-            <w:r>
-              <w:rPr>
-                <w:rFonts w:ascii="Arial" w:hAnsi="Arial" w:eastAsia="Microsoft YaHei"/>
-                <w:b w:val="0"/>
-                <w:sz w:val="20"/>
-              </w:rPr>
-              <w:t>是</w:t>
-            </w:r>
-          </w:p>
-        </w:tc>
-        <w:tc>
-          <w:tcPr>
-            <w:tcW w:type="dxa" w:w="1728"/>
-          </w:tcPr>
-          <w:p>
-            <w:r/>
-            <w:r>
-              <w:rPr>
-                <w:rFonts w:ascii="Consolas" w:hAnsi="Consolas" w:eastAsia="Consolas"/>
-                <w:b w:val="0"/>
-                <w:sz w:val="18"/>
-              </w:rPr>
-              <w:t>'text'</w:t>
-            </w:r>
-          </w:p>
-        </w:tc>
-        <w:tc>
-          <w:tcPr>
-            <w:tcW w:type="dxa" w:w="1728"/>
-          </w:tcPr>
-          <w:p>
-            <w:r/>
-            <w:r>
-              <w:rPr>
-                <w:rFonts w:ascii="Arial" w:hAnsi="Arial" w:eastAsia="Microsoft YaHei"/>
-                <w:b w:val="0"/>
-                <w:sz w:val="20"/>
-              </w:rPr>
-              <w:t>素材类型：</w:t>
-            </w:r>
-            <w:r>
-              <w:rPr>
-                <w:rFonts w:ascii="Consolas" w:hAnsi="Consolas" w:eastAsia="Consolas"/>
-                <w:b w:val="0"/>
-                <w:sz w:val="18"/>
-              </w:rPr>
-              <w:t>'text'</w:t>
-            </w:r>
-            <w:r>
-              <w:rPr>
-                <w:rFonts w:ascii="Arial" w:hAnsi="Arial" w:eastAsia="Microsoft YaHei"/>
-                <w:b w:val="0"/>
-                <w:sz w:val="20"/>
-              </w:rPr>
-              <w:t xml:space="preserve"> / </w:t>
-            </w:r>
-            <w:r>
-              <w:rPr>
-                <w:rFonts w:ascii="Consolas" w:hAnsi="Consolas" w:eastAsia="Consolas"/>
-                <w:b w:val="0"/>
-                <w:sz w:val="18"/>
-              </w:rPr>
-              <w:t>'image'</w:t>
-            </w:r>
-            <w:r>
-              <w:rPr>
-                <w:rFonts w:ascii="Arial" w:hAnsi="Arial" w:eastAsia="Microsoft YaHei"/>
-                <w:b w:val="0"/>
-                <w:sz w:val="20"/>
-              </w:rPr>
-              <w:t xml:space="preserve"> / </w:t>
-            </w:r>
-            <w:r>
-              <w:rPr>
-                <w:rFonts w:ascii="Consolas" w:hAnsi="Consolas" w:eastAsia="Consolas"/>
-                <w:b w:val="0"/>
-                <w:sz w:val="18"/>
-              </w:rPr>
-              <w:t>'link'</w:t>
-            </w:r>
-            <w:r>
-              <w:rPr>
-                <w:rFonts w:ascii="Arial" w:hAnsi="Arial" w:eastAsia="Microsoft YaHei"/>
-                <w:b w:val="0"/>
-                <w:sz w:val="20"/>
-              </w:rPr>
-              <w:t xml:space="preserve"> / </w:t>
-            </w:r>
-            <w:r>
-              <w:rPr>
-                <w:rFonts w:ascii="Consolas" w:hAnsi="Consolas" w:eastAsia="Consolas"/>
-                <w:b w:val="0"/>
-                <w:sz w:val="18"/>
-              </w:rPr>
-              <w:t>'audio'</w:t>
-            </w:r>
-          </w:p>
-        </w:tc>
-      </w:tr>
-      <w:tr>
-        <w:tc>
-          <w:tcPr>
-            <w:tcW w:type="dxa" w:w="1728"/>
-          </w:tcPr>
-          <w:p>
-            <w:r/>
-            <w:r>
-              <w:rPr>
-                <w:rFonts w:ascii="Consolas" w:hAnsi="Consolas" w:eastAsia="Consolas"/>
-                <w:b w:val="0"/>
-                <w:sz w:val="18"/>
-              </w:rPr>
-              <w:t>content</w:t>
-            </w:r>
-          </w:p>
-        </w:tc>
-        <w:tc>
-          <w:tcPr>
-            <w:tcW w:type="dxa" w:w="1728"/>
-          </w:tcPr>
-          <w:p>
-            <w:r/>
-            <w:r>
-              <w:rPr>
-                <w:rFonts w:ascii="Arial" w:hAnsi="Arial" w:eastAsia="Microsoft YaHei"/>
-                <w:b w:val="0"/>
-                <w:sz w:val="20"/>
-              </w:rPr>
-              <w:t>string</w:t>
-            </w:r>
-          </w:p>
-        </w:tc>
-        <w:tc>
-          <w:tcPr>
-            <w:tcW w:type="dxa" w:w="1728"/>
-          </w:tcPr>
-          <w:p>
-            <w:r/>
-            <w:r>
-              <w:rPr>
-                <w:rFonts w:ascii="Arial" w:hAnsi="Arial" w:eastAsia="Microsoft YaHei"/>
-                <w:b w:val="0"/>
-                <w:sz w:val="20"/>
-              </w:rPr>
-              <w:t>是</w:t>
-            </w:r>
-          </w:p>
-        </w:tc>
-        <w:tc>
-          <w:tcPr>
-            <w:tcW w:type="dxa" w:w="1728"/>
-          </w:tcPr>
-          <w:p>
-            <w:r/>
-            <w:r>
-              <w:rPr>
-                <w:rFonts w:ascii="Consolas" w:hAnsi="Consolas" w:eastAsia="Consolas"/>
-                <w:b w:val="0"/>
-                <w:sz w:val="18"/>
-              </w:rPr>
-              <w:t>''</w:t>
-            </w:r>
-          </w:p>
-        </w:tc>
-        <w:tc>
-          <w:tcPr>
-            <w:tcW w:type="dxa" w:w="1728"/>
-          </w:tcPr>
-          <w:p>
-            <w:r/>
-            <w:r>
-              <w:rPr>
-                <w:rFonts w:ascii="Arial" w:hAnsi="Arial" w:eastAsia="Microsoft YaHei"/>
-                <w:b w:val="0"/>
-                <w:sz w:val="20"/>
-              </w:rPr>
-              <w:t>正文内容（灵感文字/通感评论）</w:t>
-            </w:r>
-          </w:p>
-        </w:tc>
-      </w:tr>
-      <w:tr>
-        <w:tc>
-          <w:tcPr>
-            <w:tcW w:type="dxa" w:w="1728"/>
-          </w:tcPr>
-          <w:p>
-            <w:r/>
-            <w:r>
-              <w:rPr>
-                <w:rFonts w:ascii="Consolas" w:hAnsi="Consolas" w:eastAsia="Consolas"/>
-                <w:b w:val="0"/>
-                <w:sz w:val="18"/>
-              </w:rPr>
-              <w:t>tags</w:t>
-            </w:r>
-          </w:p>
-        </w:tc>
-        <w:tc>
-          <w:tcPr>
-            <w:tcW w:type="dxa" w:w="1728"/>
-          </w:tcPr>
-          <w:p>
-            <w:r/>
-            <w:r>
-              <w:rPr>
-                <w:rFonts w:ascii="Arial" w:hAnsi="Arial" w:eastAsia="Microsoft YaHei"/>
-                <w:b w:val="0"/>
-                <w:sz w:val="20"/>
-              </w:rPr>
-              <w:t>array</w:t>
-            </w:r>
-          </w:p>
-        </w:tc>
-        <w:tc>
-          <w:tcPr>
-            <w:tcW w:type="dxa" w:w="1728"/>
-          </w:tcPr>
-          <w:p>
-            <w:r/>
-            <w:r>
-              <w:rPr>
-                <w:rFonts w:ascii="Arial" w:hAnsi="Arial" w:eastAsia="Microsoft YaHei"/>
-                <w:b w:val="0"/>
-                <w:sz w:val="20"/>
-              </w:rPr>
-              <w:t>否</w:t>
-            </w:r>
-          </w:p>
-        </w:tc>
-        <w:tc>
-          <w:tcPr>
-            <w:tcW w:type="dxa" w:w="1728"/>
-          </w:tcPr>
-          <w:p>
-            <w:r/>
-            <w:r>
-              <w:rPr>
-                <w:rFonts w:ascii="Consolas" w:hAnsi="Consolas" w:eastAsia="Consolas"/>
-                <w:b w:val="0"/>
-                <w:sz w:val="18"/>
-              </w:rPr>
-              <w:t>[]</w:t>
-            </w:r>
-          </w:p>
-        </w:tc>
-        <w:tc>
-          <w:tcPr>
-            <w:tcW w:type="dxa" w:w="1728"/>
-          </w:tcPr>
-          <w:p>
-            <w:r/>
-            <w:r>
-              <w:rPr>
-                <w:rFonts w:ascii="Arial" w:hAnsi="Arial" w:eastAsia="Microsoft YaHei"/>
-                <w:b w:val="0"/>
-                <w:sz w:val="20"/>
-              </w:rPr>
-              <w:t xml:space="preserve">标签数组，如 </w:t>
-            </w:r>
-            <w:r>
-              <w:rPr>
-                <w:rFonts w:ascii="Consolas" w:hAnsi="Consolas" w:eastAsia="Consolas"/>
-                <w:b w:val="0"/>
-                <w:sz w:val="18"/>
-              </w:rPr>
-              <w:t>["科幻","待用"]</w:t>
-            </w:r>
-          </w:p>
-        </w:tc>
-      </w:tr>
-      <w:tr>
-        <w:tc>
-          <w:tcPr>
-            <w:tcW w:type="dxa" w:w="1728"/>
-          </w:tcPr>
-          <w:p>
-            <w:r/>
-            <w:r>
-              <w:rPr>
-                <w:rFonts w:ascii="Consolas" w:hAnsi="Consolas" w:eastAsia="Consolas"/>
-                <w:b w:val="0"/>
-                <w:sz w:val="18"/>
-              </w:rPr>
-              <w:t>image</w:t>
-            </w:r>
-          </w:p>
-        </w:tc>
-        <w:tc>
-          <w:tcPr>
-            <w:tcW w:type="dxa" w:w="1728"/>
-          </w:tcPr>
-          <w:p>
-            <w:r/>
-            <w:r>
-              <w:rPr>
-                <w:rFonts w:ascii="Arial" w:hAnsi="Arial" w:eastAsia="Microsoft YaHei"/>
-                <w:b w:val="0"/>
-                <w:sz w:val="20"/>
-              </w:rPr>
-              <w:t>string</w:t>
-            </w:r>
-          </w:p>
-        </w:tc>
-        <w:tc>
-          <w:tcPr>
-            <w:tcW w:type="dxa" w:w="1728"/>
-          </w:tcPr>
-          <w:p>
-            <w:r/>
-            <w:r>
-              <w:rPr>
-                <w:rFonts w:ascii="Arial" w:hAnsi="Arial" w:eastAsia="Microsoft YaHei"/>
-                <w:b w:val="0"/>
-                <w:sz w:val="20"/>
-              </w:rPr>
-              <w:t>否</w:t>
-            </w:r>
-          </w:p>
-        </w:tc>
-        <w:tc>
-          <w:tcPr>
-            <w:tcW w:type="dxa" w:w="1728"/>
-          </w:tcPr>
-          <w:p>
-            <w:r/>
-            <w:r>
-              <w:rPr>
-                <w:rFonts w:ascii="Consolas" w:hAnsi="Consolas" w:eastAsia="Consolas"/>
-                <w:b w:val="0"/>
-                <w:sz w:val="18"/>
-              </w:rPr>
-              <w:t>null</w:t>
-            </w:r>
-          </w:p>
-        </w:tc>
-        <w:tc>
-          <w:tcPr>
-            <w:tcW w:type="dxa" w:w="1728"/>
-          </w:tcPr>
-          <w:p>
-            <w:r/>
-            <w:r>
-              <w:rPr>
-                <w:rFonts w:ascii="Arial" w:hAnsi="Arial" w:eastAsia="Microsoft YaHei"/>
-                <w:b w:val="0"/>
-                <w:sz w:val="20"/>
-              </w:rPr>
-              <w:t>图片的 Base64 字符串（Canvas 压缩后）</w:t>
-            </w:r>
-          </w:p>
-        </w:tc>
-      </w:tr>
-      <w:tr>
-        <w:tc>
-          <w:tcPr>
-            <w:tcW w:type="dxa" w:w="1728"/>
-          </w:tcPr>
-          <w:p>
-            <w:r/>
-            <w:r>
-              <w:rPr>
-                <w:rFonts w:ascii="Consolas" w:hAnsi="Consolas" w:eastAsia="Consolas"/>
-                <w:b w:val="0"/>
-                <w:sz w:val="18"/>
-              </w:rPr>
-              <w:t>parentId</w:t>
-            </w:r>
-          </w:p>
-        </w:tc>
-        <w:tc>
-          <w:tcPr>
-            <w:tcW w:type="dxa" w:w="1728"/>
-          </w:tcPr>
-          <w:p>
-            <w:r/>
-            <w:r>
-              <w:rPr>
-                <w:rFonts w:ascii="Arial" w:hAnsi="Arial" w:eastAsia="Microsoft YaHei"/>
-                <w:b w:val="0"/>
-                <w:sz w:val="20"/>
-              </w:rPr>
-              <w:t>number/null</w:t>
-            </w:r>
-          </w:p>
-        </w:tc>
-        <w:tc>
-          <w:tcPr>
-            <w:tcW w:type="dxa" w:w="1728"/>
-          </w:tcPr>
-          <w:p>
-            <w:r/>
-            <w:r>
-              <w:rPr>
-                <w:rFonts w:ascii="Arial" w:hAnsi="Arial" w:eastAsia="Microsoft YaHei"/>
-                <w:b w:val="0"/>
-                <w:sz w:val="20"/>
-              </w:rPr>
-              <w:t>否</w:t>
-            </w:r>
-          </w:p>
-        </w:tc>
-        <w:tc>
-          <w:tcPr>
-            <w:tcW w:type="dxa" w:w="1728"/>
-          </w:tcPr>
-          <w:p>
-            <w:r/>
-            <w:r>
-              <w:rPr>
-                <w:rFonts w:ascii="Consolas" w:hAnsi="Consolas" w:eastAsia="Consolas"/>
-                <w:b w:val="0"/>
-                <w:sz w:val="18"/>
-              </w:rPr>
-              <w:t>null</w:t>
-            </w:r>
-          </w:p>
-        </w:tc>
-        <w:tc>
-          <w:tcPr>
-            <w:tcW w:type="dxa" w:w="1728"/>
-          </w:tcPr>
-          <w:p>
-            <w:r/>
-            <w:r>
-              <w:rPr>
-                <w:rFonts w:ascii="Arial" w:hAnsi="Arial" w:eastAsia="Microsoft YaHei"/>
-                <w:b w:val="0"/>
-                <w:sz w:val="20"/>
-              </w:rPr>
-              <w:t>父级 id。null = 独立卡片；有值 = 被折叠进父级</w:t>
-            </w:r>
-          </w:p>
-        </w:tc>
-      </w:tr>
-      <w:tr>
-        <w:tc>
-          <w:tcPr>
-            <w:tcW w:type="dxa" w:w="1728"/>
-          </w:tcPr>
-          <w:p>
-            <w:r/>
-            <w:r>
-              <w:rPr>
-                <w:rFonts w:ascii="Consolas" w:hAnsi="Consolas" w:eastAsia="Consolas"/>
-                <w:b w:val="0"/>
-                <w:sz w:val="18"/>
-              </w:rPr>
-              <w:t>audioUrl</w:t>
-            </w:r>
-          </w:p>
-        </w:tc>
-        <w:tc>
-          <w:tcPr>
-            <w:tcW w:type="dxa" w:w="1728"/>
-          </w:tcPr>
-          <w:p>
-            <w:r/>
-            <w:r>
-              <w:rPr>
-                <w:rFonts w:ascii="Arial" w:hAnsi="Arial" w:eastAsia="Microsoft YaHei"/>
-                <w:b w:val="0"/>
-                <w:sz w:val="20"/>
-              </w:rPr>
-              <w:t>string</w:t>
-            </w:r>
-          </w:p>
-        </w:tc>
-        <w:tc>
-          <w:tcPr>
-            <w:tcW w:type="dxa" w:w="1728"/>
-          </w:tcPr>
-          <w:p>
-            <w:r/>
-            <w:r>
-              <w:rPr>
-                <w:rFonts w:ascii="Arial" w:hAnsi="Arial" w:eastAsia="Microsoft YaHei"/>
-                <w:b w:val="0"/>
-                <w:sz w:val="20"/>
-              </w:rPr>
-              <w:t>否</w:t>
-            </w:r>
-          </w:p>
-        </w:tc>
-        <w:tc>
-          <w:tcPr>
-            <w:tcW w:type="dxa" w:w="1728"/>
-          </w:tcPr>
-          <w:p>
-            <w:r/>
-            <w:r>
-              <w:rPr>
-                <w:rFonts w:ascii="Consolas" w:hAnsi="Consolas" w:eastAsia="Consolas"/>
-                <w:b w:val="0"/>
-                <w:sz w:val="18"/>
-              </w:rPr>
-              <w:t>null</w:t>
-            </w:r>
-          </w:p>
-        </w:tc>
-        <w:tc>
-          <w:tcPr>
-            <w:tcW w:type="dxa" w:w="1728"/>
-          </w:tcPr>
-          <w:p>
-            <w:r/>
-            <w:r>
-              <w:rPr>
-                <w:rFonts w:ascii="Arial" w:hAnsi="Arial" w:eastAsia="Microsoft YaHei"/>
-                <w:b w:val="0"/>
-                <w:sz w:val="20"/>
-              </w:rPr>
-              <w:t>音频直链（V2.1 音乐卡用，V1.0 先留字段）</w:t>
-            </w:r>
-          </w:p>
-        </w:tc>
-      </w:tr>
-      <w:tr>
-        <w:tc>
-          <w:tcPr>
-            <w:tcW w:type="dxa" w:w="1728"/>
-          </w:tcPr>
-          <w:p>
-            <w:r/>
-            <w:r>
-              <w:rPr>
-                <w:rFonts w:ascii="Consolas" w:hAnsi="Consolas" w:eastAsia="Consolas"/>
-                <w:b w:val="0"/>
-                <w:sz w:val="18"/>
-              </w:rPr>
-              <w:t>coverImg</w:t>
-            </w:r>
-          </w:p>
-        </w:tc>
-        <w:tc>
-          <w:tcPr>
-            <w:tcW w:type="dxa" w:w="1728"/>
-          </w:tcPr>
-          <w:p>
-            <w:r/>
-            <w:r>
-              <w:rPr>
-                <w:rFonts w:ascii="Arial" w:hAnsi="Arial" w:eastAsia="Microsoft YaHei"/>
-                <w:b w:val="0"/>
-                <w:sz w:val="20"/>
-              </w:rPr>
-              <w:t>string</w:t>
-            </w:r>
-          </w:p>
-        </w:tc>
-        <w:tc>
-          <w:tcPr>
-            <w:tcW w:type="dxa" w:w="1728"/>
-          </w:tcPr>
-          <w:p>
-            <w:r/>
-            <w:r>
-              <w:rPr>
-                <w:rFonts w:ascii="Arial" w:hAnsi="Arial" w:eastAsia="Microsoft YaHei"/>
-                <w:b w:val="0"/>
-                <w:sz w:val="20"/>
-              </w:rPr>
-              <w:t>否</w:t>
-            </w:r>
-          </w:p>
-        </w:tc>
-        <w:tc>
-          <w:tcPr>
-            <w:tcW w:type="dxa" w:w="1728"/>
-          </w:tcPr>
-          <w:p>
-            <w:r/>
-            <w:r>
-              <w:rPr>
-                <w:rFonts w:ascii="Consolas" w:hAnsi="Consolas" w:eastAsia="Consolas"/>
-                <w:b w:val="0"/>
-                <w:sz w:val="18"/>
-              </w:rPr>
-              <w:t>null</w:t>
-            </w:r>
-          </w:p>
-        </w:tc>
-        <w:tc>
-          <w:tcPr>
-            <w:tcW w:type="dxa" w:w="1728"/>
-          </w:tcPr>
-          <w:p>
-            <w:r/>
-            <w:r>
-              <w:rPr>
-                <w:rFonts w:ascii="Arial" w:hAnsi="Arial" w:eastAsia="Microsoft YaHei"/>
-                <w:b w:val="0"/>
-                <w:sz w:val="20"/>
-              </w:rPr>
-              <w:t>封面图 URL（同上）</w:t>
-            </w:r>
-          </w:p>
-        </w:tc>
-      </w:tr>
-      <w:tr>
-        <w:tc>
-          <w:tcPr>
-            <w:tcW w:type="dxa" w:w="1728"/>
-          </w:tcPr>
-          <w:p>
-            <w:r/>
-            <w:r>
-              <w:rPr>
-                <w:rFonts w:ascii="Consolas" w:hAnsi="Consolas" w:eastAsia="Consolas"/>
-                <w:b w:val="0"/>
-                <w:sz w:val="18"/>
-              </w:rPr>
-              <w:t>comments</w:t>
-            </w:r>
-          </w:p>
-        </w:tc>
-        <w:tc>
-          <w:tcPr>
-            <w:tcW w:type="dxa" w:w="1728"/>
-          </w:tcPr>
-          <w:p>
-            <w:r/>
-            <w:r>
-              <w:rPr>
-                <w:rFonts w:ascii="Arial" w:hAnsi="Arial" w:eastAsia="Microsoft YaHei"/>
-                <w:b w:val="0"/>
-                <w:sz w:val="20"/>
-              </w:rPr>
-              <w:t>string</w:t>
-            </w:r>
-          </w:p>
-        </w:tc>
-        <w:tc>
-          <w:tcPr>
-            <w:tcW w:type="dxa" w:w="1728"/>
-          </w:tcPr>
-          <w:p>
-            <w:r/>
-            <w:r>
-              <w:rPr>
-                <w:rFonts w:ascii="Arial" w:hAnsi="Arial" w:eastAsia="Microsoft YaHei"/>
-                <w:b w:val="0"/>
-                <w:sz w:val="20"/>
-              </w:rPr>
-              <w:t>否</w:t>
-            </w:r>
-          </w:p>
-        </w:tc>
-        <w:tc>
-          <w:tcPr>
-            <w:tcW w:type="dxa" w:w="1728"/>
-          </w:tcPr>
-          <w:p>
-            <w:r/>
-            <w:r>
-              <w:rPr>
-                <w:rFonts w:ascii="Consolas" w:hAnsi="Consolas" w:eastAsia="Consolas"/>
-                <w:b w:val="0"/>
-                <w:sz w:val="18"/>
-              </w:rPr>
-              <w:t>''</w:t>
-            </w:r>
-          </w:p>
-        </w:tc>
-        <w:tc>
-          <w:tcPr>
-            <w:tcW w:type="dxa" w:w="1728"/>
-          </w:tcPr>
-          <w:p>
-            <w:r/>
-            <w:r>
-              <w:rPr>
-                <w:rFonts w:ascii="Arial" w:hAnsi="Arial" w:eastAsia="Microsoft YaHei"/>
-                <w:b w:val="0"/>
-                <w:sz w:val="20"/>
-              </w:rPr>
-              <w:t>随想备注（同上）</w:t>
-            </w:r>
-          </w:p>
-        </w:tc>
-      </w:tr>
-      <w:tr>
-        <w:tc>
-          <w:tcPr>
-            <w:tcW w:type="dxa" w:w="1728"/>
-          </w:tcPr>
-          <w:p>
-            <w:r/>
-            <w:r>
-              <w:rPr>
-                <w:rFonts w:ascii="Consolas" w:hAnsi="Consolas" w:eastAsia="Consolas"/>
-                <w:b w:val="0"/>
-                <w:sz w:val="18"/>
-              </w:rPr>
-              <w:t>createdAt</w:t>
-            </w:r>
-          </w:p>
-        </w:tc>
-        <w:tc>
-          <w:tcPr>
-            <w:tcW w:type="dxa" w:w="1728"/>
-          </w:tcPr>
-          <w:p>
-            <w:r/>
-            <w:r>
-              <w:rPr>
-                <w:rFonts w:ascii="Arial" w:hAnsi="Arial" w:eastAsia="Microsoft YaHei"/>
-                <w:b w:val="0"/>
-                <w:sz w:val="20"/>
-              </w:rPr>
-              <w:t>number</w:t>
-            </w:r>
-          </w:p>
-        </w:tc>
-        <w:tc>
-          <w:tcPr>
-            <w:tcW w:type="dxa" w:w="1728"/>
-          </w:tcPr>
-          <w:p>
-            <w:r/>
-            <w:r>
-              <w:rPr>
-                <w:rFonts w:ascii="Arial" w:hAnsi="Arial" w:eastAsia="Microsoft YaHei"/>
-                <w:b w:val="0"/>
-                <w:sz w:val="20"/>
-              </w:rPr>
-              <w:t>是</w:t>
-            </w:r>
-          </w:p>
-        </w:tc>
-        <w:tc>
-          <w:tcPr>
-            <w:tcW w:type="dxa" w:w="1728"/>
-          </w:tcPr>
-          <w:p>
-            <w:r/>
-            <w:r>
-              <w:rPr>
-                <w:rFonts w:ascii="Consolas" w:hAnsi="Consolas" w:eastAsia="Consolas"/>
-                <w:b w:val="0"/>
-                <w:sz w:val="18"/>
-              </w:rPr>
-              <w:t>Date.now()</w:t>
-            </w:r>
-          </w:p>
-        </w:tc>
-        <w:tc>
-          <w:tcPr>
-            <w:tcW w:type="dxa" w:w="1728"/>
-          </w:tcPr>
-          <w:p>
-            <w:r/>
-            <w:r>
-              <w:rPr>
-                <w:rFonts w:ascii="Arial" w:hAnsi="Arial" w:eastAsia="Microsoft YaHei"/>
-                <w:b w:val="0"/>
-                <w:sz w:val="20"/>
-              </w:rPr>
-              <w:t>创建时间戳，用于排序</w:t>
-            </w:r>
-          </w:p>
-        </w:tc>
-      </w:tr>
-    </w:tbl>
-    <w:p/>
-    <w:p>
-      <w:pPr>
-        <w:spacing w:before="200" w:after="120"/>
-      </w:pPr>
-      <w:r>
-        <w:rPr>
-          <w:rFonts w:ascii="Arial" w:hAnsi="Arial" w:eastAsia="Microsoft YaHei"/>
-          <w:b/>
-          <w:color w:val="1D1D1F"/>
-          <w:sz w:val="26"/>
-        </w:rPr>
-        <w:t>1.3 V1.0 必须优先跑通的最小字段集</w:t>
-      </w:r>
-    </w:p>
-    <w:p>
-      <w:pPr>
-        <w:ind w:left="360"/>
-      </w:pPr>
-      <w:r>
-        <w:rPr>
-          <w:rFonts w:ascii="Arial" w:hAnsi="Arial" w:eastAsia="Microsoft YaHei"/>
-          <w:b w:val="0"/>
-          <w:i/>
-          <w:color w:val="666666"/>
-          <w:sz w:val="20"/>
-        </w:rPr>
-        <w:t>第一版写代码时，</w:t>
-      </w:r>
-      <w:r>
-        <w:rPr>
-          <w:rFonts w:ascii="Arial" w:hAnsi="Arial" w:eastAsia="Microsoft YaHei"/>
-          <w:b/>
-          <w:i/>
-          <w:color w:val="666666"/>
-          <w:sz w:val="20"/>
-        </w:rPr>
-        <w:t>只要这 8 个字段全部落库成功，V1.0 的地基就算打好了</w:t>
-      </w:r>
-      <w:r>
-        <w:rPr>
-          <w:rFonts w:ascii="Arial" w:hAnsi="Arial" w:eastAsia="Microsoft YaHei"/>
-          <w:b w:val="0"/>
-          <w:i/>
-          <w:color w:val="666666"/>
-          <w:sz w:val="20"/>
-        </w:rPr>
-        <w:t>。其余字段（audioUrl/coverImg/comments）先在数据结构里留好位置，阶段 3 才启用。</w:t>
-      </w:r>
-    </w:p>
-    <w:p>
-      <w:pPr>
-        <w:spacing w:after="0"/>
-        <w:ind w:left="432"/>
-      </w:pPr>
-      <w:r>
-        <w:rPr>
-          <w:rFonts w:ascii="Consolas" w:hAnsi="Consolas" w:eastAsia="Consolas"/>
-          <w:b w:val="0"/>
-          <w:sz w:val="19"/>
-        </w:rPr>
-        <w:t>id · space · type · content · tags · image · parentId · createdAt</w:t>
-      </w:r>
-    </w:p>
-    <w:p>
-      <w:pPr>
-        <w:spacing w:before="200" w:after="120"/>
-      </w:pPr>
-      <w:r>
-        <w:rPr>
-          <w:rFonts w:ascii="Arial" w:hAnsi="Arial" w:eastAsia="Microsoft YaHei"/>
-          <w:b/>
-          <w:color w:val="1D1D1F"/>
-          <w:sz w:val="26"/>
-        </w:rPr>
-        <w:t>1.4 索引设计（让检索够快）</w:t>
+        <w:t>fragments 字段（V1.3.5 实际）</w:t>
       </w:r>
     </w:p>
     <w:tbl>
@@ -1971,22 +700,6 @@
         <w:gridCol w:w="2880"/>
       </w:tblGrid>
       <w:tr>
-        <w:tc>
-          <w:tcPr>
-            <w:tcW w:type="dxa" w:w="2880"/>
-          </w:tcPr>
-          <w:p>
-            <w:r/>
-            <w:r>
-              <w:rPr>
-                <w:rFonts w:ascii="Arial" w:hAnsi="Arial" w:eastAsia="Microsoft YaHei"/>
-                <w:b/>
-                <w:sz w:val="20"/>
-              </w:rPr>
-              <w:t>索引名</w:t>
-            </w:r>
-          </w:p>
-        </w:tc>
         <w:tc>
           <w:tcPr>
             <w:tcW w:type="dxa" w:w="2880"/>
@@ -2015,7 +728,73 @@
                 <w:b/>
                 <w:sz w:val="20"/>
               </w:rPr>
-              <w:t>用途</w:t>
+              <w:t>含义</w:t>
+            </w:r>
+          </w:p>
+        </w:tc>
+        <w:tc>
+          <w:tcPr>
+            <w:tcW w:type="dxa" w:w="2880"/>
+          </w:tcPr>
+          <w:p>
+            <w:r/>
+            <w:r>
+              <w:rPr>
+                <w:rFonts w:ascii="Arial" w:hAnsi="Arial" w:eastAsia="Microsoft YaHei"/>
+                <w:b/>
+                <w:sz w:val="20"/>
+              </w:rPr>
+              <w:t>加入版本</w:t>
+            </w:r>
+          </w:p>
+        </w:tc>
+      </w:tr>
+      <w:tr>
+        <w:tc>
+          <w:tcPr>
+            <w:tcW w:type="dxa" w:w="2880"/>
+          </w:tcPr>
+          <w:p>
+            <w:r/>
+            <w:r>
+              <w:rPr>
+                <w:rFonts w:ascii="Consolas" w:hAnsi="Consolas" w:eastAsia="Consolas"/>
+                <w:b w:val="0"/>
+                <w:sz w:val="18"/>
+              </w:rPr>
+              <w:t>id</w:t>
+            </w:r>
+          </w:p>
+        </w:tc>
+        <w:tc>
+          <w:tcPr>
+            <w:tcW w:type="dxa" w:w="2880"/>
+          </w:tcPr>
+          <w:p>
+            <w:r/>
+            <w:r>
+              <w:rPr>
+                <w:rFonts w:ascii="Arial" w:hAnsi="Arial" w:eastAsia="Microsoft YaHei"/>
+                <w:b w:val="0"/>
+                <w:sz w:val="20"/>
+              </w:rPr>
+              <w:t>Date.now()+随机数，全局唯一</w:t>
+            </w:r>
+          </w:p>
+        </w:tc>
+        <w:tc>
+          <w:tcPr>
+            <w:tcW w:type="dxa" w:w="2880"/>
+          </w:tcPr>
+          <w:p>
+            <w:r/>
+            <w:r>
+              <w:rPr>
+                <w:rFonts w:ascii="Arial" w:hAnsi="Arial" w:eastAsia="Microsoft YaHei"/>
+                <w:b w:val="0"/>
+                <w:sz w:val="20"/>
+              </w:rPr>
+              <w:t>V1.0</w:t>
             </w:r>
           </w:p>
         </w:tc>
@@ -2049,7 +828,7 @@
                 <w:b w:val="0"/>
                 <w:sz w:val="20"/>
               </w:rPr>
-              <w:t>space</w:t>
+              <w:t>cold / workspace / core</w:t>
             </w:r>
           </w:p>
         </w:tc>
@@ -2065,7 +844,207 @@
                 <w:b w:val="0"/>
                 <w:sz w:val="20"/>
               </w:rPr>
-              <w:t>Tab 切换时快速取某一空间的全部卡片</w:t>
+              <w:t>V1.0</w:t>
+            </w:r>
+          </w:p>
+        </w:tc>
+      </w:tr>
+      <w:tr>
+        <w:tc>
+          <w:tcPr>
+            <w:tcW w:type="dxa" w:w="2880"/>
+          </w:tcPr>
+          <w:p>
+            <w:r/>
+            <w:r>
+              <w:rPr>
+                <w:rFonts w:ascii="Consolas" w:hAnsi="Consolas" w:eastAsia="Consolas"/>
+                <w:b w:val="0"/>
+                <w:sz w:val="18"/>
+              </w:rPr>
+              <w:t>type</w:t>
+            </w:r>
+          </w:p>
+        </w:tc>
+        <w:tc>
+          <w:tcPr>
+            <w:tcW w:type="dxa" w:w="2880"/>
+          </w:tcPr>
+          <w:p>
+            <w:r/>
+            <w:r>
+              <w:rPr>
+                <w:rFonts w:ascii="Arial" w:hAnsi="Arial" w:eastAsia="Microsoft YaHei"/>
+                <w:b w:val="0"/>
+                <w:sz w:val="20"/>
+              </w:rPr>
+              <w:t>text / image / link / audio（link、audio 预留）</w:t>
+            </w:r>
+          </w:p>
+        </w:tc>
+        <w:tc>
+          <w:tcPr>
+            <w:tcW w:type="dxa" w:w="2880"/>
+          </w:tcPr>
+          <w:p>
+            <w:r/>
+            <w:r>
+              <w:rPr>
+                <w:rFonts w:ascii="Arial" w:hAnsi="Arial" w:eastAsia="Microsoft YaHei"/>
+                <w:b w:val="0"/>
+                <w:sz w:val="20"/>
+              </w:rPr>
+              <w:t>V1.0</w:t>
+            </w:r>
+          </w:p>
+        </w:tc>
+      </w:tr>
+      <w:tr>
+        <w:tc>
+          <w:tcPr>
+            <w:tcW w:type="dxa" w:w="2880"/>
+          </w:tcPr>
+          <w:p>
+            <w:r/>
+            <w:r>
+              <w:rPr>
+                <w:rFonts w:ascii="Consolas" w:hAnsi="Consolas" w:eastAsia="Consolas"/>
+                <w:b w:val="0"/>
+                <w:sz w:val="18"/>
+              </w:rPr>
+              <w:t>content</w:t>
+            </w:r>
+          </w:p>
+        </w:tc>
+        <w:tc>
+          <w:tcPr>
+            <w:tcW w:type="dxa" w:w="2880"/>
+          </w:tcPr>
+          <w:p>
+            <w:r/>
+            <w:r>
+              <w:rPr>
+                <w:rFonts w:ascii="Arial" w:hAnsi="Arial" w:eastAsia="Microsoft YaHei"/>
+                <w:b w:val="0"/>
+                <w:sz w:val="20"/>
+              </w:rPr>
+              <w:t>文本原文</w:t>
+            </w:r>
+          </w:p>
+        </w:tc>
+        <w:tc>
+          <w:tcPr>
+            <w:tcW w:type="dxa" w:w="2880"/>
+          </w:tcPr>
+          <w:p>
+            <w:r/>
+            <w:r>
+              <w:rPr>
+                <w:rFonts w:ascii="Arial" w:hAnsi="Arial" w:eastAsia="Microsoft YaHei"/>
+                <w:b w:val="0"/>
+                <w:sz w:val="20"/>
+              </w:rPr>
+              <w:t>V1.0</w:t>
+            </w:r>
+          </w:p>
+        </w:tc>
+      </w:tr>
+      <w:tr>
+        <w:tc>
+          <w:tcPr>
+            <w:tcW w:type="dxa" w:w="2880"/>
+          </w:tcPr>
+          <w:p>
+            <w:r/>
+            <w:r>
+              <w:rPr>
+                <w:rFonts w:ascii="Consolas" w:hAnsi="Consolas" w:eastAsia="Consolas"/>
+                <w:b w:val="0"/>
+                <w:sz w:val="18"/>
+              </w:rPr>
+              <w:t>tags</w:t>
+            </w:r>
+          </w:p>
+        </w:tc>
+        <w:tc>
+          <w:tcPr>
+            <w:tcW w:type="dxa" w:w="2880"/>
+          </w:tcPr>
+          <w:p>
+            <w:r/>
+            <w:r>
+              <w:rPr>
+                <w:rFonts w:ascii="Arial" w:hAnsi="Arial" w:eastAsia="Microsoft YaHei"/>
+                <w:b w:val="0"/>
+                <w:sz w:val="20"/>
+              </w:rPr>
+              <w:t>字符串数组</w:t>
+            </w:r>
+          </w:p>
+        </w:tc>
+        <w:tc>
+          <w:tcPr>
+            <w:tcW w:type="dxa" w:w="2880"/>
+          </w:tcPr>
+          <w:p>
+            <w:r/>
+            <w:r>
+              <w:rPr>
+                <w:rFonts w:ascii="Arial" w:hAnsi="Arial" w:eastAsia="Microsoft YaHei"/>
+                <w:b w:val="0"/>
+                <w:sz w:val="20"/>
+              </w:rPr>
+              <w:t>V1.0</w:t>
+            </w:r>
+          </w:p>
+        </w:tc>
+      </w:tr>
+      <w:tr>
+        <w:tc>
+          <w:tcPr>
+            <w:tcW w:type="dxa" w:w="2880"/>
+          </w:tcPr>
+          <w:p>
+            <w:r/>
+            <w:r>
+              <w:rPr>
+                <w:rFonts w:ascii="Consolas" w:hAnsi="Consolas" w:eastAsia="Consolas"/>
+                <w:b w:val="0"/>
+                <w:sz w:val="18"/>
+              </w:rPr>
+              <w:t>image</w:t>
+            </w:r>
+          </w:p>
+        </w:tc>
+        <w:tc>
+          <w:tcPr>
+            <w:tcW w:type="dxa" w:w="2880"/>
+          </w:tcPr>
+          <w:p>
+            <w:r/>
+            <w:r>
+              <w:rPr>
+                <w:rFonts w:ascii="Arial" w:hAnsi="Arial" w:eastAsia="Microsoft YaHei"/>
+                <w:b w:val="0"/>
+                <w:sz w:val="20"/>
+              </w:rPr>
+              <w:t>Canvas 压缩后的 Base64（最长边 1280，JPEG 0.82）</w:t>
+            </w:r>
+          </w:p>
+        </w:tc>
+        <w:tc>
+          <w:tcPr>
+            <w:tcW w:type="dxa" w:w="2880"/>
+          </w:tcPr>
+          <w:p>
+            <w:r/>
+            <w:r>
+              <w:rPr>
+                <w:rFonts w:ascii="Arial" w:hAnsi="Arial" w:eastAsia="Microsoft YaHei"/>
+                <w:b w:val="0"/>
+                <w:sz w:val="20"/>
+              </w:rPr>
+              <w:t>V1.0</w:t>
             </w:r>
           </w:p>
         </w:tc>
@@ -2099,7 +1078,7 @@
                 <w:b w:val="0"/>
                 <w:sz w:val="20"/>
               </w:rPr>
-              <w:t>parentId</w:t>
+              <w:t>父碎片 id，默认 null；V2.0 直接启用，无需迁移</w:t>
             </w:r>
           </w:p>
         </w:tc>
@@ -2115,7 +1094,89 @@
                 <w:b w:val="0"/>
                 <w:sz w:val="20"/>
               </w:rPr>
-              <w:t>查询某卡片的所有子素材；主视图筛掉被折叠卡片</w:t>
+              <w:t>V1.0 预留</w:t>
+            </w:r>
+          </w:p>
+        </w:tc>
+      </w:tr>
+      <w:tr>
+        <w:tc>
+          <w:tcPr>
+            <w:tcW w:type="dxa" w:w="2880"/>
+          </w:tcPr>
+          <w:p>
+            <w:r/>
+            <w:r>
+              <w:rPr>
+                <w:rFonts w:ascii="Consolas" w:hAnsi="Consolas" w:eastAsia="Consolas"/>
+                <w:b w:val="0"/>
+                <w:sz w:val="18"/>
+              </w:rPr>
+              <w:t>audioUrl</w:t>
+            </w:r>
+            <w:r>
+              <w:rPr>
+                <w:rFonts w:ascii="Arial" w:hAnsi="Arial" w:eastAsia="Microsoft YaHei"/>
+                <w:b w:val="0"/>
+                <w:sz w:val="20"/>
+              </w:rPr>
+              <w:t xml:space="preserve"> / </w:t>
+            </w:r>
+            <w:r>
+              <w:rPr>
+                <w:rFonts w:ascii="Consolas" w:hAnsi="Consolas" w:eastAsia="Consolas"/>
+                <w:b w:val="0"/>
+                <w:sz w:val="18"/>
+              </w:rPr>
+              <w:t>coverImg</w:t>
+            </w:r>
+            <w:r>
+              <w:rPr>
+                <w:rFonts w:ascii="Arial" w:hAnsi="Arial" w:eastAsia="Microsoft YaHei"/>
+                <w:b w:val="0"/>
+                <w:sz w:val="20"/>
+              </w:rPr>
+              <w:t xml:space="preserve"> / </w:t>
+            </w:r>
+            <w:r>
+              <w:rPr>
+                <w:rFonts w:ascii="Consolas" w:hAnsi="Consolas" w:eastAsia="Consolas"/>
+                <w:b w:val="0"/>
+                <w:sz w:val="18"/>
+              </w:rPr>
+              <w:t>comments</w:t>
+            </w:r>
+          </w:p>
+        </w:tc>
+        <w:tc>
+          <w:tcPr>
+            <w:tcW w:type="dxa" w:w="2880"/>
+          </w:tcPr>
+          <w:p>
+            <w:r/>
+            <w:r>
+              <w:rPr>
+                <w:rFonts w:ascii="Arial" w:hAnsi="Arial" w:eastAsia="Microsoft YaHei"/>
+                <w:b w:val="0"/>
+                <w:sz w:val="20"/>
+              </w:rPr>
+              <w:t>V2.1 音乐卡预留</w:t>
+            </w:r>
+          </w:p>
+        </w:tc>
+        <w:tc>
+          <w:tcPr>
+            <w:tcW w:type="dxa" w:w="2880"/>
+          </w:tcPr>
+          <w:p>
+            <w:r/>
+            <w:r>
+              <w:rPr>
+                <w:rFonts w:ascii="Arial" w:hAnsi="Arial" w:eastAsia="Microsoft YaHei"/>
+                <w:b w:val="0"/>
+                <w:sz w:val="20"/>
+              </w:rPr>
+              <w:t>V1.0</w:t>
             </w:r>
           </w:p>
         </w:tc>
@@ -2149,7 +1210,7 @@
                 <w:b w:val="0"/>
                 <w:sz w:val="20"/>
               </w:rPr>
-              <w:t>createdAt</w:t>
+              <w:t>创建时间戳</w:t>
             </w:r>
           </w:p>
         </w:tc>
@@ -2165,1380 +1226,7 @@
                 <w:b w:val="0"/>
                 <w:sz w:val="20"/>
               </w:rPr>
-              <w:t>按时间倒序排列瀑布流</w:t>
-            </w:r>
-          </w:p>
-        </w:tc>
-      </w:tr>
-    </w:tbl>
-    <w:p/>
-    <w:p>
-      <w:pPr>
-        <w:ind w:left="360"/>
-      </w:pPr>
-      <w:r>
-        <w:rPr>
-          <w:rFonts w:ascii="Arial" w:hAnsi="Arial" w:eastAsia="Microsoft YaHei"/>
-          <w:b w:val="0"/>
-          <w:i/>
-          <w:color w:val="666666"/>
-          <w:sz w:val="20"/>
-        </w:rPr>
-        <w:t>tags 和 content 不建索引——V1.0 数据量小，搜索直接在内存里遍历过滤即可，简单可靠。</w:t>
-      </w:r>
-    </w:p>
-    <w:p>
-      <w:pPr>
-        <w:spacing w:before="200" w:after="120"/>
-      </w:pPr>
-      <w:r>
-        <w:rPr>
-          <w:rFonts w:ascii="Arial" w:hAnsi="Arial" w:eastAsia="Microsoft YaHei"/>
-          <w:b/>
-          <w:color w:val="1D1D1F"/>
-          <w:sz w:val="26"/>
-        </w:rPr>
-        <w:t>1.5 一条数据示例</w:t>
-      </w:r>
-    </w:p>
-    <w:p>
-      <w:pPr>
-        <w:spacing w:after="0"/>
-        <w:ind w:left="432"/>
-      </w:pPr>
-      <w:r>
-        <w:rPr>
-          <w:rFonts w:ascii="Consolas" w:hAnsi="Consolas" w:eastAsia="Consolas"/>
-          <w:b w:val="0"/>
-          <w:sz w:val="19"/>
-        </w:rPr>
-        <w:t>{</w:t>
-      </w:r>
-    </w:p>
-    <w:p>
-      <w:pPr>
-        <w:spacing w:after="0"/>
-        <w:ind w:left="432"/>
-      </w:pPr>
-      <w:r>
-        <w:rPr>
-          <w:rFonts w:ascii="Consolas" w:hAnsi="Consolas" w:eastAsia="Consolas"/>
-          <w:b w:val="0"/>
-          <w:sz w:val="19"/>
-        </w:rPr>
-        <w:t xml:space="preserve">  "id": 1761800000000,</w:t>
-      </w:r>
-    </w:p>
-    <w:p>
-      <w:pPr>
-        <w:spacing w:after="0"/>
-        <w:ind w:left="432"/>
-      </w:pPr>
-      <w:r>
-        <w:rPr>
-          <w:rFonts w:ascii="Consolas" w:hAnsi="Consolas" w:eastAsia="Consolas"/>
-          <w:b w:val="0"/>
-          <w:sz w:val="19"/>
-        </w:rPr>
-        <w:t xml:space="preserve">  "space": "workspace",</w:t>
-      </w:r>
-    </w:p>
-    <w:p>
-      <w:pPr>
-        <w:spacing w:after="0"/>
-        <w:ind w:left="432"/>
-      </w:pPr>
-      <w:r>
-        <w:rPr>
-          <w:rFonts w:ascii="Consolas" w:hAnsi="Consolas" w:eastAsia="Consolas"/>
-          <w:b w:val="0"/>
-          <w:sz w:val="19"/>
-        </w:rPr>
-        <w:t xml:space="preserve">  "type": "image",</w:t>
-      </w:r>
-    </w:p>
-    <w:p>
-      <w:pPr>
-        <w:spacing w:after="0"/>
-        <w:ind w:left="432"/>
-      </w:pPr>
-      <w:r>
-        <w:rPr>
-          <w:rFonts w:ascii="Consolas" w:hAnsi="Consolas" w:eastAsia="Consolas"/>
-          <w:b w:val="0"/>
-          <w:sz w:val="19"/>
-        </w:rPr>
-        <w:t xml:space="preserve">  "content": "赛博朋克配色的雨夜街景，霓虹倒映在积水里",</w:t>
-      </w:r>
-    </w:p>
-    <w:p>
-      <w:pPr>
-        <w:spacing w:after="0"/>
-        <w:ind w:left="432"/>
-      </w:pPr>
-      <w:r>
-        <w:rPr>
-          <w:rFonts w:ascii="Consolas" w:hAnsi="Consolas" w:eastAsia="Consolas"/>
-          <w:b w:val="0"/>
-          <w:sz w:val="19"/>
-        </w:rPr>
-        <w:t xml:space="preserve">  "tags": ["赛博朋克", "色彩", "待用"],</w:t>
-      </w:r>
-    </w:p>
-    <w:p>
-      <w:pPr>
-        <w:spacing w:after="0"/>
-        <w:ind w:left="432"/>
-      </w:pPr>
-      <w:r>
-        <w:rPr>
-          <w:rFonts w:ascii="Consolas" w:hAnsi="Consolas" w:eastAsia="Consolas"/>
-          <w:b w:val="0"/>
-          <w:sz w:val="19"/>
-        </w:rPr>
-        <w:t xml:space="preserve">  "image": "data:image/jpeg;base64,/9j/4AAQ...",</w:t>
-      </w:r>
-    </w:p>
-    <w:p>
-      <w:pPr>
-        <w:spacing w:after="0"/>
-        <w:ind w:left="432"/>
-      </w:pPr>
-      <w:r>
-        <w:rPr>
-          <w:rFonts w:ascii="Consolas" w:hAnsi="Consolas" w:eastAsia="Consolas"/>
-          <w:b w:val="0"/>
-          <w:sz w:val="19"/>
-        </w:rPr>
-        <w:t xml:space="preserve">  "parentId": null,</w:t>
-      </w:r>
-    </w:p>
-    <w:p>
-      <w:pPr>
-        <w:spacing w:after="0"/>
-        <w:ind w:left="432"/>
-      </w:pPr>
-      <w:r>
-        <w:rPr>
-          <w:rFonts w:ascii="Consolas" w:hAnsi="Consolas" w:eastAsia="Consolas"/>
-          <w:b w:val="0"/>
-          <w:sz w:val="19"/>
-        </w:rPr>
-        <w:t xml:space="preserve">  "audioUrl": null,</w:t>
-      </w:r>
-    </w:p>
-    <w:p>
-      <w:pPr>
-        <w:spacing w:after="0"/>
-        <w:ind w:left="432"/>
-      </w:pPr>
-      <w:r>
-        <w:rPr>
-          <w:rFonts w:ascii="Consolas" w:hAnsi="Consolas" w:eastAsia="Consolas"/>
-          <w:b w:val="0"/>
-          <w:sz w:val="19"/>
-        </w:rPr>
-        <w:t xml:space="preserve">  "coverImg": null,</w:t>
-      </w:r>
-    </w:p>
-    <w:p>
-      <w:pPr>
-        <w:spacing w:after="0"/>
-        <w:ind w:left="432"/>
-      </w:pPr>
-      <w:r>
-        <w:rPr>
-          <w:rFonts w:ascii="Consolas" w:hAnsi="Consolas" w:eastAsia="Consolas"/>
-          <w:b w:val="0"/>
-          <w:sz w:val="19"/>
-        </w:rPr>
-        <w:t xml:space="preserve">  "comments": "",</w:t>
-      </w:r>
-    </w:p>
-    <w:p>
-      <w:pPr>
-        <w:spacing w:after="0"/>
-        <w:ind w:left="432"/>
-      </w:pPr>
-      <w:r>
-        <w:rPr>
-          <w:rFonts w:ascii="Consolas" w:hAnsi="Consolas" w:eastAsia="Consolas"/>
-          <w:b w:val="0"/>
-          <w:sz w:val="19"/>
-        </w:rPr>
-        <w:t xml:space="preserve">  "createdAt": 1761800000000</w:t>
-      </w:r>
-    </w:p>
-    <w:p>
-      <w:pPr>
-        <w:spacing w:after="0"/>
-        <w:ind w:left="432"/>
-      </w:pPr>
-      <w:r>
-        <w:rPr>
-          <w:rFonts w:ascii="Consolas" w:hAnsi="Consolas" w:eastAsia="Consolas"/>
-          <w:b w:val="0"/>
-          <w:sz w:val="19"/>
-        </w:rPr>
-        <w:t>}</w:t>
-      </w:r>
-    </w:p>
-    <w:p>
-      <w:pPr>
-        <w:spacing w:before="200" w:after="120"/>
-      </w:pPr>
-      <w:r>
-        <w:rPr>
-          <w:rFonts w:ascii="Arial" w:hAnsi="Arial" w:eastAsia="Microsoft YaHei"/>
-          <w:b/>
-          <w:color w:val="1D1D1F"/>
-          <w:sz w:val="26"/>
-        </w:rPr>
-        <w:t>1.6 数据铁律（写进代码注释里）</w:t>
-      </w:r>
-    </w:p>
-    <w:p>
-      <w:pPr>
-        <w:pStyle w:val="ListNumber"/>
-      </w:pPr>
-      <w:r>
-        <w:rPr>
-          <w:rFonts w:ascii="Arial" w:hAnsi="Arial" w:eastAsia="Microsoft YaHei"/>
-          <w:b/>
-          <w:sz w:val="22"/>
-        </w:rPr>
-        <w:t>关联 ≠ 删除</w:t>
-      </w:r>
-      <w:r>
-        <w:rPr>
-          <w:rFonts w:ascii="Arial" w:hAnsi="Arial" w:eastAsia="Microsoft YaHei"/>
-          <w:b w:val="0"/>
-          <w:sz w:val="22"/>
-        </w:rPr>
-        <w:t xml:space="preserve">：任何素材无论是否被关联，底层记录永远独立存在，关联只是给记录加 </w:t>
-      </w:r>
-      <w:r>
-        <w:rPr>
-          <w:rFonts w:ascii="Consolas" w:hAnsi="Consolas" w:eastAsia="Consolas"/>
-          <w:b w:val="0"/>
-          <w:sz w:val="20"/>
-        </w:rPr>
-        <w:t>parentId</w:t>
-      </w:r>
-      <w:r>
-        <w:rPr>
-          <w:rFonts w:ascii="Arial" w:hAnsi="Arial" w:eastAsia="Microsoft YaHei"/>
-          <w:b w:val="0"/>
-          <w:sz w:val="22"/>
-        </w:rPr>
-        <w:t>。</w:t>
-      </w:r>
-    </w:p>
-    <w:p>
-      <w:pPr>
-        <w:pStyle w:val="ListNumber"/>
-      </w:pPr>
-      <w:r>
-        <w:rPr>
-          <w:rFonts w:ascii="Arial" w:hAnsi="Arial" w:eastAsia="Microsoft YaHei"/>
-          <w:b/>
-          <w:sz w:val="22"/>
-        </w:rPr>
-        <w:t>搜索穿透</w:t>
-      </w:r>
-      <w:r>
-        <w:rPr>
-          <w:rFonts w:ascii="Arial" w:hAnsi="Arial" w:eastAsia="Microsoft YaHei"/>
-          <w:b w:val="0"/>
-          <w:sz w:val="22"/>
-        </w:rPr>
-        <w:t xml:space="preserve">：搜索不过滤 </w:t>
-      </w:r>
-      <w:r>
-        <w:rPr>
-          <w:rFonts w:ascii="Consolas" w:hAnsi="Consolas" w:eastAsia="Consolas"/>
-          <w:b w:val="0"/>
-          <w:sz w:val="20"/>
-        </w:rPr>
-        <w:t>parentId</w:t>
-      </w:r>
-      <w:r>
-        <w:rPr>
-          <w:rFonts w:ascii="Arial" w:hAnsi="Arial" w:eastAsia="Microsoft YaHei"/>
-          <w:b w:val="0"/>
-          <w:sz w:val="22"/>
-        </w:rPr>
-        <w:t>，被折叠素材命中时必须显示并标注父级。</w:t>
-      </w:r>
-    </w:p>
-    <w:p>
-      <w:pPr>
-        <w:pStyle w:val="ListNumber"/>
-      </w:pPr>
-      <w:r>
-        <w:rPr>
-          <w:rFonts w:ascii="Arial" w:hAnsi="Arial" w:eastAsia="Microsoft YaHei"/>
-          <w:b/>
-          <w:sz w:val="22"/>
-        </w:rPr>
-        <w:t>导出即全量</w:t>
-      </w:r>
-      <w:r>
-        <w:rPr>
-          <w:rFonts w:ascii="Arial" w:hAnsi="Arial" w:eastAsia="Microsoft YaHei"/>
-          <w:b w:val="0"/>
-          <w:sz w:val="22"/>
-        </w:rPr>
-        <w:t>：导出 JSON 必须包含所有记录（含被折叠的），一条不落。</w:t>
-      </w:r>
-    </w:p>
-    <w:p>
-      <w:pPr>
-        <w:spacing w:before="280" w:after="120"/>
-      </w:pPr>
-      <w:r>
-        <w:rPr>
-          <w:rFonts w:ascii="Arial" w:hAnsi="Arial" w:eastAsia="Microsoft YaHei"/>
-          <w:b/>
-          <w:color w:val="1D1D1F"/>
-          <w:sz w:val="32"/>
-        </w:rPr>
-        <w:t>第二部分：单文件代码分层结构</w:t>
-      </w:r>
-    </w:p>
-    <w:p>
-      <w:pPr>
-        <w:ind w:left="360"/>
-      </w:pPr>
-      <w:r>
-        <w:rPr>
-          <w:rFonts w:ascii="Arial" w:hAnsi="Arial" w:eastAsia="Microsoft YaHei"/>
-          <w:b w:val="0"/>
-          <w:i/>
-          <w:color w:val="666666"/>
-          <w:sz w:val="20"/>
-        </w:rPr>
-        <w:t xml:space="preserve">虽然是单文件 HTML，但 </w:t>
-      </w:r>
-      <w:r>
-        <w:rPr>
-          <w:rFonts w:ascii="Consolas" w:hAnsi="Consolas" w:eastAsia="Consolas"/>
-          <w:b w:val="0"/>
-          <w:i/>
-          <w:color w:val="666666"/>
-          <w:sz w:val="18"/>
-        </w:rPr>
-        <w:t>&lt;script&gt;</w:t>
-      </w:r>
-      <w:r>
-        <w:rPr>
-          <w:rFonts w:ascii="Arial" w:hAnsi="Arial" w:eastAsia="Microsoft YaHei"/>
-          <w:b w:val="0"/>
-          <w:i/>
-          <w:color w:val="666666"/>
-          <w:sz w:val="20"/>
-        </w:rPr>
-        <w:t xml:space="preserve"> 内部必须按"层"组织代码，每层之间用注释横幅隔开。这样代码写到几千行也不会乱。</w:t>
-      </w:r>
-    </w:p>
-    <w:p>
-      <w:pPr>
-        <w:spacing w:before="200" w:after="120"/>
-      </w:pPr>
-      <w:r>
-        <w:rPr>
-          <w:rFonts w:ascii="Arial" w:hAnsi="Arial" w:eastAsia="Microsoft YaHei"/>
-          <w:b/>
-          <w:color w:val="1D1D1F"/>
-          <w:sz w:val="26"/>
-        </w:rPr>
-        <w:t>2.1 文件总体结构</w:t>
-      </w:r>
-    </w:p>
-    <w:p>
-      <w:pPr>
-        <w:spacing w:after="0"/>
-        <w:ind w:left="432"/>
-      </w:pPr>
-      <w:r>
-        <w:rPr>
-          <w:rFonts w:ascii="Consolas" w:hAnsi="Consolas" w:eastAsia="Consolas"/>
-          <w:b w:val="0"/>
-          <w:sz w:val="19"/>
-        </w:rPr>
-        <w:t>index.html</w:t>
-      </w:r>
-    </w:p>
-    <w:p>
-      <w:pPr>
-        <w:spacing w:after="0"/>
-        <w:ind w:left="432"/>
-      </w:pPr>
-      <w:r>
-        <w:rPr>
-          <w:rFonts w:ascii="Consolas" w:hAnsi="Consolas" w:eastAsia="Consolas"/>
-          <w:b w:val="0"/>
-          <w:sz w:val="19"/>
-        </w:rPr>
-        <w:t>├── &lt;head&gt;</w:t>
-      </w:r>
-    </w:p>
-    <w:p>
-      <w:pPr>
-        <w:spacing w:after="0"/>
-        <w:ind w:left="432"/>
-      </w:pPr>
-      <w:r>
-        <w:rPr>
-          <w:rFonts w:ascii="Consolas" w:hAnsi="Consolas" w:eastAsia="Consolas"/>
-          <w:b w:val="0"/>
-          <w:sz w:val="19"/>
-        </w:rPr>
-        <w:t>│   └── &lt;style&gt;  ………………………  第 0 层：样式层（CSS 变量 + 全部样式）</w:t>
-      </w:r>
-    </w:p>
-    <w:p>
-      <w:pPr>
-        <w:spacing w:after="0"/>
-        <w:ind w:left="432"/>
-      </w:pPr>
-      <w:r>
-        <w:rPr>
-          <w:rFonts w:ascii="Consolas" w:hAnsi="Consolas" w:eastAsia="Consolas"/>
-          <w:b w:val="0"/>
-          <w:sz w:val="19"/>
-        </w:rPr>
-        <w:t>├── &lt;body&gt;</w:t>
-      </w:r>
-    </w:p>
-    <w:p>
-      <w:pPr>
-        <w:spacing w:after="0"/>
-        <w:ind w:left="432"/>
-      </w:pPr>
-      <w:r>
-        <w:rPr>
-          <w:rFonts w:ascii="Consolas" w:hAnsi="Consolas" w:eastAsia="Consolas"/>
-          <w:b w:val="0"/>
-          <w:sz w:val="19"/>
-        </w:rPr>
-        <w:t>│   └── HTML 骨架  ……………………  顶部栏 / Tab栏 / 录入区 / 瀑布流容器 / 抽屉</w:t>
-      </w:r>
-    </w:p>
-    <w:p>
-      <w:pPr>
-        <w:spacing w:after="0"/>
-        <w:ind w:left="432"/>
-      </w:pPr>
-      <w:r>
-        <w:rPr>
-          <w:rFonts w:ascii="Consolas" w:hAnsi="Consolas" w:eastAsia="Consolas"/>
-          <w:b w:val="0"/>
-          <w:sz w:val="19"/>
-        </w:rPr>
-        <w:t>│   └── &lt;script&gt;</w:t>
-      </w:r>
-    </w:p>
-    <w:p>
-      <w:pPr>
-        <w:spacing w:after="0"/>
-        <w:ind w:left="432"/>
-      </w:pPr>
-      <w:r>
-        <w:rPr>
-          <w:rFonts w:ascii="Consolas" w:hAnsi="Consolas" w:eastAsia="Consolas"/>
-          <w:b w:val="0"/>
-          <w:sz w:val="19"/>
-        </w:rPr>
-        <w:t>│       ├── 第 1 层：常量与工具层（utils）</w:t>
-      </w:r>
-    </w:p>
-    <w:p>
-      <w:pPr>
-        <w:spacing w:after="0"/>
-        <w:ind w:left="432"/>
-      </w:pPr>
-      <w:r>
-        <w:rPr>
-          <w:rFonts w:ascii="Consolas" w:hAnsi="Consolas" w:eastAsia="Consolas"/>
-          <w:b w:val="0"/>
-          <w:sz w:val="19"/>
-        </w:rPr>
-        <w:t>│       ├── 第 2 层：数据操作层（db）</w:t>
-      </w:r>
-    </w:p>
-    <w:p>
-      <w:pPr>
-        <w:spacing w:after="0"/>
-        <w:ind w:left="432"/>
-      </w:pPr>
-      <w:r>
-        <w:rPr>
-          <w:rFonts w:ascii="Consolas" w:hAnsi="Consolas" w:eastAsia="Consolas"/>
-          <w:b w:val="0"/>
-          <w:sz w:val="19"/>
-        </w:rPr>
-        <w:t>│       ├── 第 3 层：状态层（state）</w:t>
-      </w:r>
-    </w:p>
-    <w:p>
-      <w:pPr>
-        <w:spacing w:after="0"/>
-        <w:ind w:left="432"/>
-      </w:pPr>
-      <w:r>
-        <w:rPr>
-          <w:rFonts w:ascii="Consolas" w:hAnsi="Consolas" w:eastAsia="Consolas"/>
-          <w:b w:val="0"/>
-          <w:sz w:val="19"/>
-        </w:rPr>
-        <w:t>│       ├── 第 4 层：UI 渲染层（render）</w:t>
-      </w:r>
-    </w:p>
-    <w:p>
-      <w:pPr>
-        <w:spacing w:after="0"/>
-        <w:ind w:left="432"/>
-      </w:pPr>
-      <w:r>
-        <w:rPr>
-          <w:rFonts w:ascii="Consolas" w:hAnsi="Consolas" w:eastAsia="Consolas"/>
-          <w:b w:val="0"/>
-          <w:sz w:val="19"/>
-        </w:rPr>
-        <w:t>│       ├── 第 5 层：事件监听层（events）</w:t>
-      </w:r>
-    </w:p>
-    <w:p>
-      <w:pPr>
-        <w:spacing w:after="0"/>
-        <w:ind w:left="432"/>
-      </w:pPr>
-      <w:r>
-        <w:rPr>
-          <w:rFonts w:ascii="Consolas" w:hAnsi="Consolas" w:eastAsia="Consolas"/>
-          <w:b w:val="0"/>
-          <w:sz w:val="19"/>
-        </w:rPr>
-        <w:t>│       └── 第 6 层：启动入口（init）</w:t>
-      </w:r>
-    </w:p>
-    <w:p>
-      <w:pPr>
-        <w:spacing w:before="200" w:after="120"/>
-      </w:pPr>
-      <w:r>
-        <w:rPr>
-          <w:rFonts w:ascii="Arial" w:hAnsi="Arial" w:eastAsia="Microsoft YaHei"/>
-          <w:b/>
-          <w:color w:val="1D1D1F"/>
-          <w:sz w:val="26"/>
-        </w:rPr>
-        <w:t>2.2 各层职责与包含的函数</w:t>
-      </w:r>
-    </w:p>
-    <w:p>
-      <w:pPr>
-        <w:spacing w:before="200" w:after="120"/>
-      </w:pPr>
-      <w:r>
-        <w:rPr>
-          <w:rFonts w:ascii="Arial" w:hAnsi="Arial" w:eastAsia="Microsoft YaHei"/>
-          <w:b/>
-          <w:color w:val="1D1D1F"/>
-          <w:sz w:val="24"/>
-        </w:rPr>
-        <w:t>第 0 层：样式层（`&lt;style&gt;` 内）</w:t>
-      </w:r>
-    </w:p>
-    <w:p>
-      <w:pPr>
-        <w:pStyle w:val="ListBullet"/>
-      </w:pPr>
-      <w:r>
-        <w:rPr>
-          <w:rFonts w:ascii="Consolas" w:hAnsi="Consolas" w:eastAsia="Consolas"/>
-          <w:b w:val="0"/>
-          <w:sz w:val="20"/>
-        </w:rPr>
-        <w:t>:root</w:t>
-      </w:r>
-      <w:r>
-        <w:rPr>
-          <w:rFonts w:ascii="Arial" w:hAnsi="Arial" w:eastAsia="Microsoft YaHei"/>
-          <w:b w:val="0"/>
-          <w:sz w:val="22"/>
-        </w:rPr>
-        <w:t xml:space="preserve"> 与 </w:t>
-      </w:r>
-      <w:r>
-        <w:rPr>
-          <w:rFonts w:ascii="Consolas" w:hAnsi="Consolas" w:eastAsia="Consolas"/>
-          <w:b w:val="0"/>
-          <w:sz w:val="20"/>
-        </w:rPr>
-        <w:t>[data-theme="dark"]</w:t>
-      </w:r>
-      <w:r>
-        <w:rPr>
-          <w:rFonts w:ascii="Arial" w:hAnsi="Arial" w:eastAsia="Microsoft YaHei"/>
-          <w:b w:val="0"/>
-          <w:sz w:val="22"/>
-        </w:rPr>
-        <w:t xml:space="preserve"> 两套 CSS 变量（颜色、阴影、圆角）</w:t>
-      </w:r>
-    </w:p>
-    <w:p>
-      <w:pPr>
-        <w:pStyle w:val="ListBullet"/>
-      </w:pPr>
-      <w:r>
-        <w:rPr>
-          <w:rFonts w:ascii="Arial" w:hAnsi="Arial" w:eastAsia="Microsoft YaHei"/>
-          <w:b w:val="0"/>
-          <w:sz w:val="22"/>
-        </w:rPr>
-        <w:t>布局样式：顶部栏（毛玻璃吸顶）、Tab 栏、录入区、瀑布流（columns）、卡片、抽屉（transform 滑入滑出）</w:t>
-      </w:r>
-    </w:p>
-    <w:p>
-      <w:pPr>
-        <w:pStyle w:val="ListBullet"/>
-      </w:pPr>
-      <w:r>
-        <w:rPr>
-          <w:rFonts w:ascii="Arial" w:hAnsi="Arial" w:eastAsia="Microsoft YaHei"/>
-          <w:b w:val="0"/>
-          <w:sz w:val="22"/>
-        </w:rPr>
-        <w:t>响应式媒体查询（电脑 3 列 / 平板 2 列 / 手机 1 列；抽屉宽度切换）</w:t>
-      </w:r>
-    </w:p>
-    <w:p>
-      <w:pPr>
-        <w:pStyle w:val="ListBullet"/>
-      </w:pPr>
-      <w:r>
-        <w:rPr>
-          <w:rFonts w:ascii="Arial" w:hAnsi="Arial" w:eastAsia="Microsoft YaHei"/>
-          <w:b w:val="0"/>
-          <w:sz w:val="22"/>
-        </w:rPr>
-        <w:t>铁律：所有圆角 12-16px；无直角无粗黑边；主题切换用变量瞬切</w:t>
-      </w:r>
-    </w:p>
-    <w:p>
-      <w:pPr>
-        <w:spacing w:before="200" w:after="120"/>
-      </w:pPr>
-      <w:r>
-        <w:rPr>
-          <w:rFonts w:ascii="Arial" w:hAnsi="Arial" w:eastAsia="Microsoft YaHei"/>
-          <w:b/>
-          <w:color w:val="1D1D1F"/>
-          <w:sz w:val="24"/>
-        </w:rPr>
-        <w:t>第 1 层：常量与工具层（utils）</w:t>
-      </w:r>
-    </w:p>
-    <w:p>
-      <w:pPr>
-        <w:spacing w:after="0"/>
-        <w:ind w:left="432"/>
-      </w:pPr>
-      <w:r>
-        <w:rPr>
-          <w:rFonts w:ascii="Consolas" w:hAnsi="Consolas" w:eastAsia="Consolas"/>
-          <w:b w:val="0"/>
-          <w:sz w:val="19"/>
-        </w:rPr>
-        <w:t>escapeHTML(str)      —— 转义用户输入，防 XSS（或统一用 textContent）</w:t>
-      </w:r>
-    </w:p>
-    <w:p>
-      <w:pPr>
-        <w:spacing w:after="0"/>
-        <w:ind w:left="432"/>
-      </w:pPr>
-      <w:r>
-        <w:rPr>
-          <w:rFonts w:ascii="Consolas" w:hAnsi="Consolas" w:eastAsia="Consolas"/>
-          <w:b w:val="0"/>
-          <w:sz w:val="19"/>
-        </w:rPr>
-        <w:t>compressImage(file)  —— Canvas 压缩图片，返回 Promise&lt;Base64&gt;</w:t>
-      </w:r>
-    </w:p>
-    <w:p>
-      <w:pPr>
-        <w:spacing w:after="0"/>
-        <w:ind w:left="432"/>
-      </w:pPr>
-      <w:r>
-        <w:rPr>
-          <w:rFonts w:ascii="Consolas" w:hAnsi="Consolas" w:eastAsia="Consolas"/>
-          <w:b w:val="0"/>
-          <w:sz w:val="19"/>
-        </w:rPr>
-        <w:t>downloadFile(name, content, type) —— 触发浏览器下载（导出 JSON/MD 用）</w:t>
-      </w:r>
-    </w:p>
-    <w:p>
-      <w:pPr>
-        <w:spacing w:after="0"/>
-        <w:ind w:left="432"/>
-      </w:pPr>
-      <w:r>
-        <w:rPr>
-          <w:rFonts w:ascii="Consolas" w:hAnsi="Consolas" w:eastAsia="Consolas"/>
-          <w:b w:val="0"/>
-          <w:sz w:val="19"/>
-        </w:rPr>
-        <w:t>formatTime(ts)       —— 时间戳转可读日期</w:t>
-      </w:r>
-    </w:p>
-    <w:p>
-      <w:r>
-        <w:rPr>
-          <w:rFonts w:ascii="Arial" w:hAnsi="Arial" w:eastAsia="Microsoft YaHei"/>
-          <w:b w:val="0"/>
-          <w:sz w:val="22"/>
-        </w:rPr>
-        <w:t>职责：纯函数，不碰页面、不碰数据库，给上层调用。</w:t>
-      </w:r>
-    </w:p>
-    <w:p>
-      <w:pPr>
-        <w:spacing w:before="200" w:after="120"/>
-      </w:pPr>
-      <w:r>
-        <w:rPr>
-          <w:rFonts w:ascii="Arial" w:hAnsi="Arial" w:eastAsia="Microsoft YaHei"/>
-          <w:b/>
-          <w:color w:val="1D1D1F"/>
-          <w:sz w:val="24"/>
-        </w:rPr>
-        <w:t>第 2 层：数据操作层（db）</w:t>
-      </w:r>
-    </w:p>
-    <w:p>
-      <w:pPr>
-        <w:spacing w:after="0"/>
-        <w:ind w:left="432"/>
-      </w:pPr>
-      <w:r>
-        <w:rPr>
-          <w:rFonts w:ascii="Consolas" w:hAnsi="Consolas" w:eastAsia="Consolas"/>
-          <w:b w:val="0"/>
-          <w:sz w:val="19"/>
-        </w:rPr>
-        <w:t>openDB()        —— 打开/创建 IndexedDB（库 inspiration-inbox，表 fragments，建 3 个索引）</w:t>
-      </w:r>
-    </w:p>
-    <w:p>
-      <w:pPr>
-        <w:spacing w:after="0"/>
-        <w:ind w:left="432"/>
-      </w:pPr>
-      <w:r>
-        <w:rPr>
-          <w:rFonts w:ascii="Consolas" w:hAnsi="Consolas" w:eastAsia="Consolas"/>
-          <w:b w:val="0"/>
-          <w:sz w:val="19"/>
-        </w:rPr>
-        <w:t>addItem(item)   —— 新增一条素材</w:t>
-      </w:r>
-    </w:p>
-    <w:p>
-      <w:pPr>
-        <w:spacing w:after="0"/>
-        <w:ind w:left="432"/>
-      </w:pPr>
-      <w:r>
-        <w:rPr>
-          <w:rFonts w:ascii="Consolas" w:hAnsi="Consolas" w:eastAsia="Consolas"/>
-          <w:b w:val="0"/>
-          <w:sz w:val="19"/>
-        </w:rPr>
-        <w:t>getAll()        —— 读取全部素材</w:t>
-      </w:r>
-    </w:p>
-    <w:p>
-      <w:pPr>
-        <w:spacing w:after="0"/>
-        <w:ind w:left="432"/>
-      </w:pPr>
-      <w:r>
-        <w:rPr>
-          <w:rFonts w:ascii="Consolas" w:hAnsi="Consolas" w:eastAsia="Consolas"/>
-          <w:b w:val="0"/>
-          <w:sz w:val="19"/>
-        </w:rPr>
-        <w:t>updateItem(item)—— 更新（改 parentId、改内容都用它）</w:t>
-      </w:r>
-    </w:p>
-    <w:p>
-      <w:pPr>
-        <w:spacing w:after="0"/>
-        <w:ind w:left="432"/>
-      </w:pPr>
-      <w:r>
-        <w:rPr>
-          <w:rFonts w:ascii="Consolas" w:hAnsi="Consolas" w:eastAsia="Consolas"/>
-          <w:b w:val="0"/>
-          <w:sz w:val="19"/>
-        </w:rPr>
-        <w:t>deleteItem(id)  —— 删除</w:t>
-      </w:r>
-    </w:p>
-    <w:p>
-      <w:pPr>
-        <w:spacing w:after="0"/>
-        <w:ind w:left="432"/>
-      </w:pPr>
-      <w:r>
-        <w:rPr>
-          <w:rFonts w:ascii="Consolas" w:hAnsi="Consolas" w:eastAsia="Consolas"/>
-          <w:b w:val="0"/>
-          <w:sz w:val="19"/>
-        </w:rPr>
-        <w:t>clearAndImport(list) —— 导入 JSON 时批量写入</w:t>
-      </w:r>
-    </w:p>
-    <w:p>
-      <w:r>
-        <w:rPr>
-          <w:rFonts w:ascii="Arial" w:hAnsi="Arial" w:eastAsia="Microsoft YaHei"/>
-          <w:b w:val="0"/>
-          <w:sz w:val="22"/>
-        </w:rPr>
-        <w:t>职责：</w:t>
-      </w:r>
-      <w:r>
-        <w:rPr>
-          <w:rFonts w:ascii="Arial" w:hAnsi="Arial" w:eastAsia="Microsoft YaHei"/>
-          <w:b/>
-          <w:sz w:val="22"/>
-        </w:rPr>
-        <w:t>全项目只有这一层允许碰 IndexedDB</w:t>
-      </w:r>
-      <w:r>
-        <w:rPr>
-          <w:rFonts w:ascii="Arial" w:hAnsi="Arial" w:eastAsia="Microsoft YaHei"/>
-          <w:b w:val="0"/>
-          <w:sz w:val="22"/>
-        </w:rPr>
-        <w:t>。上层想要数据，只能调用这里的函数。这样以后改存储方式只改这一层。</w:t>
-      </w:r>
-    </w:p>
-    <w:p>
-      <w:pPr>
-        <w:spacing w:before="200" w:after="120"/>
-      </w:pPr>
-      <w:r>
-        <w:rPr>
-          <w:rFonts w:ascii="Arial" w:hAnsi="Arial" w:eastAsia="Microsoft YaHei"/>
-          <w:b/>
-          <w:color w:val="1D1D1F"/>
-          <w:sz w:val="24"/>
-        </w:rPr>
-        <w:t>第 3 层：状态层（state）</w:t>
-      </w:r>
-    </w:p>
-    <w:p>
-      <w:pPr>
-        <w:spacing w:after="0"/>
-        <w:ind w:left="432"/>
-      </w:pPr>
-      <w:r>
-        <w:rPr>
-          <w:rFonts w:ascii="Consolas" w:hAnsi="Consolas" w:eastAsia="Consolas"/>
-          <w:b w:val="0"/>
-          <w:sz w:val="19"/>
-        </w:rPr>
-        <w:t>state = {</w:t>
-      </w:r>
-    </w:p>
-    <w:p>
-      <w:pPr>
-        <w:spacing w:after="0"/>
-        <w:ind w:left="432"/>
-      </w:pPr>
-      <w:r>
-        <w:rPr>
-          <w:rFonts w:ascii="Consolas" w:hAnsi="Consolas" w:eastAsia="Consolas"/>
-          <w:b w:val="0"/>
-          <w:sz w:val="19"/>
-        </w:rPr>
-        <w:t xml:space="preserve">  currentSpace: 'workspace',  // 当前选中的 Tab</w:t>
-      </w:r>
-    </w:p>
-    <w:p>
-      <w:pPr>
-        <w:spacing w:after="0"/>
-        <w:ind w:left="432"/>
-      </w:pPr>
-      <w:r>
-        <w:rPr>
-          <w:rFonts w:ascii="Consolas" w:hAnsi="Consolas" w:eastAsia="Consolas"/>
-          <w:b w:val="0"/>
-          <w:sz w:val="19"/>
-        </w:rPr>
-        <w:t xml:space="preserve">  searchText: '',             // 搜索框内容</w:t>
-      </w:r>
-    </w:p>
-    <w:p>
-      <w:pPr>
-        <w:spacing w:after="0"/>
-        <w:ind w:left="432"/>
-      </w:pPr>
-      <w:r>
-        <w:rPr>
-          <w:rFonts w:ascii="Consolas" w:hAnsi="Consolas" w:eastAsia="Consolas"/>
-          <w:b w:val="0"/>
-          <w:sz w:val="19"/>
-        </w:rPr>
-        <w:t xml:space="preserve">  showAllLinked: false,       // 上帝视角开关（V2.1 启用）</w:t>
-      </w:r>
-    </w:p>
-    <w:p>
-      <w:pPr>
-        <w:spacing w:after="0"/>
-        <w:ind w:left="432"/>
-      </w:pPr>
-      <w:r>
-        <w:rPr>
-          <w:rFonts w:ascii="Consolas" w:hAnsi="Consolas" w:eastAsia="Consolas"/>
-          <w:b w:val="0"/>
-          <w:sz w:val="19"/>
-        </w:rPr>
-        <w:t xml:space="preserve">  theme: 'light',             // 日/夜模式</w:t>
-      </w:r>
-    </w:p>
-    <w:p>
-      <w:pPr>
-        <w:spacing w:after="0"/>
-        <w:ind w:left="432"/>
-      </w:pPr>
-      <w:r>
-        <w:rPr>
-          <w:rFonts w:ascii="Consolas" w:hAnsi="Consolas" w:eastAsia="Consolas"/>
-          <w:b w:val="0"/>
-          <w:sz w:val="19"/>
-        </w:rPr>
-        <w:t xml:space="preserve">  items: []                   // 内存中的全量数据缓存</w:t>
-      </w:r>
-    </w:p>
-    <w:p>
-      <w:pPr>
-        <w:spacing w:after="0"/>
-        <w:ind w:left="432"/>
-      </w:pPr>
-      <w:r>
-        <w:rPr>
-          <w:rFonts w:ascii="Consolas" w:hAnsi="Consolas" w:eastAsia="Consolas"/>
-          <w:b w:val="0"/>
-          <w:sz w:val="19"/>
-        </w:rPr>
-        <w:t>}</w:t>
-      </w:r>
-    </w:p>
-    <w:p>
-      <w:r>
-        <w:rPr>
-          <w:rFonts w:ascii="Arial" w:hAnsi="Arial" w:eastAsia="Microsoft YaHei"/>
-          <w:b w:val="0"/>
-          <w:sz w:val="22"/>
-        </w:rPr>
-        <w:t>职责：记住"界面现在处于什么状态"。渲染层只根据 state 决定画什么。</w:t>
-      </w:r>
-    </w:p>
-    <w:p>
-      <w:pPr>
-        <w:spacing w:before="200" w:after="120"/>
-      </w:pPr>
-      <w:r>
-        <w:rPr>
-          <w:rFonts w:ascii="Arial" w:hAnsi="Arial" w:eastAsia="Microsoft YaHei"/>
-          <w:b/>
-          <w:color w:val="1D1D1F"/>
-          <w:sz w:val="24"/>
-        </w:rPr>
-        <w:t>第 4 层：UI 渲染层（render）</w:t>
-      </w:r>
-    </w:p>
-    <w:p>
-      <w:pPr>
-        <w:spacing w:after="0"/>
-        <w:ind w:left="432"/>
-      </w:pPr>
-      <w:r>
-        <w:rPr>
-          <w:rFonts w:ascii="Consolas" w:hAnsi="Consolas" w:eastAsia="Consolas"/>
-          <w:b w:val="0"/>
-          <w:sz w:val="19"/>
-        </w:rPr>
-        <w:t>renderAll()          —— 总入口：根据 state 重新渲染（数据/状态变了就调它）</w:t>
-      </w:r>
-    </w:p>
-    <w:p>
-      <w:pPr>
-        <w:spacing w:after="0"/>
-        <w:ind w:left="432"/>
-      </w:pPr>
-      <w:r>
-        <w:rPr>
-          <w:rFonts w:ascii="Consolas" w:hAnsi="Consolas" w:eastAsia="Consolas"/>
-          <w:b w:val="0"/>
-          <w:sz w:val="19"/>
-        </w:rPr>
-        <w:t>renderCards(list)    —— 把卡片列表画进瀑布流（用 textContent 赋值！）</w:t>
-      </w:r>
-    </w:p>
-    <w:p>
-      <w:pPr>
-        <w:spacing w:after="0"/>
-        <w:ind w:left="432"/>
-      </w:pPr>
-      <w:r>
-        <w:rPr>
-          <w:rFonts w:ascii="Consolas" w:hAnsi="Consolas" w:eastAsia="Consolas"/>
-          <w:b w:val="0"/>
-          <w:sz w:val="19"/>
-        </w:rPr>
-        <w:t>renderDrawer(item)   —— 填充抽屉详情内容</w:t>
-      </w:r>
-    </w:p>
-    <w:p>
-      <w:pPr>
-        <w:spacing w:after="0"/>
-        <w:ind w:left="432"/>
-      </w:pPr>
-      <w:r>
-        <w:rPr>
-          <w:rFonts w:ascii="Consolas" w:hAnsi="Consolas" w:eastAsia="Consolas"/>
-          <w:b w:val="0"/>
-          <w:sz w:val="19"/>
-        </w:rPr>
-        <w:t>openDrawer()/closeDrawer() —— 抽屉滑入滑出</w:t>
-      </w:r>
-    </w:p>
-    <w:p>
-      <w:pPr>
-        <w:spacing w:after="0"/>
-        <w:ind w:left="432"/>
-      </w:pPr>
-      <w:r>
-        <w:rPr>
-          <w:rFonts w:ascii="Consolas" w:hAnsi="Consolas" w:eastAsia="Consolas"/>
-          <w:b w:val="0"/>
-          <w:sz w:val="19"/>
-        </w:rPr>
-        <w:t>applyTheme()         —— 按 state.theme 切换 CSS 变量</w:t>
-      </w:r>
-    </w:p>
-    <w:p>
-      <w:r>
-        <w:rPr>
-          <w:rFonts w:ascii="Arial" w:hAnsi="Arial" w:eastAsia="Microsoft YaHei"/>
-          <w:b w:val="0"/>
-          <w:sz w:val="22"/>
-        </w:rPr>
-        <w:t>职责：只负责"画"。数据从 state 拿，不直接碰 IndexedDB。</w:t>
-      </w:r>
-    </w:p>
-    <w:p>
-      <w:pPr>
-        <w:spacing w:before="200" w:after="120"/>
-      </w:pPr>
-      <w:r>
-        <w:rPr>
-          <w:rFonts w:ascii="Arial" w:hAnsi="Arial" w:eastAsia="Microsoft YaHei"/>
-          <w:b/>
-          <w:color w:val="1D1D1F"/>
-          <w:sz w:val="24"/>
-        </w:rPr>
-        <w:t>第 5 层：事件监听层（events）</w:t>
-      </w:r>
-    </w:p>
-    <w:p>
-      <w:pPr>
-        <w:spacing w:after="0"/>
-        <w:ind w:left="432"/>
-      </w:pPr>
-      <w:r>
-        <w:rPr>
-          <w:rFonts w:ascii="Consolas" w:hAnsi="Consolas" w:eastAsia="Consolas"/>
-          <w:b w:val="0"/>
-          <w:sz w:val="19"/>
-        </w:rPr>
-        <w:t>bindEvents() —— 统一绑定所有交互：</w:t>
-      </w:r>
-    </w:p>
-    <w:p>
-      <w:pPr>
-        <w:spacing w:after="0"/>
-        <w:ind w:left="432"/>
-      </w:pPr>
-      <w:r>
-        <w:rPr>
-          <w:rFonts w:ascii="Consolas" w:hAnsi="Consolas" w:eastAsia="Consolas"/>
-          <w:b w:val="0"/>
-          <w:sz w:val="19"/>
-        </w:rPr>
-        <w:t xml:space="preserve">  · 封存按钮点击 → 收集表单 → db.addItem → 刷新 state → renderAll</w:t>
-      </w:r>
-    </w:p>
-    <w:p>
-      <w:pPr>
-        <w:spacing w:after="0"/>
-        <w:ind w:left="432"/>
-      </w:pPr>
-      <w:r>
-        <w:rPr>
-          <w:rFonts w:ascii="Consolas" w:hAnsi="Consolas" w:eastAsia="Consolas"/>
-          <w:b w:val="0"/>
-          <w:sz w:val="19"/>
-        </w:rPr>
-        <w:t xml:space="preserve">  · 搜索框输入 → 更新 state.searchText → renderAll</w:t>
-      </w:r>
-    </w:p>
-    <w:p>
-      <w:pPr>
-        <w:spacing w:after="0"/>
-        <w:ind w:left="432"/>
-      </w:pPr>
-      <w:r>
-        <w:rPr>
-          <w:rFonts w:ascii="Consolas" w:hAnsi="Consolas" w:eastAsia="Consolas"/>
-          <w:b w:val="0"/>
-          <w:sz w:val="19"/>
-        </w:rPr>
-        <w:t xml:space="preserve">  · Tab 点击 → 更新 state.currentSpace → renderAll</w:t>
-      </w:r>
-    </w:p>
-    <w:p>
-      <w:pPr>
-        <w:spacing w:after="0"/>
-        <w:ind w:left="432"/>
-      </w:pPr>
-      <w:r>
-        <w:rPr>
-          <w:rFonts w:ascii="Consolas" w:hAnsi="Consolas" w:eastAsia="Consolas"/>
-          <w:b w:val="0"/>
-          <w:sz w:val="19"/>
-        </w:rPr>
-        <w:t xml:space="preserve">  · 卡片点击 → openDrawer + renderDrawer</w:t>
-      </w:r>
-    </w:p>
-    <w:p>
-      <w:pPr>
-        <w:spacing w:after="0"/>
-        <w:ind w:left="432"/>
-      </w:pPr>
-      <w:r>
-        <w:rPr>
-          <w:rFonts w:ascii="Consolas" w:hAnsi="Consolas" w:eastAsia="Consolas"/>
-          <w:b w:val="0"/>
-          <w:sz w:val="19"/>
-        </w:rPr>
-        <w:t xml:space="preserve">  · 日/夜按钮 → 切 state.theme → applyTheme</w:t>
-      </w:r>
-    </w:p>
-    <w:p>
-      <w:pPr>
-        <w:spacing w:after="0"/>
-        <w:ind w:left="432"/>
-      </w:pPr>
-      <w:r>
-        <w:rPr>
-          <w:rFonts w:ascii="Consolas" w:hAnsi="Consolas" w:eastAsia="Consolas"/>
-          <w:b w:val="0"/>
-          <w:sz w:val="19"/>
-        </w:rPr>
-        <w:t xml:space="preserve">  · 导出按钮 → db.getAll → downloadFile</w:t>
-      </w:r>
-    </w:p>
-    <w:p>
-      <w:pPr>
-        <w:spacing w:after="0"/>
-        <w:ind w:left="432"/>
-      </w:pPr>
-      <w:r>
-        <w:rPr>
-          <w:rFonts w:ascii="Consolas" w:hAnsi="Consolas" w:eastAsia="Consolas"/>
-          <w:b w:val="0"/>
-          <w:sz w:val="19"/>
-        </w:rPr>
-        <w:t xml:space="preserve">  · 导入按钮 → 读文件 → db.clearAndImport → renderAll</w:t>
-      </w:r>
-    </w:p>
-    <w:p>
-      <w:r>
-        <w:rPr>
-          <w:rFonts w:ascii="Arial" w:hAnsi="Arial" w:eastAsia="Microsoft YaHei"/>
-          <w:b w:val="0"/>
-          <w:sz w:val="22"/>
-        </w:rPr>
-        <w:t>职责：用户操作的唯一入口，把"操作 → 改数据 → 改状态 → 重绘"串起来。</w:t>
-      </w:r>
-    </w:p>
-    <w:p>
-      <w:pPr>
-        <w:spacing w:before="200" w:after="120"/>
-      </w:pPr>
-      <w:r>
-        <w:rPr>
-          <w:rFonts w:ascii="Arial" w:hAnsi="Arial" w:eastAsia="Microsoft YaHei"/>
-          <w:b/>
-          <w:color w:val="1D1D1F"/>
-          <w:sz w:val="24"/>
-        </w:rPr>
-        <w:t>第 6 层：启动入口（init）</w:t>
-      </w:r>
-    </w:p>
-    <w:p>
-      <w:pPr>
-        <w:spacing w:after="0"/>
-        <w:ind w:left="432"/>
-      </w:pPr>
-      <w:r>
-        <w:rPr>
-          <w:rFonts w:ascii="Consolas" w:hAnsi="Consolas" w:eastAsia="Consolas"/>
-          <w:b w:val="0"/>
-          <w:sz w:val="19"/>
-        </w:rPr>
-        <w:t>init() —— 页面加载后执行：openDB → 读全量数据进 state → applyTheme → bindEvents → renderAll</w:t>
-      </w:r>
-    </w:p>
-    <w:p>
-      <w:pPr>
-        <w:spacing w:before="200" w:after="120"/>
-      </w:pPr>
-      <w:r>
-        <w:rPr>
-          <w:rFonts w:ascii="Arial" w:hAnsi="Arial" w:eastAsia="Microsoft YaHei"/>
-          <w:b/>
-          <w:color w:val="1D1D1F"/>
-          <w:sz w:val="26"/>
-        </w:rPr>
-        <w:t>2.3 数据流向图（一句话记住）</w:t>
-      </w:r>
-    </w:p>
-    <w:p>
-      <w:pPr>
-        <w:spacing w:after="0"/>
-        <w:ind w:left="432"/>
-      </w:pPr>
-      <w:r>
-        <w:rPr>
-          <w:rFonts w:ascii="Consolas" w:hAnsi="Consolas" w:eastAsia="Consolas"/>
-          <w:b w:val="0"/>
-          <w:sz w:val="19"/>
-        </w:rPr>
-        <w:t>用户操作(events) → 改数据(db) → 更新状态(state) → 重新渲染(render) → 用户看到结果</w:t>
-      </w:r>
-    </w:p>
-    <w:p>
-      <w:pPr>
-        <w:spacing w:after="0"/>
-        <w:ind w:left="432"/>
-      </w:pPr>
-      <w:r>
-        <w:rPr>
-          <w:rFonts w:ascii="Consolas" w:hAnsi="Consolas" w:eastAsia="Consolas"/>
-          <w:b w:val="0"/>
-          <w:sz w:val="19"/>
-        </w:rPr>
-        <w:t>单向流动，绝不逆行（render 永远不直接改数据）。</w:t>
-      </w:r>
-    </w:p>
-    <w:p>
-      <w:pPr>
-        <w:spacing w:before="280" w:after="120"/>
-      </w:pPr>
-      <w:r>
-        <w:rPr>
-          <w:rFonts w:ascii="Arial" w:hAnsi="Arial" w:eastAsia="Microsoft YaHei"/>
-          <w:b/>
-          <w:color w:val="1D1D1F"/>
-          <w:sz w:val="32"/>
-        </w:rPr>
-        <w:t>第三部分：从零搭建的 8 个步骤</w:t>
-      </w:r>
-    </w:p>
-    <w:p>
-      <w:pPr>
-        <w:ind w:left="360"/>
-      </w:pPr>
-      <w:r>
-        <w:rPr>
-          <w:rFonts w:ascii="Arial" w:hAnsi="Arial" w:eastAsia="Microsoft YaHei"/>
-          <w:b w:val="0"/>
-          <w:i/>
-          <w:color w:val="666666"/>
-          <w:sz w:val="20"/>
-        </w:rPr>
-        <w:t>每一步都是"能立刻看到效果"的最小动作。每步完成就在浏览器里验证，通过后再做下一步。这也是给 AI 下指令的顺序。</w:t>
-      </w:r>
-    </w:p>
-    <w:tbl>
-      <w:tblPr>
-        <w:tblStyle w:val="LightGrid-Accent1"/>
-        <w:tblW w:type="auto" w:w="0"/>
-        <w:tblLook w:firstColumn="1" w:firstRow="1" w:lastColumn="0" w:lastRow="0" w:noHBand="0" w:noVBand="1" w:val="04A0"/>
-      </w:tblPr>
-      <w:tblGrid>
-        <w:gridCol w:w="2880"/>
-        <w:gridCol w:w="2880"/>
-        <w:gridCol w:w="2880"/>
-      </w:tblGrid>
-      <w:tr>
-        <w:tc>
-          <w:tcPr>
-            <w:tcW w:type="dxa" w:w="2880"/>
-          </w:tcPr>
-          <w:p>
-            <w:r/>
-            <w:r>
-              <w:rPr>
-                <w:rFonts w:ascii="Arial" w:hAnsi="Arial" w:eastAsia="Microsoft YaHei"/>
-                <w:b/>
-                <w:sz w:val="20"/>
-              </w:rPr>
-              <w:t>步骤</w:t>
-            </w:r>
-          </w:p>
-        </w:tc>
-        <w:tc>
-          <w:tcPr>
-            <w:tcW w:type="dxa" w:w="2880"/>
-          </w:tcPr>
-          <w:p>
-            <w:r/>
-            <w:r>
-              <w:rPr>
-                <w:rFonts w:ascii="Arial" w:hAnsi="Arial" w:eastAsia="Microsoft YaHei"/>
-                <w:b/>
-                <w:sz w:val="20"/>
-              </w:rPr>
-              <w:t>做什么</w:t>
-            </w:r>
-          </w:p>
-        </w:tc>
-        <w:tc>
-          <w:tcPr>
-            <w:tcW w:type="dxa" w:w="2880"/>
-          </w:tcPr>
-          <w:p>
-            <w:r/>
-            <w:r>
-              <w:rPr>
-                <w:rFonts w:ascii="Arial" w:hAnsi="Arial" w:eastAsia="Microsoft YaHei"/>
-                <w:b/>
-                <w:sz w:val="20"/>
-              </w:rPr>
-              <w:t>验收方法（双击打开 index.html）</w:t>
+              <w:t>V1.0</w:t>
             </w:r>
           </w:p>
         </w:tc>
@@ -3552,11 +1240,11 @@
             <w:r/>
             <w:r>
               <w:rPr>
-                <w:rFonts w:ascii="Arial" w:hAnsi="Arial" w:eastAsia="Microsoft YaHei"/>
+                <w:rFonts w:ascii="Consolas" w:hAnsi="Consolas" w:eastAsia="Consolas"/>
                 <w:b w:val="0"/>
-                <w:sz w:val="20"/>
+                <w:sz w:val="18"/>
               </w:rPr>
-              <w:t>第 1 步</w:t>
+              <w:t>updatedAt</w:t>
             </w:r>
           </w:p>
         </w:tc>
@@ -3572,7 +1260,7 @@
                 <w:b w:val="0"/>
                 <w:sz w:val="20"/>
               </w:rPr>
-              <w:t>写 HTML 骨架 + 样式层：顶部栏、Tab 栏、录入区、空的瀑布流容器、隐藏的抽屉；CSS 变量定义日/夜两套主题</w:t>
+              <w:t>最后修改时间戳，云同步 LWW 合并的判据；关联/剥离也要更新它</w:t>
             </w:r>
           </w:p>
         </w:tc>
@@ -3588,7 +1276,821 @@
                 <w:b w:val="0"/>
                 <w:sz w:val="20"/>
               </w:rPr>
-              <w:t>页面有完整布局，点日/夜按钮颜色能切换（此时按钮逻辑可用 5 行临时代码），手机上看不变形</w:t>
+              <w:t>V1.3</w:t>
+            </w:r>
+          </w:p>
+        </w:tc>
+      </w:tr>
+    </w:tbl>
+    <w:p/>
+    <w:p>
+      <w:pPr>
+        <w:spacing w:before="200" w:after="120"/>
+      </w:pPr>
+      <w:r>
+        <w:rPr>
+          <w:rFonts w:ascii="Arial" w:hAnsi="Arial" w:eastAsia="Microsoft YaHei"/>
+          <w:b/>
+          <w:color w:val="1D1D1F"/>
+          <w:sz w:val="26"/>
+        </w:rPr>
+        <w:t>settings 键（实际）</w:t>
+      </w:r>
+    </w:p>
+    <w:p>
+      <w:r>
+        <w:rPr>
+          <w:rFonts w:ascii="Consolas" w:hAnsi="Consolas" w:eastAsia="Consolas"/>
+          <w:b w:val="0"/>
+          <w:sz w:val="20"/>
+        </w:rPr>
+        <w:t>theme</w:t>
+      </w:r>
+      <w:r>
+        <w:rPr>
+          <w:rFonts w:ascii="Arial" w:hAnsi="Arial" w:eastAsia="Microsoft YaHei"/>
+          <w:b w:val="0"/>
+          <w:sz w:val="22"/>
+        </w:rPr>
+        <w:t>、</w:t>
+      </w:r>
+      <w:r>
+        <w:rPr>
+          <w:rFonts w:ascii="Consolas" w:hAnsi="Consolas" w:eastAsia="Consolas"/>
+          <w:b w:val="0"/>
+          <w:sz w:val="20"/>
+        </w:rPr>
+        <w:t>lastExportAt</w:t>
+      </w:r>
+      <w:r>
+        <w:rPr>
+          <w:rFonts w:ascii="Arial" w:hAnsi="Arial" w:eastAsia="Microsoft YaHei"/>
+          <w:b w:val="0"/>
+          <w:sz w:val="22"/>
+        </w:rPr>
+        <w:t>、</w:t>
+      </w:r>
+      <w:r>
+        <w:rPr>
+          <w:rFonts w:ascii="Consolas" w:hAnsi="Consolas" w:eastAsia="Consolas"/>
+          <w:b w:val="0"/>
+          <w:sz w:val="20"/>
+        </w:rPr>
+        <w:t>lastBackupHash</w:t>
+      </w:r>
+      <w:r>
+        <w:rPr>
+          <w:rFonts w:ascii="Arial" w:hAnsi="Arial" w:eastAsia="Microsoft YaHei"/>
+          <w:b w:val="0"/>
+          <w:sz w:val="22"/>
+        </w:rPr>
+        <w:t>（djb2 指纹，去重备份）、</w:t>
+      </w:r>
+      <w:r>
+        <w:rPr>
+          <w:rFonts w:ascii="Consolas" w:hAnsi="Consolas" w:eastAsia="Consolas"/>
+          <w:b w:val="0"/>
+          <w:sz w:val="20"/>
+        </w:rPr>
+        <w:t>lastArchiveAt</w:t>
+      </w:r>
+      <w:r>
+        <w:rPr>
+          <w:rFonts w:ascii="Arial" w:hAnsi="Arial" w:eastAsia="Microsoft YaHei"/>
+          <w:b w:val="0"/>
+          <w:sz w:val="22"/>
+        </w:rPr>
+        <w:t>、</w:t>
+      </w:r>
+      <w:r>
+        <w:rPr>
+          <w:rFonts w:ascii="Consolas" w:hAnsi="Consolas" w:eastAsia="Consolas"/>
+          <w:b w:val="0"/>
+          <w:sz w:val="20"/>
+        </w:rPr>
+        <w:t>backupDirHandle</w:t>
+      </w:r>
+      <w:r>
+        <w:rPr>
+          <w:rFonts w:ascii="Arial" w:hAnsi="Arial" w:eastAsia="Microsoft YaHei"/>
+          <w:b w:val="0"/>
+          <w:sz w:val="22"/>
+        </w:rPr>
+        <w:t>（FS Access 文件夹句柄，可直接结构化克隆入库）、</w:t>
+      </w:r>
+      <w:r>
+        <w:rPr>
+          <w:rFonts w:ascii="Consolas" w:hAnsi="Consolas" w:eastAsia="Consolas"/>
+          <w:b w:val="0"/>
+          <w:sz w:val="20"/>
+        </w:rPr>
+        <w:t>syncToken</w:t>
+      </w:r>
+      <w:r>
+        <w:rPr>
+          <w:rFonts w:ascii="Arial" w:hAnsi="Arial" w:eastAsia="Microsoft YaHei"/>
+          <w:b w:val="0"/>
+          <w:sz w:val="22"/>
+        </w:rPr>
+        <w:t>、</w:t>
+      </w:r>
+      <w:r>
+        <w:rPr>
+          <w:rFonts w:ascii="Consolas" w:hAnsi="Consolas" w:eastAsia="Consolas"/>
+          <w:b w:val="0"/>
+          <w:sz w:val="20"/>
+        </w:rPr>
+        <w:t>syncPassword</w:t>
+      </w:r>
+      <w:r>
+        <w:rPr>
+          <w:rFonts w:ascii="Arial" w:hAnsi="Arial" w:eastAsia="Microsoft YaHei"/>
+          <w:b w:val="0"/>
+          <w:sz w:val="22"/>
+        </w:rPr>
+        <w:t>、</w:t>
+      </w:r>
+      <w:r>
+        <w:rPr>
+          <w:rFonts w:ascii="Consolas" w:hAnsi="Consolas" w:eastAsia="Consolas"/>
+          <w:b w:val="0"/>
+          <w:sz w:val="20"/>
+        </w:rPr>
+        <w:t>syncGistId</w:t>
+      </w:r>
+      <w:r>
+        <w:rPr>
+          <w:rFonts w:ascii="Arial" w:hAnsi="Arial" w:eastAsia="Microsoft YaHei"/>
+          <w:b w:val="0"/>
+          <w:sz w:val="22"/>
+        </w:rPr>
+        <w:t>、</w:t>
+      </w:r>
+      <w:r>
+        <w:rPr>
+          <w:rFonts w:ascii="Consolas" w:hAnsi="Consolas" w:eastAsia="Consolas"/>
+          <w:b w:val="0"/>
+          <w:sz w:val="20"/>
+        </w:rPr>
+        <w:t>syncSalt</w:t>
+      </w:r>
+      <w:r>
+        <w:rPr>
+          <w:rFonts w:ascii="Arial" w:hAnsi="Arial" w:eastAsia="Microsoft YaHei"/>
+          <w:b w:val="0"/>
+          <w:sz w:val="22"/>
+        </w:rPr>
+        <w:t>、</w:t>
+      </w:r>
+      <w:r>
+        <w:rPr>
+          <w:rFonts w:ascii="Consolas" w:hAnsi="Consolas" w:eastAsia="Consolas"/>
+          <w:b w:val="0"/>
+          <w:sz w:val="20"/>
+        </w:rPr>
+        <w:t>tombstones</w:t>
+      </w:r>
+      <w:r>
+        <w:rPr>
+          <w:rFonts w:ascii="Arial" w:hAnsi="Arial" w:eastAsia="Microsoft YaHei"/>
+          <w:b w:val="0"/>
+          <w:sz w:val="22"/>
+        </w:rPr>
+        <w:t>（</w:t>
+      </w:r>
+      <w:r>
+        <w:rPr>
+          <w:rFonts w:ascii="Consolas" w:hAnsi="Consolas" w:eastAsia="Consolas"/>
+          <w:b w:val="0"/>
+          <w:sz w:val="20"/>
+        </w:rPr>
+        <w:t>[{id,at}]</w:t>
+      </w:r>
+      <w:r>
+        <w:rPr>
+          <w:rFonts w:ascii="Arial" w:hAnsi="Arial" w:eastAsia="Microsoft YaHei"/>
+          <w:b w:val="0"/>
+          <w:sz w:val="22"/>
+        </w:rPr>
+        <w:t>，保留 30 天）、</w:t>
+      </w:r>
+      <w:r>
+        <w:rPr>
+          <w:rFonts w:ascii="Consolas" w:hAnsi="Consolas" w:eastAsia="Consolas"/>
+          <w:b w:val="0"/>
+          <w:sz w:val="20"/>
+        </w:rPr>
+        <w:t>lastSyncAt</w:t>
+      </w:r>
+      <w:r>
+        <w:rPr>
+          <w:rFonts w:ascii="Arial" w:hAnsi="Arial" w:eastAsia="Microsoft YaHei"/>
+          <w:b w:val="0"/>
+          <w:sz w:val="22"/>
+        </w:rPr>
+        <w:t>。</w:t>
+      </w:r>
+    </w:p>
+    <w:p>
+      <w:pPr>
+        <w:ind w:left="360"/>
+      </w:pPr>
+      <w:r>
+        <w:rPr>
+          <w:rFonts w:ascii="Arial" w:hAnsi="Arial" w:eastAsia="Microsoft YaHei"/>
+          <w:b w:val="0"/>
+          <w:i/>
+          <w:color w:val="666666"/>
+          <w:sz w:val="20"/>
+        </w:rPr>
+        <w:t>安全说明：同步密码存 IndexedDB 仅为本机免重复输入，它从不出现在明文明文通信里；云端只存加盐哈希派生后的密文。彻底不用同步时点「取消本机同步配置」即可清除。</w:t>
+      </w:r>
+    </w:p>
+    <w:p>
+      <w:pPr>
+        <w:spacing w:before="280" w:after="120"/>
+      </w:pPr>
+      <w:r>
+        <w:rPr>
+          <w:rFonts w:ascii="Arial" w:hAnsi="Arial" w:eastAsia="Microsoft YaHei"/>
+          <w:b/>
+          <w:color w:val="1D1D1F"/>
+          <w:sz w:val="32"/>
+        </w:rPr>
+        <w:t>四、备份模块（backup.run）</w:t>
+      </w:r>
+    </w:p>
+    <w:p>
+      <w:r>
+        <w:rPr>
+          <w:rFonts w:ascii="Arial" w:hAnsi="Arial" w:eastAsia="Microsoft YaHei"/>
+          <w:b w:val="0"/>
+          <w:sz w:val="22"/>
+        </w:rPr>
+        <w:t>返回值：</w:t>
+      </w:r>
+      <w:r>
+        <w:rPr>
+          <w:rFonts w:ascii="Consolas" w:hAnsi="Consolas" w:eastAsia="Consolas"/>
+          <w:b w:val="0"/>
+          <w:sz w:val="20"/>
+        </w:rPr>
+        <w:t>unchanged / dir / shared / download / skipped / cancelled</w:t>
+      </w:r>
+      <w:r>
+        <w:rPr>
+          <w:rFonts w:ascii="Arial" w:hAnsi="Arial" w:eastAsia="Microsoft YaHei"/>
+          <w:b w:val="0"/>
+          <w:sz w:val="22"/>
+        </w:rPr>
+        <w:t>，调用方据此提示。</w:t>
+      </w:r>
+    </w:p>
+    <w:p>
+      <w:r>
+        <w:rPr>
+          <w:rFonts w:ascii="Arial" w:hAnsi="Arial" w:eastAsia="Microsoft YaHei"/>
+          <w:b w:val="0"/>
+          <w:sz w:val="22"/>
+        </w:rPr>
+        <w:t>三策略 + 特性检测：</w:t>
+      </w:r>
+    </w:p>
+    <w:p>
+      <w:pPr>
+        <w:pStyle w:val="ListNumber"/>
+      </w:pPr>
+      <w:r>
+        <w:rPr>
+          <w:rFonts w:ascii="Arial" w:hAnsi="Arial" w:eastAsia="Microsoft YaHei"/>
+          <w:b w:val="0"/>
+          <w:sz w:val="22"/>
+        </w:rPr>
+        <w:t>授权文件夹（Chrome/Edge 且 pointer:fine）：覆盖写 latest.json + 7 天归档；</w:t>
+      </w:r>
+    </w:p>
+    <w:p>
+      <w:pPr>
+        <w:pStyle w:val="ListNumber"/>
+      </w:pPr>
+      <w:r>
+        <w:rPr>
+          <w:rFonts w:ascii="Arial" w:hAnsi="Arial" w:eastAsia="Microsoft YaHei"/>
+          <w:b w:val="0"/>
+          <w:sz w:val="22"/>
+        </w:rPr>
+        <w:t>触屏/iOS：</w:t>
+      </w:r>
+      <w:r>
+        <w:rPr>
+          <w:rFonts w:ascii="Consolas" w:hAnsi="Consolas" w:eastAsia="Consolas"/>
+          <w:b w:val="0"/>
+          <w:sz w:val="20"/>
+        </w:rPr>
+        <w:t>navigator.share</w:t>
+      </w:r>
+      <w:r>
+        <w:rPr>
+          <w:rFonts w:ascii="Arial" w:hAnsi="Arial" w:eastAsia="Microsoft YaHei"/>
+          <w:b w:val="0"/>
+          <w:sz w:val="22"/>
+        </w:rPr>
+        <w:t xml:space="preserve"> 系统分享（存储到"文件"/微信），取消不产生垃圾文件；iOS 自动模式跳过弹窗返回 </w:t>
+      </w:r>
+      <w:r>
+        <w:rPr>
+          <w:rFonts w:ascii="Consolas" w:hAnsi="Consolas" w:eastAsia="Consolas"/>
+          <w:b w:val="0"/>
+          <w:sz w:val="20"/>
+        </w:rPr>
+        <w:t>skipped</w:t>
+      </w:r>
+      <w:r>
+        <w:rPr>
+          <w:rFonts w:ascii="Arial" w:hAnsi="Arial" w:eastAsia="Microsoft YaHei"/>
+          <w:b w:val="0"/>
+          <w:sz w:val="22"/>
+        </w:rPr>
+        <w:t>；</w:t>
+      </w:r>
+    </w:p>
+    <w:p>
+      <w:pPr>
+        <w:pStyle w:val="ListNumber"/>
+      </w:pPr>
+      <w:r>
+        <w:rPr>
+          <w:rFonts w:ascii="Arial" w:hAnsi="Arial" w:eastAsia="Microsoft YaHei"/>
+          <w:b w:val="0"/>
+          <w:sz w:val="22"/>
+        </w:rPr>
+        <w:t>普通下载回退。</w:t>
+      </w:r>
+    </w:p>
+    <w:p>
+      <w:r>
+        <w:rPr>
+          <w:rFonts w:ascii="Arial" w:hAnsi="Arial" w:eastAsia="Microsoft YaHei"/>
+          <w:b w:val="0"/>
+          <w:sz w:val="22"/>
+        </w:rPr>
+        <w:t>所有路径前置 hash 去重；导入为全量合并式写入，不覆盖未涉及记录。</w:t>
+      </w:r>
+    </w:p>
+    <w:p>
+      <w:pPr>
+        <w:spacing w:before="280" w:after="120"/>
+      </w:pPr>
+      <w:r>
+        <w:rPr>
+          <w:rFonts w:ascii="Arial" w:hAnsi="Arial" w:eastAsia="Microsoft YaHei"/>
+          <w:b/>
+          <w:color w:val="1D1D1F"/>
+          <w:sz w:val="32"/>
+        </w:rPr>
+        <w:t>五、云同步层（第 2B 层，V1.3 新增，V1.3.5 定型）</w:t>
+      </w:r>
+    </w:p>
+    <w:p>
+      <w:pPr>
+        <w:spacing w:before="200" w:after="120"/>
+      </w:pPr>
+      <w:r>
+        <w:rPr>
+          <w:rFonts w:ascii="Arial" w:hAnsi="Arial" w:eastAsia="Microsoft YaHei"/>
+          <w:b/>
+          <w:color w:val="1D1D1F"/>
+          <w:sz w:val="26"/>
+        </w:rPr>
+        <w:t>5.1 信任模型</w:t>
+      </w:r>
+    </w:p>
+    <w:p>
+      <w:r>
+        <w:rPr>
+          <w:rFonts w:ascii="Arial" w:hAnsi="Arial" w:eastAsia="Microsoft YaHei"/>
+          <w:b/>
+          <w:sz w:val="22"/>
+        </w:rPr>
+        <w:t>零知识（zero-knowledge）</w:t>
+      </w:r>
+      <w:r>
+        <w:rPr>
+          <w:rFonts w:ascii="Arial" w:hAnsi="Arial" w:eastAsia="Microsoft YaHei"/>
+          <w:b w:val="0"/>
+          <w:sz w:val="22"/>
+        </w:rPr>
+        <w:t xml:space="preserve">：GitHub 账号下建一个秘密 Gist（public:false），文件名 </w:t>
+      </w:r>
+      <w:r>
+        <w:rPr>
+          <w:rFonts w:ascii="Consolas" w:hAnsi="Consolas" w:eastAsia="Consolas"/>
+          <w:b w:val="0"/>
+          <w:sz w:val="20"/>
+        </w:rPr>
+        <w:t>inspiration-inbox-sync.json</w:t>
+      </w:r>
+      <w:r>
+        <w:rPr>
+          <w:rFonts w:ascii="Arial" w:hAnsi="Arial" w:eastAsia="Microsoft YaHei"/>
+          <w:b w:val="0"/>
+          <w:sz w:val="22"/>
+        </w:rPr>
+        <w:t>。服务器上只有密文；密钥由"同步密码"经 PBKDF2 在本机派生，任何人（含应用作者、GitHub）都无法阅读。令牌仅授予 gist 单一权限。</w:t>
+      </w:r>
+    </w:p>
+    <w:p>
+      <w:pPr>
+        <w:spacing w:before="200" w:after="120"/>
+      </w:pPr>
+      <w:r>
+        <w:rPr>
+          <w:rFonts w:ascii="Arial" w:hAnsi="Arial" w:eastAsia="Microsoft YaHei"/>
+          <w:b/>
+          <w:color w:val="1D1D1F"/>
+          <w:sz w:val="26"/>
+        </w:rPr>
+        <w:t>5.2 加密方案（Web Crypto API，零第三方库）</w:t>
+      </w:r>
+    </w:p>
+    <w:p>
+      <w:pPr>
+        <w:pStyle w:val="ListBullet"/>
+      </w:pPr>
+      <w:r>
+        <w:rPr>
+          <w:rFonts w:ascii="Arial" w:hAnsi="Arial" w:eastAsia="Microsoft YaHei"/>
+          <w:b w:val="0"/>
+          <w:sz w:val="22"/>
+        </w:rPr>
+        <w:t>密钥派生：</w:t>
+      </w:r>
+      <w:r>
+        <w:rPr>
+          <w:rFonts w:ascii="Consolas" w:hAnsi="Consolas" w:eastAsia="Consolas"/>
+          <w:b w:val="0"/>
+          <w:sz w:val="20"/>
+        </w:rPr>
+        <w:t>PBKDF2</w:t>
+      </w:r>
+      <w:r>
+        <w:rPr>
+          <w:rFonts w:ascii="Arial" w:hAnsi="Arial" w:eastAsia="Microsoft YaHei"/>
+          <w:b w:val="0"/>
+          <w:sz w:val="22"/>
+        </w:rPr>
+        <w:t>（SHA-256，</w:t>
+      </w:r>
+      <w:r>
+        <w:rPr>
+          <w:rFonts w:ascii="Arial" w:hAnsi="Arial" w:eastAsia="Microsoft YaHei"/>
+          <w:b/>
+          <w:sz w:val="22"/>
+        </w:rPr>
+        <w:t>150000 次迭代</w:t>
+      </w:r>
+      <w:r>
+        <w:rPr>
+          <w:rFonts w:ascii="Arial" w:hAnsi="Arial" w:eastAsia="Microsoft YaHei"/>
+          <w:b w:val="0"/>
+          <w:sz w:val="22"/>
+        </w:rPr>
+        <w:t xml:space="preserve">，随机 16 字节盐）→ </w:t>
+      </w:r>
+      <w:r>
+        <w:rPr>
+          <w:rFonts w:ascii="Consolas" w:hAnsi="Consolas" w:eastAsia="Consolas"/>
+          <w:b w:val="0"/>
+          <w:sz w:val="20"/>
+        </w:rPr>
+        <w:t>AES-GCM</w:t>
+      </w:r>
+      <w:r>
+        <w:rPr>
+          <w:rFonts w:ascii="Arial" w:hAnsi="Arial" w:eastAsia="Microsoft YaHei"/>
+          <w:b w:val="0"/>
+          <w:sz w:val="22"/>
+        </w:rPr>
+        <w:t xml:space="preserve"> 256 位密钥；</w:t>
+      </w:r>
+    </w:p>
+    <w:p>
+      <w:pPr>
+        <w:pStyle w:val="ListBullet"/>
+      </w:pPr>
+      <w:r>
+        <w:rPr>
+          <w:rFonts w:ascii="Arial" w:hAnsi="Arial" w:eastAsia="Microsoft YaHei"/>
+          <w:b w:val="0"/>
+          <w:sz w:val="22"/>
+        </w:rPr>
+        <w:t>加密：AES-GCM（自带完整性校验，密文被改动会解密失败），随机 12 字节 IV；</w:t>
+      </w:r>
+    </w:p>
+    <w:p>
+      <w:pPr>
+        <w:pStyle w:val="ListBullet"/>
+      </w:pPr>
+      <w:r>
+        <w:rPr>
+          <w:rFonts w:ascii="Arial" w:hAnsi="Arial" w:eastAsia="Microsoft YaHei"/>
+          <w:b w:val="0"/>
+          <w:sz w:val="22"/>
+        </w:rPr>
+        <w:t>信封：</w:t>
+      </w:r>
+      <w:r>
+        <w:rPr>
+          <w:rFonts w:ascii="Consolas" w:hAnsi="Consolas" w:eastAsia="Consolas"/>
+          <w:b w:val="0"/>
+          <w:sz w:val="20"/>
+        </w:rPr>
+        <w:t>{v:1, salt, iv, ct}</w:t>
+      </w:r>
+      <w:r>
+        <w:rPr>
+          <w:rFonts w:ascii="Arial" w:hAnsi="Arial" w:eastAsia="Microsoft YaHei"/>
+          <w:b w:val="0"/>
+          <w:sz w:val="22"/>
+        </w:rPr>
+        <w:t>（均 base64）。</w:t>
+      </w:r>
+      <w:r>
+        <w:rPr>
+          <w:rFonts w:ascii="Arial" w:hAnsi="Arial" w:eastAsia="Microsoft YaHei"/>
+          <w:b/>
+          <w:sz w:val="22"/>
+        </w:rPr>
+        <w:t>`v:1` 是版本号</w:t>
+      </w:r>
+      <w:r>
+        <w:rPr>
+          <w:rFonts w:ascii="Arial" w:hAnsi="Arial" w:eastAsia="Microsoft YaHei"/>
+          <w:b w:val="0"/>
+          <w:sz w:val="22"/>
+        </w:rPr>
+        <w:t>，未来升级算法（如 Argon2id）时可按版本兼容——这是刻意预留的升级条件；</w:t>
+      </w:r>
+    </w:p>
+    <w:p>
+      <w:pPr>
+        <w:pStyle w:val="ListBullet"/>
+      </w:pPr>
+      <w:r>
+        <w:rPr>
+          <w:rFonts w:ascii="Arial" w:hAnsi="Arial" w:eastAsia="Microsoft YaHei"/>
+          <w:b w:val="0"/>
+          <w:sz w:val="22"/>
+        </w:rPr>
+        <w:t>盐以云端信封为准，新设备第一次拉取即取得同盐，保证同一密码派生出同一密钥；</w:t>
+      </w:r>
+    </w:p>
+    <w:p>
+      <w:pPr>
+        <w:pStyle w:val="ListBullet"/>
+      </w:pPr>
+      <w:r>
+        <w:rPr>
+          <w:rFonts w:ascii="Arial" w:hAnsi="Arial" w:eastAsia="Microsoft YaHei"/>
+          <w:b w:val="0"/>
+          <w:sz w:val="22"/>
+        </w:rPr>
+        <w:t>自测：</w:t>
+      </w:r>
+      <w:r>
+        <w:rPr>
+          <w:rFonts w:ascii="Consolas" w:hAnsi="Consolas" w:eastAsia="Consolas"/>
+          <w:b w:val="0"/>
+          <w:sz w:val="20"/>
+        </w:rPr>
+        <w:t>cloudSync.selftest()</w:t>
+      </w:r>
+      <w:r>
+        <w:rPr>
+          <w:rFonts w:ascii="Arial" w:hAnsi="Arial" w:eastAsia="Microsoft YaHei"/>
+          <w:b w:val="0"/>
+          <w:sz w:val="22"/>
+        </w:rPr>
+        <w:t xml:space="preserve"> 挂在 window，验证 cryptoOk / wrongPasswordRejected / mergeOk（开发排错用）。</w:t>
+      </w:r>
+    </w:p>
+    <w:p>
+      <w:pPr>
+        <w:ind w:left="360"/>
+      </w:pPr>
+      <w:r>
+        <w:rPr>
+          <w:rFonts w:ascii="Arial" w:hAnsi="Arial" w:eastAsia="Microsoft YaHei"/>
+          <w:b w:val="0"/>
+          <w:i/>
+          <w:color w:val="666666"/>
+          <w:sz w:val="20"/>
+        </w:rPr>
+        <w:t>横向参照（2026-10 调研）：Joplin 的新版端到端加密同为 AES-256-GCM + PBKDF2（22 万次，对齐 OWASP）；我们的 15 万次同处安全量级。Standard Notes/Notesnook 用 XChaCha20-Poly1305 + Argon2id，更强但需引入 WASM，课程项目无需过度设计。</w:t>
+      </w:r>
+    </w:p>
+    <w:p>
+      <w:pPr>
+        <w:spacing w:before="200" w:after="120"/>
+      </w:pPr>
+      <w:r>
+        <w:rPr>
+          <w:rFonts w:ascii="Arial" w:hAnsi="Arial" w:eastAsia="Microsoft YaHei"/>
+          <w:b/>
+          <w:color w:val="1D1D1F"/>
+          <w:sz w:val="26"/>
+        </w:rPr>
+        <w:t>5.3 同步协议（无状态、单文件）</w:t>
+      </w:r>
+    </w:p>
+    <w:p>
+      <w:pPr>
+        <w:pStyle w:val="ListNumber"/>
+      </w:pPr>
+      <w:r>
+        <w:rPr>
+          <w:rFonts w:ascii="Arial" w:hAnsi="Arial" w:eastAsia="Microsoft YaHei"/>
+          <w:b w:val="0"/>
+          <w:sz w:val="22"/>
+        </w:rPr>
+        <w:t>拉：</w:t>
+      </w:r>
+      <w:r>
+        <w:rPr>
+          <w:rFonts w:ascii="Consolas" w:hAnsi="Consolas" w:eastAsia="Consolas"/>
+          <w:b w:val="0"/>
+          <w:sz w:val="20"/>
+        </w:rPr>
+        <w:t>GET /gists/{id}</w:t>
+      </w:r>
+      <w:r>
+        <w:rPr>
+          <w:rFonts w:ascii="Arial" w:hAnsi="Arial" w:eastAsia="Microsoft YaHei"/>
+          <w:b w:val="0"/>
+          <w:sz w:val="22"/>
+        </w:rPr>
+        <w:t xml:space="preserve">（第二台设备先 </w:t>
+      </w:r>
+      <w:r>
+        <w:rPr>
+          <w:rFonts w:ascii="Consolas" w:hAnsi="Consolas" w:eastAsia="Consolas"/>
+          <w:b w:val="0"/>
+          <w:sz w:val="20"/>
+        </w:rPr>
+        <w:t>_findGist()</w:t>
+      </w:r>
+      <w:r>
+        <w:rPr>
+          <w:rFonts w:ascii="Arial" w:hAnsi="Arial" w:eastAsia="Microsoft YaHei"/>
+          <w:b w:val="0"/>
+          <w:sz w:val="22"/>
+        </w:rPr>
+        <w:t xml:space="preserve"> 在自己的 gist 列表里按文件名自动发现，免填 id）；</w:t>
+      </w:r>
+    </w:p>
+    <w:p>
+      <w:pPr>
+        <w:pStyle w:val="ListNumber"/>
+      </w:pPr>
+      <w:r>
+        <w:rPr>
+          <w:rFonts w:ascii="Arial" w:hAnsi="Arial" w:eastAsia="Microsoft YaHei"/>
+          <w:b w:val="0"/>
+          <w:sz w:val="22"/>
+        </w:rPr>
+        <w:t xml:space="preserve">解密 → 与本机库 </w:t>
+      </w:r>
+      <w:r>
+        <w:rPr>
+          <w:rFonts w:ascii="Consolas" w:hAnsi="Consolas" w:eastAsia="Consolas"/>
+          <w:b w:val="0"/>
+          <w:sz w:val="20"/>
+        </w:rPr>
+        <w:t>_merge()</w:t>
+      </w:r>
+      <w:r>
+        <w:rPr>
+          <w:rFonts w:ascii="Arial" w:hAnsi="Arial" w:eastAsia="Microsoft YaHei"/>
+          <w:b w:val="0"/>
+          <w:sz w:val="22"/>
+        </w:rPr>
+        <w:t>：按 id 合并，</w:t>
+      </w:r>
+      <w:r>
+        <w:rPr>
+          <w:rFonts w:ascii="Consolas" w:hAnsi="Consolas" w:eastAsia="Consolas"/>
+          <w:b w:val="0"/>
+          <w:sz w:val="20"/>
+        </w:rPr>
+        <w:t>updatedAt</w:t>
+      </w:r>
+      <w:r>
+        <w:rPr>
+          <w:rFonts w:ascii="Arial" w:hAnsi="Arial" w:eastAsia="Microsoft YaHei"/>
+          <w:b w:val="0"/>
+          <w:sz w:val="22"/>
+        </w:rPr>
+        <w:t xml:space="preserve"> 新者胜（LWW）；墓碑清单中的 id 直接过滤；</w:t>
+      </w:r>
+    </w:p>
+    <w:p>
+      <w:pPr>
+        <w:pStyle w:val="ListNumber"/>
+      </w:pPr>
+      <w:r>
+        <w:rPr>
+          <w:rFonts w:ascii="Arial" w:hAnsi="Arial" w:eastAsia="Microsoft YaHei"/>
+          <w:b w:val="0"/>
+          <w:sz w:val="22"/>
+        </w:rPr>
+        <w:t>本机删除写入 tombstones（30 天过期）；</w:t>
+      </w:r>
+    </w:p>
+    <w:p>
+      <w:pPr>
+        <w:pStyle w:val="ListNumber"/>
+      </w:pPr>
+      <w:r>
+        <w:rPr>
+          <w:rFonts w:ascii="Arial" w:hAnsi="Arial" w:eastAsia="Microsoft YaHei"/>
+          <w:b w:val="0"/>
+          <w:sz w:val="22"/>
+        </w:rPr>
+        <w:t>推：全量序列化 → 加密 → PATCH（已有）或 POST（新建）。</w:t>
+      </w:r>
+    </w:p>
+    <w:p>
+      <w:r>
+        <w:rPr>
+          <w:rFonts w:ascii="Arial" w:hAnsi="Arial" w:eastAsia="Microsoft YaHei"/>
+          <w:b/>
+          <w:sz w:val="22"/>
+        </w:rPr>
+        <w:t>为什么不用 CRDT</w:t>
+      </w:r>
+      <w:r>
+        <w:rPr>
+          <w:rFonts w:ascii="Arial" w:hAnsi="Arial" w:eastAsia="Microsoft YaHei"/>
+          <w:b w:val="0"/>
+          <w:sz w:val="22"/>
+        </w:rPr>
+        <w:t>：碎片以短文本为主，同一条在两台设备并发编辑的概率极低；Yjs/Automerge 会带来状态向量与历史膨胀。LWW+墓碑是 TriliumNext（约 3.9 万星开源笔记）经大规模验证的同款方案。唯一已知边界：同一碎片两设备断网并发编辑，保留较新版本（可接受，已写入文档）。</w:t>
+      </w:r>
+    </w:p>
+    <w:p>
+      <w:pPr>
+        <w:spacing w:before="200" w:after="120"/>
+      </w:pPr>
+      <w:r>
+        <w:rPr>
+          <w:rFonts w:ascii="Arial" w:hAnsi="Arial" w:eastAsia="Microsoft YaHei"/>
+          <w:b/>
+          <w:color w:val="1D1D1F"/>
+          <w:sz w:val="26"/>
+        </w:rPr>
+        <w:t>5.4 自动同步时机（V1.3.5 实际）</w:t>
+      </w:r>
+    </w:p>
+    <w:tbl>
+      <w:tblPr>
+        <w:tblStyle w:val="LightGrid-Accent1"/>
+        <w:tblW w:type="auto" w:w="0"/>
+        <w:tblLook w:firstColumn="1" w:firstRow="1" w:lastColumn="0" w:lastRow="0" w:noHBand="0" w:noVBand="1" w:val="04A0"/>
+      </w:tblPr>
+      <w:tblGrid>
+        <w:gridCol w:w="4320"/>
+        <w:gridCol w:w="4320"/>
+      </w:tblGrid>
+      <w:tr>
+        <w:tc>
+          <w:tcPr>
+            <w:tcW w:type="dxa" w:w="4320"/>
+          </w:tcPr>
+          <w:p>
+            <w:r/>
+            <w:r>
+              <w:rPr>
+                <w:rFonts w:ascii="Arial" w:hAnsi="Arial" w:eastAsia="Microsoft YaHei"/>
+                <w:b/>
+                <w:sz w:val="20"/>
+              </w:rPr>
+              <w:t>时机</w:t>
+            </w:r>
+          </w:p>
+        </w:tc>
+        <w:tc>
+          <w:tcPr>
+            <w:tcW w:type="dxa" w:w="4320"/>
+          </w:tcPr>
+          <w:p>
+            <w:r/>
+            <w:r>
+              <w:rPr>
+                <w:rFonts w:ascii="Arial" w:hAnsi="Arial" w:eastAsia="Microsoft YaHei"/>
+                <w:b/>
+                <w:sz w:val="20"/>
+              </w:rPr>
+              <w:t>延迟</w:t>
             </w:r>
           </w:p>
         </w:tc>
@@ -3596,7 +2098,7 @@
       <w:tr>
         <w:tc>
           <w:tcPr>
-            <w:tcW w:type="dxa" w:w="2880"/>
+            <w:tcW w:type="dxa" w:w="4320"/>
           </w:tcPr>
           <w:p>
             <w:r/>
@@ -3606,13 +2108,13 @@
                 <w:b w:val="0"/>
                 <w:sz w:val="20"/>
               </w:rPr>
-              <w:t>第 2 步</w:t>
+              <w:t>启动后</w:t>
             </w:r>
           </w:p>
         </w:tc>
         <w:tc>
           <w:tcPr>
-            <w:tcW w:type="dxa" w:w="2880"/>
+            <w:tcW w:type="dxa" w:w="4320"/>
           </w:tcPr>
           <w:p>
             <w:r/>
@@ -3622,13 +2124,15 @@
                 <w:b w:val="0"/>
                 <w:sz w:val="20"/>
               </w:rPr>
-              <w:t>写数据操作层：openDB + addItem + getAll，并在控制台测试</w:t>
+              <w:t>1.5 秒</w:t>
             </w:r>
           </w:p>
         </w:tc>
+      </w:tr>
+      <w:tr>
         <w:tc>
           <w:tcPr>
-            <w:tcW w:type="dxa" w:w="2880"/>
+            <w:tcW w:type="dxa" w:w="4320"/>
           </w:tcPr>
           <w:p>
             <w:r/>
@@ -3638,15 +2142,13 @@
                 <w:b w:val="0"/>
                 <w:sz w:val="20"/>
               </w:rPr>
-              <w:t>控制台执行 addItem/getAll 不报错；DevTools → Application → IndexedDB 里能看到 inspiration-inbox 库和 fragments 表</w:t>
+              <w:t>封存/删除/导入等本机改动</w:t>
             </w:r>
           </w:p>
         </w:tc>
-      </w:tr>
-      <w:tr>
         <w:tc>
           <w:tcPr>
-            <w:tcW w:type="dxa" w:w="2880"/>
+            <w:tcW w:type="dxa" w:w="4320"/>
           </w:tcPr>
           <w:p>
             <w:r/>
@@ -3656,13 +2158,15 @@
                 <w:b w:val="0"/>
                 <w:sz w:val="20"/>
               </w:rPr>
-              <w:t>第 3 步</w:t>
+              <w:t>5 秒防抖</w:t>
             </w:r>
           </w:p>
         </w:tc>
+      </w:tr>
+      <w:tr>
         <w:tc>
           <w:tcPr>
-            <w:tcW w:type="dxa" w:w="2880"/>
+            <w:tcW w:type="dxa" w:w="4320"/>
           </w:tcPr>
           <w:p>
             <w:r/>
@@ -3672,13 +2176,13 @@
                 <w:b w:val="0"/>
                 <w:sz w:val="20"/>
               </w:rPr>
-              <w:t>打通录入：封存按钮 → 收集 textarea/标签/图片 → addItem</w:t>
+              <w:t>恢复联网（online 事件）</w:t>
             </w:r>
           </w:p>
         </w:tc>
         <w:tc>
           <w:tcPr>
-            <w:tcW w:type="dxa" w:w="2880"/>
+            <w:tcW w:type="dxa" w:w="4320"/>
           </w:tcPr>
           <w:p>
             <w:r/>
@@ -3688,7 +2192,7 @@
                 <w:b w:val="0"/>
                 <w:sz w:val="20"/>
               </w:rPr>
-              <w:t>填内容点封存，IndexedDB 里多出一条记录（图片转成了 Base64）</w:t>
+              <w:t>1.5 秒</w:t>
             </w:r>
           </w:p>
         </w:tc>
@@ -3696,7 +2200,7 @@
       <w:tr>
         <w:tc>
           <w:tcPr>
-            <w:tcW w:type="dxa" w:w="2880"/>
+            <w:tcW w:type="dxa" w:w="4320"/>
           </w:tcPr>
           <w:p>
             <w:r/>
@@ -3706,13 +2210,13 @@
                 <w:b w:val="0"/>
                 <w:sz w:val="20"/>
               </w:rPr>
-              <w:t>第 4 步</w:t>
+              <w:t>回前台（visibilitychange）/窗口获焦 focus / pageshow</w:t>
             </w:r>
           </w:p>
         </w:tc>
         <w:tc>
           <w:tcPr>
-            <w:tcW w:type="dxa" w:w="2880"/>
+            <w:tcW w:type="dxa" w:w="4320"/>
           </w:tcPr>
           <w:p>
             <w:r/>
@@ -3722,13 +2226,15 @@
                 <w:b w:val="0"/>
                 <w:sz w:val="20"/>
               </w:rPr>
-              <w:t>写渲染层：init 时 getAll → renderCards 画瀑布流</w:t>
+              <w:t>约 1.2 秒</w:t>
             </w:r>
           </w:p>
         </w:tc>
+      </w:tr>
+      <w:tr>
         <w:tc>
           <w:tcPr>
-            <w:tcW w:type="dxa" w:w="2880"/>
+            <w:tcW w:type="dxa" w:w="4320"/>
           </w:tcPr>
           <w:p>
             <w:r/>
@@ -3738,15 +2244,13 @@
                 <w:b w:val="0"/>
                 <w:sz w:val="20"/>
               </w:rPr>
-              <w:t>刷新页面，刚存的卡片出现在瀑布流；文字用 textContent 渲染</w:t>
+              <w:t>页面持续可见时定时轮询</w:t>
             </w:r>
           </w:p>
         </w:tc>
-      </w:tr>
-      <w:tr>
         <w:tc>
           <w:tcPr>
-            <w:tcW w:type="dxa" w:w="2880"/>
+            <w:tcW w:type="dxa" w:w="4320"/>
           </w:tcPr>
           <w:p>
             <w:r/>
@@ -3756,13 +2260,15 @@
                 <w:b w:val="0"/>
                 <w:sz w:val="20"/>
               </w:rPr>
-              <w:t>第 5 步</w:t>
+              <w:t>每 45 秒</w:t>
             </w:r>
           </w:p>
         </w:tc>
+      </w:tr>
+      <w:tr>
         <w:tc>
           <w:tcPr>
-            <w:tcW w:type="dxa" w:w="2880"/>
+            <w:tcW w:type="dxa" w:w="4320"/>
           </w:tcPr>
           <w:p>
             <w:r/>
@@ -3772,13 +2278,13 @@
                 <w:b w:val="0"/>
                 <w:sz w:val="20"/>
               </w:rPr>
-              <w:t>加搜索过滤 + Tab 切换（state 层正式上岗）</w:t>
+              <w:t>手动点「☁ 云同步」</w:t>
             </w:r>
           </w:p>
         </w:tc>
         <w:tc>
           <w:tcPr>
-            <w:tcW w:type="dxa" w:w="2880"/>
+            <w:tcW w:type="dxa" w:w="4320"/>
           </w:tcPr>
           <w:p>
             <w:r/>
@@ -3788,7 +2294,726 @@
                 <w:b w:val="0"/>
                 <w:sz w:val="20"/>
               </w:rPr>
-              <w:t>输入关键词卡片实时减少；切 Tab 只显示对应 space 的卡片</w:t>
+              <w:t>立即</w:t>
+            </w:r>
+          </w:p>
+        </w:tc>
+      </w:tr>
+    </w:tbl>
+    <w:p/>
+    <w:p>
+      <w:r>
+        <w:rPr>
+          <w:rFonts w:ascii="Arial" w:hAnsi="Arial" w:eastAsia="Microsoft YaHei"/>
+          <w:b w:val="0"/>
+          <w:sz w:val="22"/>
+        </w:rPr>
+        <w:t xml:space="preserve">未配置令牌时以上全部静默不发请求。所有 Gist 请求带 </w:t>
+      </w:r>
+      <w:r>
+        <w:rPr>
+          <w:rFonts w:ascii="Consolas" w:hAnsi="Consolas" w:eastAsia="Consolas"/>
+          <w:b w:val="0"/>
+          <w:sz w:val="20"/>
+        </w:rPr>
+        <w:t>cache:'no-store'</w:t>
+      </w:r>
+      <w:r>
+        <w:rPr>
+          <w:rFonts w:ascii="Arial" w:hAnsi="Arial" w:eastAsia="Microsoft YaHei"/>
+          <w:b w:val="0"/>
+          <w:sz w:val="22"/>
+        </w:rPr>
+        <w:t>——GitHub API 响应带 60 秒缓存许可，不禁止缓存会让轮询慢一个周期（v1.3.5 实测发现）。</w:t>
+      </w:r>
+    </w:p>
+    <w:p>
+      <w:pPr>
+        <w:spacing w:before="200" w:after="120"/>
+      </w:pPr>
+      <w:r>
+        <w:rPr>
+          <w:rFonts w:ascii="Arial" w:hAnsi="Arial" w:eastAsia="Microsoft YaHei"/>
+          <w:b/>
+          <w:color w:val="1D1D1F"/>
+          <w:sz w:val="26"/>
+        </w:rPr>
+        <w:t>5.5 已知扩展条件（留给后续版本）</w:t>
+      </w:r>
+    </w:p>
+    <w:p>
+      <w:pPr>
+        <w:pStyle w:val="ListBullet"/>
+      </w:pPr>
+      <w:r>
+        <w:rPr>
+          <w:rFonts w:ascii="Arial" w:hAnsi="Arial" w:eastAsia="Microsoft YaHei"/>
+          <w:b w:val="0"/>
+          <w:sz w:val="22"/>
+        </w:rPr>
+        <w:t xml:space="preserve">信封 </w:t>
+      </w:r>
+      <w:r>
+        <w:rPr>
+          <w:rFonts w:ascii="Consolas" w:hAnsi="Consolas" w:eastAsia="Consolas"/>
+          <w:b w:val="0"/>
+          <w:sz w:val="20"/>
+        </w:rPr>
+        <w:t>v</w:t>
+      </w:r>
+      <w:r>
+        <w:rPr>
+          <w:rFonts w:ascii="Arial" w:hAnsi="Arial" w:eastAsia="Microsoft YaHei"/>
+          <w:b w:val="0"/>
+          <w:sz w:val="22"/>
+        </w:rPr>
+        <w:t xml:space="preserve"> 字段：加密算法升级口；</w:t>
+      </w:r>
+    </w:p>
+    <w:p>
+      <w:pPr>
+        <w:pStyle w:val="ListBullet"/>
+      </w:pPr>
+      <w:r>
+        <w:rPr>
+          <w:rFonts w:ascii="Consolas" w:hAnsi="Consolas" w:eastAsia="Consolas"/>
+          <w:b w:val="0"/>
+          <w:sz w:val="20"/>
+        </w:rPr>
+        <w:t>updatedAt</w:t>
+      </w:r>
+      <w:r>
+        <w:rPr>
+          <w:rFonts w:ascii="Arial" w:hAnsi="Arial" w:eastAsia="Microsoft YaHei"/>
+          <w:b w:val="0"/>
+          <w:sz w:val="22"/>
+        </w:rPr>
+        <w:t xml:space="preserve"> + tombstones：V2.0 的关联/剥离自动获得同步能力；</w:t>
+      </w:r>
+    </w:p>
+    <w:p>
+      <w:pPr>
+        <w:pStyle w:val="ListBullet"/>
+      </w:pPr>
+      <w:r>
+        <w:rPr>
+          <w:rFonts w:ascii="Arial" w:hAnsi="Arial" w:eastAsia="Microsoft YaHei"/>
+          <w:b w:val="0"/>
+          <w:sz w:val="22"/>
+        </w:rPr>
+        <w:t>写放大：单文件全量写，密文到 MB 级后可拆"索引/附件/墓碑"多个 Gist 文件（Joplin item 协议思路），列为 V3.0 候选；</w:t>
+      </w:r>
+    </w:p>
+    <w:p>
+      <w:pPr>
+        <w:pStyle w:val="ListBullet"/>
+      </w:pPr>
+      <w:r>
+        <w:rPr>
+          <w:rFonts w:ascii="Arial" w:hAnsi="Arial" w:eastAsia="Microsoft YaHei"/>
+          <w:b w:val="0"/>
+          <w:sz w:val="22"/>
+        </w:rPr>
+        <w:t>Gist 不是媒体托管：图片继续靠 Canvas 压缩控制体积；音频坚持外链。</w:t>
+      </w:r>
+    </w:p>
+    <w:p>
+      <w:pPr>
+        <w:spacing w:before="280" w:after="120"/>
+      </w:pPr>
+      <w:r>
+        <w:rPr>
+          <w:rFonts w:ascii="Arial" w:hAnsi="Arial" w:eastAsia="Microsoft YaHei"/>
+          <w:b/>
+          <w:color w:val="1D1D1F"/>
+          <w:sz w:val="32"/>
+        </w:rPr>
+        <w:t>六、渲染层关键点</w:t>
+      </w:r>
+    </w:p>
+    <w:p>
+      <w:pPr>
+        <w:spacing w:before="200" w:after="120"/>
+      </w:pPr>
+      <w:r>
+        <w:rPr>
+          <w:rFonts w:ascii="Arial" w:hAnsi="Arial" w:eastAsia="Microsoft YaHei"/>
+          <w:b/>
+          <w:color w:val="1D1D1F"/>
+          <w:sz w:val="26"/>
+        </w:rPr>
+        <w:t>6.1 瀑布流（V1.3.4 重写）</w:t>
+      </w:r>
+    </w:p>
+    <w:p>
+      <w:pPr>
+        <w:pStyle w:val="ListBullet"/>
+      </w:pPr>
+      <w:r>
+        <w:rPr>
+          <w:rFonts w:ascii="Arial" w:hAnsi="Arial" w:eastAsia="Microsoft YaHei"/>
+          <w:b w:val="0"/>
+          <w:sz w:val="22"/>
+        </w:rPr>
+        <w:t>现方案：</w:t>
+      </w:r>
+      <w:r>
+        <w:rPr>
+          <w:rFonts w:ascii="Consolas" w:hAnsi="Consolas" w:eastAsia="Consolas"/>
+          <w:b w:val="0"/>
+          <w:sz w:val="20"/>
+        </w:rPr>
+        <w:t>.masonry</w:t>
+      </w:r>
+      <w:r>
+        <w:rPr>
+          <w:rFonts w:ascii="Arial" w:hAnsi="Arial" w:eastAsia="Microsoft YaHei"/>
+          <w:b w:val="0"/>
+          <w:sz w:val="22"/>
+        </w:rPr>
+        <w:t xml:space="preserve"> 为 flex 容器，JS 按列数（≤600px 一列、≤1024px 两列、否则三列）建列 div，卡片逐张放入</w:t>
+      </w:r>
+      <w:r>
+        <w:rPr>
+          <w:rFonts w:ascii="Arial" w:hAnsi="Arial" w:eastAsia="Microsoft YaHei"/>
+          <w:b/>
+          <w:sz w:val="22"/>
+        </w:rPr>
+        <w:t>当前 scrollHeight 最矮的列</w:t>
+      </w:r>
+      <w:r>
+        <w:rPr>
+          <w:rFonts w:ascii="Arial" w:hAnsi="Arial" w:eastAsia="Microsoft YaHei"/>
+          <w:b w:val="0"/>
+          <w:sz w:val="22"/>
+        </w:rPr>
+        <w:t xml:space="preserve">；图片 </w:t>
+      </w:r>
+      <w:r>
+        <w:rPr>
+          <w:rFonts w:ascii="Consolas" w:hAnsi="Consolas" w:eastAsia="Consolas"/>
+          <w:b w:val="0"/>
+          <w:sz w:val="20"/>
+        </w:rPr>
+        <w:t>load/error</w:t>
+      </w:r>
+      <w:r>
+        <w:rPr>
+          <w:rFonts w:ascii="Arial" w:hAnsi="Arial" w:eastAsia="Microsoft YaHei"/>
+          <w:b w:val="0"/>
+          <w:sz w:val="22"/>
+        </w:rPr>
+        <w:t xml:space="preserve"> 后 120ms 防抖重排一次（只移动节点不重建，避免重复触发 load）；resize 跨过断点才重建。</w:t>
+      </w:r>
+    </w:p>
+    <w:p>
+      <w:pPr>
+        <w:pStyle w:val="ListBullet"/>
+      </w:pPr>
+      <w:r>
+        <w:rPr>
+          <w:rFonts w:ascii="Arial" w:hAnsi="Arial" w:eastAsia="Microsoft YaHei"/>
+          <w:b w:val="0"/>
+          <w:sz w:val="22"/>
+        </w:rPr>
+        <w:t xml:space="preserve">为什么换掉 CSS </w:t>
+      </w:r>
+      <w:r>
+        <w:rPr>
+          <w:rFonts w:ascii="Consolas" w:hAnsi="Consolas" w:eastAsia="Consolas"/>
+          <w:b w:val="0"/>
+          <w:sz w:val="20"/>
+        </w:rPr>
+        <w:t>column-count</w:t>
+      </w:r>
+      <w:r>
+        <w:rPr>
+          <w:rFonts w:ascii="Arial" w:hAnsi="Arial" w:eastAsia="Microsoft YaHei"/>
+          <w:b w:val="0"/>
+          <w:sz w:val="22"/>
+        </w:rPr>
+        <w:t>：iOS Safari（含 iPadOS）对多列布局内动态插入的内容长期存在渲染丢失——碎片增多后右侧列卡片整块画成白块，只剩绝对定位的删除叉，WebKit 多年未彻底修复。这是真机（非模拟器）发现的问题，调研与社区均有佐证。</w:t>
+      </w:r>
+    </w:p>
+    <w:p>
+      <w:pPr>
+        <w:pStyle w:val="ListBullet"/>
+      </w:pPr>
+      <w:r>
+        <w:rPr>
+          <w:rFonts w:ascii="Arial" w:hAnsi="Arial" w:eastAsia="Microsoft YaHei"/>
+          <w:b w:val="0"/>
+          <w:sz w:val="22"/>
+        </w:rPr>
+        <w:t>空状态用 flex:1 1 100% 跨列（旧的 column-span 已删除）。</w:t>
+      </w:r>
+    </w:p>
+    <w:p>
+      <w:pPr>
+        <w:spacing w:before="200" w:after="120"/>
+      </w:pPr>
+      <w:r>
+        <w:rPr>
+          <w:rFonts w:ascii="Arial" w:hAnsi="Arial" w:eastAsia="Microsoft YaHei"/>
+          <w:b/>
+          <w:color w:val="1D1D1F"/>
+          <w:sz w:val="26"/>
+        </w:rPr>
+        <w:t>6.2 安全渲染</w:t>
+      </w:r>
+    </w:p>
+    <w:p>
+      <w:r>
+        <w:rPr>
+          <w:rFonts w:ascii="Arial" w:hAnsi="Arial" w:eastAsia="Microsoft YaHei"/>
+          <w:b w:val="0"/>
+          <w:sz w:val="22"/>
+        </w:rPr>
+        <w:t xml:space="preserve">全部用户内容走 </w:t>
+      </w:r>
+      <w:r>
+        <w:rPr>
+          <w:rFonts w:ascii="Consolas" w:hAnsi="Consolas" w:eastAsia="Consolas"/>
+          <w:b w:val="0"/>
+          <w:sz w:val="20"/>
+        </w:rPr>
+        <w:t>createElement</w:t>
+      </w:r>
+      <w:r>
+        <w:rPr>
+          <w:rFonts w:ascii="Arial" w:hAnsi="Arial" w:eastAsia="Microsoft YaHei"/>
+          <w:b w:val="0"/>
+          <w:sz w:val="22"/>
+        </w:rPr>
+        <w:t xml:space="preserve"> + </w:t>
+      </w:r>
+      <w:r>
+        <w:rPr>
+          <w:rFonts w:ascii="Consolas" w:hAnsi="Consolas" w:eastAsia="Consolas"/>
+          <w:b w:val="0"/>
+          <w:sz w:val="20"/>
+        </w:rPr>
+        <w:t>textContent</w:t>
+      </w:r>
+      <w:r>
+        <w:rPr>
+          <w:rFonts w:ascii="Arial" w:hAnsi="Arial" w:eastAsia="Microsoft YaHei"/>
+          <w:b w:val="0"/>
+          <w:sz w:val="22"/>
+        </w:rPr>
+        <w:t xml:space="preserve">；XSS 测试串 </w:t>
+      </w:r>
+      <w:r>
+        <w:rPr>
+          <w:rFonts w:ascii="Consolas" w:hAnsi="Consolas" w:eastAsia="Consolas"/>
+          <w:b w:val="0"/>
+          <w:sz w:val="20"/>
+        </w:rPr>
+        <w:t>&lt;script&gt;alert(1)&lt;/script&gt;</w:t>
+      </w:r>
+      <w:r>
+        <w:rPr>
+          <w:rFonts w:ascii="Arial" w:hAnsi="Arial" w:eastAsia="Microsoft YaHei"/>
+          <w:b w:val="0"/>
+          <w:sz w:val="22"/>
+        </w:rPr>
+        <w:t xml:space="preserve"> 原样显示。</w:t>
+      </w:r>
+      <w:r>
+        <w:rPr>
+          <w:rFonts w:ascii="Arial" w:hAnsi="Arial" w:eastAsia="Microsoft YaHei"/>
+          <w:b/>
+          <w:sz w:val="22"/>
+        </w:rPr>
+        <w:t>V1.4 链接功能也必须沿用此法：协议白名单只放行 http/https，`&lt;a target="_blank" rel="noopener noreferrer"&gt;`，点击 stopPropagation 防止误开抽屉。</w:t>
+      </w:r>
+    </w:p>
+    <w:p>
+      <w:pPr>
+        <w:spacing w:before="200" w:after="120"/>
+      </w:pPr>
+      <w:r>
+        <w:rPr>
+          <w:rFonts w:ascii="Arial" w:hAnsi="Arial" w:eastAsia="Microsoft YaHei"/>
+          <w:b/>
+          <w:color w:val="1D1D1F"/>
+          <w:sz w:val="26"/>
+        </w:rPr>
+        <w:t>6.3 PWA 与更新策略</w:t>
+      </w:r>
+    </w:p>
+    <w:p>
+      <w:pPr>
+        <w:pStyle w:val="ListBullet"/>
+      </w:pPr>
+      <w:r>
+        <w:rPr>
+          <w:rFonts w:ascii="Consolas" w:hAnsi="Consolas" w:eastAsia="Consolas"/>
+          <w:b w:val="0"/>
+          <w:sz w:val="20"/>
+        </w:rPr>
+        <w:t>manifest.webmanifest</w:t>
+      </w:r>
+      <w:r>
+        <w:rPr>
+          <w:rFonts w:ascii="Arial" w:hAnsi="Arial" w:eastAsia="Microsoft YaHei"/>
+          <w:b w:val="0"/>
+          <w:sz w:val="22"/>
+        </w:rPr>
+        <w:t>：standalone、图标 192/512、apple-touch-icon；</w:t>
+      </w:r>
+    </w:p>
+    <w:p>
+      <w:pPr>
+        <w:pStyle w:val="ListBullet"/>
+      </w:pPr>
+      <w:r>
+        <w:rPr>
+          <w:rFonts w:ascii="Consolas" w:hAnsi="Consolas" w:eastAsia="Consolas"/>
+          <w:b w:val="0"/>
+          <w:sz w:val="20"/>
+        </w:rPr>
+        <w:t>sw.js</w:t>
+      </w:r>
+      <w:r>
+        <w:rPr>
+          <w:rFonts w:ascii="Arial" w:hAnsi="Arial" w:eastAsia="Microsoft YaHei"/>
+          <w:b w:val="0"/>
+          <w:sz w:val="22"/>
+        </w:rPr>
+        <w:t xml:space="preserve">（缓存名随版本 </w:t>
+      </w:r>
+      <w:r>
+        <w:rPr>
+          <w:rFonts w:ascii="Consolas" w:hAnsi="Consolas" w:eastAsia="Consolas"/>
+          <w:b w:val="0"/>
+          <w:sz w:val="20"/>
+        </w:rPr>
+        <w:t>inspiration-inbox-vX.Y.Z</w:t>
+      </w:r>
+      <w:r>
+        <w:rPr>
+          <w:rFonts w:ascii="Arial" w:hAnsi="Arial" w:eastAsia="Microsoft YaHei"/>
+          <w:b w:val="0"/>
+          <w:sz w:val="22"/>
+        </w:rPr>
+        <w:t>）：</w:t>
+      </w:r>
+      <w:r>
+        <w:rPr>
+          <w:rFonts w:ascii="Arial" w:hAnsi="Arial" w:eastAsia="Microsoft YaHei"/>
+          <w:b/>
+          <w:sz w:val="22"/>
+        </w:rPr>
+        <w:t>HTML/manifest/导航请求网络优先</w:t>
+      </w:r>
+      <w:r>
+        <w:rPr>
+          <w:rFonts w:ascii="Arial" w:hAnsi="Arial" w:eastAsia="Microsoft YaHei"/>
+          <w:b w:val="0"/>
+          <w:sz w:val="22"/>
+        </w:rPr>
+        <w:t>（保证用户能收到更新），静态资源缓存优先；安装阶段预缓存；</w:t>
+      </w:r>
+    </w:p>
+    <w:p>
+      <w:pPr>
+        <w:pStyle w:val="ListBullet"/>
+      </w:pPr>
+      <w:r>
+        <w:rPr>
+          <w:rFonts w:ascii="Arial" w:hAnsi="Arial" w:eastAsia="Microsoft YaHei"/>
+          <w:b w:val="0"/>
+          <w:sz w:val="22"/>
+        </w:rPr>
+        <w:t>更新提示：新 SW 等待中 → toast「🔄 发现新版本，点此立即更新」→ postMessage SKIP_WAITING → controllerchange 自动 reload；</w:t>
+      </w:r>
+    </w:p>
+    <w:p>
+      <w:pPr>
+        <w:pStyle w:val="ListBullet"/>
+      </w:pPr>
+      <w:r>
+        <w:rPr>
+          <w:rFonts w:ascii="Arial" w:hAnsi="Arial" w:eastAsia="Microsoft YaHei"/>
+          <w:b w:val="0"/>
+          <w:sz w:val="22"/>
+        </w:rPr>
+        <w:t>教训（V1.2）：SW 若对 HTML 用 cache-first，用户三端永远收不到更新；测试浏览器需先 unregister + caches.delete 才能加载新版。</w:t>
+      </w:r>
+    </w:p>
+    <w:p>
+      <w:pPr>
+        <w:spacing w:before="200" w:after="120"/>
+      </w:pPr>
+      <w:r>
+        <w:rPr>
+          <w:rFonts w:ascii="Arial" w:hAnsi="Arial" w:eastAsia="Microsoft YaHei"/>
+          <w:b/>
+          <w:color w:val="1D1D1F"/>
+          <w:sz w:val="26"/>
+        </w:rPr>
+        <w:t>6.4 安装引导（V1.3.1–1.3.3）</w:t>
+      </w:r>
+    </w:p>
+    <w:p>
+      <w:pPr>
+        <w:pStyle w:val="ListBullet"/>
+      </w:pPr>
+      <w:r>
+        <w:rPr>
+          <w:rFonts w:ascii="Consolas" w:hAnsi="Consolas" w:eastAsia="Consolas"/>
+          <w:b w:val="0"/>
+          <w:sz w:val="20"/>
+        </w:rPr>
+        <w:t>beforeinstallprompt</w:t>
+      </w:r>
+      <w:r>
+        <w:rPr>
+          <w:rFonts w:ascii="Arial" w:hAnsi="Arial" w:eastAsia="Microsoft YaHei"/>
+          <w:b w:val="0"/>
+          <w:sz w:val="22"/>
+        </w:rPr>
+        <w:t>：安卓/桌面可内弹安装；iOS Safari 不触发该事件；</w:t>
+      </w:r>
+    </w:p>
+    <w:p>
+      <w:pPr>
+        <w:pStyle w:val="ListBullet"/>
+      </w:pPr>
+      <w:r>
+        <w:rPr>
+          <w:rFonts w:ascii="Arial" w:hAnsi="Arial" w:eastAsia="Microsoft YaHei"/>
+          <w:b w:val="0"/>
+          <w:sz w:val="22"/>
+        </w:rPr>
+        <w:t>安装按钮在独立显示模式（standalone）下隐藏；iOS 上常驻并弹图文指引（Safari 分享 → 添加到主屏幕）；</w:t>
+      </w:r>
+    </w:p>
+    <w:p>
+      <w:pPr>
+        <w:pStyle w:val="ListBullet"/>
+      </w:pPr>
+      <w:r>
+        <w:rPr>
+          <w:rFonts w:ascii="Arial" w:hAnsi="Arial" w:eastAsia="Microsoft YaHei"/>
+          <w:b w:val="0"/>
+          <w:sz w:val="22"/>
+        </w:rPr>
+        <w:t>安卓调用后 4.5 秒未见 outcome 成功则弹手动步骤（含华为/出境易容器权限说明）；</w:t>
+      </w:r>
+    </w:p>
+    <w:p>
+      <w:pPr>
+        <w:pStyle w:val="ListBullet"/>
+      </w:pPr>
+      <w:r>
+        <w:rPr>
+          <w:rFonts w:ascii="Arial" w:hAnsi="Arial" w:eastAsia="Microsoft YaHei"/>
+          <w:b w:val="0"/>
+          <w:sz w:val="22"/>
+        </w:rPr>
+        <w:t>iOS 独立数据容器：Safari 标签页、Chrome/Edge、主屏幕 App 各自 IndexedDB 互不相通，靠云同步或导出/导入搬家。</w:t>
+      </w:r>
+    </w:p>
+    <w:p>
+      <w:pPr>
+        <w:spacing w:before="280" w:after="120"/>
+      </w:pPr>
+      <w:r>
+        <w:rPr>
+          <w:rFonts w:ascii="Arial" w:hAnsi="Arial" w:eastAsia="Microsoft YaHei"/>
+          <w:b/>
+          <w:color w:val="1D1D1F"/>
+          <w:sz w:val="32"/>
+        </w:rPr>
+        <w:t>七、八步搭建/重建法（给 AI 的施工顺序）</w:t>
+      </w:r>
+    </w:p>
+    <w:p>
+      <w:pPr>
+        <w:pStyle w:val="ListNumber"/>
+      </w:pPr>
+      <w:r>
+        <w:rPr>
+          <w:rFonts w:ascii="Arial" w:hAnsi="Arial" w:eastAsia="Microsoft YaHei"/>
+          <w:b w:val="0"/>
+          <w:sz w:val="22"/>
+        </w:rPr>
+        <w:t xml:space="preserve">骨架与 </w:t>
+      </w:r>
+      <w:r>
+        <w:rPr>
+          <w:rFonts w:ascii="Consolas" w:hAnsi="Consolas" w:eastAsia="Consolas"/>
+          <w:b w:val="0"/>
+          <w:sz w:val="20"/>
+        </w:rPr>
+        <w:t>&lt;style&gt;</w:t>
+      </w:r>
+      <w:r>
+        <w:rPr>
+          <w:rFonts w:ascii="Arial" w:hAnsi="Arial" w:eastAsia="Microsoft YaHei"/>
+          <w:b w:val="0"/>
+          <w:sz w:val="22"/>
+        </w:rPr>
+        <w:t xml:space="preserve"> 设计令牌（CSS 变量日夜两套）；</w:t>
+      </w:r>
+    </w:p>
+    <w:p>
+      <w:pPr>
+        <w:pStyle w:val="ListNumber"/>
+      </w:pPr>
+      <w:r>
+        <w:rPr>
+          <w:rFonts w:ascii="Arial" w:hAnsi="Arial" w:eastAsia="Microsoft YaHei"/>
+          <w:b w:val="0"/>
+          <w:sz w:val="22"/>
+        </w:rPr>
+        <w:t>第 1–3 层：常量、db（open 迁移、CRUD、settings）、state；</w:t>
+      </w:r>
+    </w:p>
+    <w:p>
+      <w:pPr>
+        <w:pStyle w:val="ListNumber"/>
+      </w:pPr>
+      <w:r>
+        <w:rPr>
+          <w:rFonts w:ascii="Arial" w:hAnsi="Arial" w:eastAsia="Microsoft YaHei"/>
+          <w:b w:val="0"/>
+          <w:sz w:val="22"/>
+        </w:rPr>
+        <w:t>录入区 + 封存写库 + 最粗糙列表渲染；</w:t>
+      </w:r>
+    </w:p>
+    <w:p>
+      <w:pPr>
+        <w:pStyle w:val="ListNumber"/>
+      </w:pPr>
+      <w:r>
+        <w:rPr>
+          <w:rFonts w:ascii="Arial" w:hAnsi="Arial" w:eastAsia="Microsoft YaHei"/>
+          <w:b w:val="0"/>
+          <w:sz w:val="22"/>
+        </w:rPr>
+        <w:t>三 Tab + 搜索 + 标签；</w:t>
+      </w:r>
+    </w:p>
+    <w:p>
+      <w:pPr>
+        <w:pStyle w:val="ListNumber"/>
+      </w:pPr>
+      <w:r>
+        <w:rPr>
+          <w:rFonts w:ascii="Arial" w:hAnsi="Arial" w:eastAsia="Microsoft YaHei"/>
+          <w:b w:val="0"/>
+          <w:sz w:val="22"/>
+        </w:rPr>
+        <w:t>瀑布流 + 卡片 + 抽屉（先 flex 分列，不要再用 columns）；</w:t>
+      </w:r>
+    </w:p>
+    <w:p>
+      <w:pPr>
+        <w:pStyle w:val="ListNumber"/>
+      </w:pPr>
+      <w:r>
+        <w:rPr>
+          <w:rFonts w:ascii="Arial" w:hAnsi="Arial" w:eastAsia="Microsoft YaHei"/>
+          <w:b w:val="0"/>
+          <w:sz w:val="22"/>
+        </w:rPr>
+        <w:t>图片压缩、主题、导入导出、自动备份；</w:t>
+      </w:r>
+    </w:p>
+    <w:p>
+      <w:pPr>
+        <w:pStyle w:val="ListNumber"/>
+      </w:pPr>
+      <w:r>
+        <w:rPr>
+          <w:rFonts w:ascii="Arial" w:hAnsi="Arial" w:eastAsia="Microsoft YaHei"/>
+          <w:b w:val="0"/>
+          <w:sz w:val="22"/>
+        </w:rPr>
+        <w:t>PWA：manifest、sw.js、更新提示、安装引导；</w:t>
+      </w:r>
+    </w:p>
+    <w:p>
+      <w:pPr>
+        <w:pStyle w:val="ListNumber"/>
+      </w:pPr>
+      <w:r>
+        <w:rPr>
+          <w:rFonts w:ascii="Arial" w:hAnsi="Arial" w:eastAsia="Microsoft YaHei"/>
+          <w:b w:val="0"/>
+          <w:sz w:val="22"/>
+        </w:rPr>
+        <w:t>第 2B 层：云同步（加密 → Gist → 合并/墓碑 → 自动时机 → selftest）。</w:t>
+      </w:r>
+    </w:p>
+    <w:p>
+      <w:r>
+        <w:rPr>
+          <w:rFonts w:ascii="Arial" w:hAnsi="Arial" w:eastAsia="Microsoft YaHei"/>
+          <w:b w:val="0"/>
+          <w:sz w:val="22"/>
+        </w:rPr>
+        <w:t>每层做完三端真机过一遍再进下一层。</w:t>
+      </w:r>
+    </w:p>
+    <w:p>
+      <w:pPr>
+        <w:spacing w:before="280" w:after="120"/>
+      </w:pPr>
+      <w:r>
+        <w:rPr>
+          <w:rFonts w:ascii="Arial" w:hAnsi="Arial" w:eastAsia="Microsoft YaHei"/>
+          <w:b/>
+          <w:color w:val="1D1D1F"/>
+          <w:sz w:val="32"/>
+        </w:rPr>
+        <w:t>八、下一版本（V2.0）开工条件检查</w:t>
+      </w:r>
+    </w:p>
+    <w:tbl>
+      <w:tblPr>
+        <w:tblStyle w:val="LightGrid-Accent1"/>
+        <w:tblW w:type="auto" w:w="0"/>
+        <w:tblLook w:firstColumn="1" w:firstRow="1" w:lastColumn="0" w:lastRow="0" w:noHBand="0" w:noVBand="1" w:val="04A0"/>
+      </w:tblPr>
+      <w:tblGrid>
+        <w:gridCol w:w="4320"/>
+        <w:gridCol w:w="4320"/>
+      </w:tblGrid>
+      <w:tr>
+        <w:tc>
+          <w:tcPr>
+            <w:tcW w:type="dxa" w:w="4320"/>
+          </w:tcPr>
+          <w:p>
+            <w:r/>
+            <w:r>
+              <w:rPr>
+                <w:rFonts w:ascii="Arial" w:hAnsi="Arial" w:eastAsia="Microsoft YaHei"/>
+                <w:b/>
+                <w:sz w:val="20"/>
+              </w:rPr>
+              <w:t>条件</w:t>
+            </w:r>
+          </w:p>
+        </w:tc>
+        <w:tc>
+          <w:tcPr>
+            <w:tcW w:type="dxa" w:w="4320"/>
+          </w:tcPr>
+          <w:p>
+            <w:r/>
+            <w:r>
+              <w:rPr>
+                <w:rFonts w:ascii="Arial" w:hAnsi="Arial" w:eastAsia="Microsoft YaHei"/>
+                <w:b/>
+                <w:sz w:val="20"/>
+              </w:rPr>
+              <w:t>状态</w:t>
             </w:r>
           </w:p>
         </w:tc>
@@ -3796,7 +3021,7 @@
       <w:tr>
         <w:tc>
           <w:tcPr>
-            <w:tcW w:type="dxa" w:w="2880"/>
+            <w:tcW w:type="dxa" w:w="4320"/>
           </w:tcPr>
           <w:p>
             <w:r/>
@@ -3806,13 +3031,13 @@
                 <w:b w:val="0"/>
                 <w:sz w:val="20"/>
               </w:rPr>
-              <w:t>第 6 步</w:t>
+              <w:t>当前线上版稳定（v1.3.5，三端真机同步验证）</w:t>
             </w:r>
           </w:p>
         </w:tc>
         <w:tc>
           <w:tcPr>
-            <w:tcW w:type="dxa" w:w="2880"/>
+            <w:tcW w:type="dxa" w:w="4320"/>
           </w:tcPr>
           <w:p>
             <w:r/>
@@ -3822,13 +3047,15 @@
                 <w:b w:val="0"/>
                 <w:sz w:val="20"/>
               </w:rPr>
-              <w:t>做抽屉：点卡片滑出详情，带滑入动画，背景可滚动</w:t>
+              <w:t>✅</w:t>
             </w:r>
           </w:p>
         </w:tc>
+      </w:tr>
+      <w:tr>
         <w:tc>
           <w:tcPr>
-            <w:tcW w:type="dxa" w:w="2880"/>
+            <w:tcW w:type="dxa" w:w="4320"/>
           </w:tcPr>
           <w:p>
             <w:r/>
@@ -3838,15 +3065,13 @@
                 <w:b w:val="0"/>
                 <w:sz w:val="20"/>
               </w:rPr>
-              <w:t>电脑右侧滑出（40% 宽），手机底部滑出（60% 高），无全黑遮罩</w:t>
+              <w:t>父子字段与索引就绪、无需 DB 迁移</w:t>
             </w:r>
           </w:p>
         </w:tc>
-      </w:tr>
-      <w:tr>
         <w:tc>
           <w:tcPr>
-            <w:tcW w:type="dxa" w:w="2880"/>
+            <w:tcW w:type="dxa" w:w="4320"/>
           </w:tcPr>
           <w:p>
             <w:r/>
@@ -3856,13 +3081,15 @@
                 <w:b w:val="0"/>
                 <w:sz w:val="20"/>
               </w:rPr>
-              <w:t>第 7 步</w:t>
+              <w:t>✅ V1.0 已建 parentId</w:t>
             </w:r>
           </w:p>
         </w:tc>
+      </w:tr>
+      <w:tr>
         <w:tc>
           <w:tcPr>
-            <w:tcW w:type="dxa" w:w="2880"/>
+            <w:tcW w:type="dxa" w:w="4320"/>
           </w:tcPr>
           <w:p>
             <w:r/>
@@ -3872,13 +3099,13 @@
                 <w:b w:val="0"/>
                 <w:sz w:val="20"/>
               </w:rPr>
-              <w:t>加导入导出：导出 JSON 下载；导入 JSON 恢复数据</w:t>
+              <w:t>同步能传播关联变更</w:t>
             </w:r>
           </w:p>
         </w:tc>
         <w:tc>
           <w:tcPr>
-            <w:tcW w:type="dxa" w:w="2880"/>
+            <w:tcW w:type="dxa" w:w="4320"/>
           </w:tcPr>
           <w:p>
             <w:r/>
@@ -3888,7 +3115,7 @@
                 <w:b w:val="0"/>
                 <w:sz w:val="20"/>
               </w:rPr>
-              <w:t>导出文件可下载；删掉数据后导入能完整恢复</w:t>
+              <w:t>✅ updatedAt 机制天然支持，提示词已补第 8 条</w:t>
             </w:r>
           </w:p>
         </w:tc>
@@ -3896,7 +3123,7 @@
       <w:tr>
         <w:tc>
           <w:tcPr>
-            <w:tcW w:type="dxa" w:w="2880"/>
+            <w:tcW w:type="dxa" w:w="4320"/>
           </w:tcPr>
           <w:p>
             <w:r/>
@@ -3906,13 +3133,13 @@
                 <w:b w:val="0"/>
                 <w:sz w:val="20"/>
               </w:rPr>
-              <w:t>第 8 步</w:t>
+              <w:t>代码整洁、无挂起 TODO</w:t>
             </w:r>
           </w:p>
         </w:tc>
         <w:tc>
           <w:tcPr>
-            <w:tcW w:type="dxa" w:w="2880"/>
+            <w:tcW w:type="dxa" w:w="4320"/>
           </w:tcPr>
           <w:p>
             <w:r/>
@@ -3922,13 +3149,15 @@
                 <w:b w:val="0"/>
                 <w:sz w:val="20"/>
               </w:rPr>
-              <w:t>整体打磨：日/夜切换持久化、XSS 自检、三端响应式检查</w:t>
+              <w:t>✅（仅一处注释横幅待 V1.4 顺手更新）</w:t>
             </w:r>
           </w:p>
         </w:tc>
+      </w:tr>
+      <w:tr>
         <w:tc>
           <w:tcPr>
-            <w:tcW w:type="dxa" w:w="2880"/>
+            <w:tcW w:type="dxa" w:w="4320"/>
           </w:tcPr>
           <w:p>
             <w:r/>
@@ -3938,23 +3167,57 @@
                 <w:b w:val="0"/>
                 <w:sz w:val="20"/>
               </w:rPr>
-              <w:t xml:space="preserve">控制台无报错；输入 </w:t>
+              <w:t>备份与回滚手段</w:t>
             </w:r>
-            <w:r>
-              <w:rPr>
-                <w:rFonts w:ascii="Consolas" w:hAnsi="Consolas" w:eastAsia="Consolas"/>
-                <w:b w:val="0"/>
-                <w:sz w:val="18"/>
-              </w:rPr>
-              <w:t>&lt;script&gt;</w:t>
-            </w:r>
+          </w:p>
+        </w:tc>
+        <w:tc>
+          <w:tcPr>
+            <w:tcW w:type="dxa" w:w="4320"/>
+          </w:tcPr>
+          <w:p>
+            <w:r/>
             <w:r>
               <w:rPr>
                 <w:rFonts w:ascii="Arial" w:hAnsi="Arial" w:eastAsia="Microsoft YaHei"/>
                 <w:b w:val="0"/>
                 <w:sz w:val="20"/>
               </w:rPr>
-              <w:t xml:space="preserve"> 不执行；手机/平板/电脑布局正常</w:t>
+              <w:t>✅ 每版归档 backups/code + git tag；本机可导出 JSON</w:t>
+            </w:r>
+          </w:p>
+        </w:tc>
+      </w:tr>
+      <w:tr>
+        <w:tc>
+          <w:tcPr>
+            <w:tcW w:type="dxa" w:w="4320"/>
+          </w:tcPr>
+          <w:p>
+            <w:r/>
+            <w:r>
+              <w:rPr>
+                <w:rFonts w:ascii="Arial" w:hAnsi="Arial" w:eastAsia="Microsoft YaHei"/>
+                <w:b w:val="0"/>
+                <w:sz w:val="20"/>
+              </w:rPr>
+              <w:t>建议顺序</w:t>
+            </w:r>
+          </w:p>
+        </w:tc>
+        <w:tc>
+          <w:tcPr>
+            <w:tcW w:type="dxa" w:w="4320"/>
+          </w:tcPr>
+          <w:p>
+            <w:r/>
+            <w:r>
+              <w:rPr>
+                <w:rFonts w:ascii="Arial" w:hAnsi="Arial" w:eastAsia="Microsoft YaHei"/>
+                <w:b w:val="0"/>
+                <w:sz w:val="20"/>
+              </w:rPr>
+              <w:t>先发 V1.4 链接小版本（低风险热身）→ 再做 V2.0 六件套</w:t>
             </w:r>
           </w:p>
         </w:tc>
@@ -3968,7 +3231,7 @@
           <w:b/>
           <w:sz w:val="22"/>
         </w:rPr>
-        <w:t>完成第 8 步 = V1.0 课堂展示版完成。</w:t>
+        <w:t>结论：可以开工。</w:t>
       </w:r>
       <w:r>
         <w:rPr>
@@ -3976,86 +3239,7 @@
           <w:b w:val="0"/>
           <w:sz w:val="22"/>
         </w:rPr>
-        <w:t xml:space="preserve"> 之后按《02-阶段开发方案与提示词》进入任务 2。</w:t>
-      </w:r>
-    </w:p>
-    <w:p>
-      <w:pPr>
-        <w:spacing w:before="200" w:after="120"/>
-      </w:pPr>
-      <w:r>
-        <w:rPr>
-          <w:rFonts w:ascii="Arial" w:hAnsi="Arial" w:eastAsia="Microsoft YaHei"/>
-          <w:b/>
-          <w:color w:val="1D1D1F"/>
-          <w:sz w:val="26"/>
-        </w:rPr>
-        <w:t>防乱纪律</w:t>
-      </w:r>
-    </w:p>
-    <w:p>
-      <w:pPr>
-        <w:pStyle w:val="ListNumber"/>
-      </w:pPr>
-      <w:r>
-        <w:rPr>
-          <w:rFonts w:ascii="Arial" w:hAnsi="Arial" w:eastAsia="Microsoft YaHei"/>
-          <w:b w:val="0"/>
-          <w:sz w:val="22"/>
-        </w:rPr>
-        <w:t>新函数先想清楚属于哪一层，写进对应注释横幅下面，</w:t>
-      </w:r>
-      <w:r>
-        <w:rPr>
-          <w:rFonts w:ascii="Arial" w:hAnsi="Arial" w:eastAsia="Microsoft YaHei"/>
-          <w:b/>
-          <w:sz w:val="22"/>
-        </w:rPr>
-        <w:t>不许插队</w:t>
-      </w:r>
-      <w:r>
-        <w:rPr>
-          <w:rFonts w:ascii="Arial" w:hAnsi="Arial" w:eastAsia="Microsoft YaHei"/>
-          <w:b w:val="0"/>
-          <w:sz w:val="22"/>
-        </w:rPr>
-        <w:t>。</w:t>
-      </w:r>
-    </w:p>
-    <w:p>
-      <w:pPr>
-        <w:pStyle w:val="ListNumber"/>
-      </w:pPr>
-      <w:r>
-        <w:rPr>
-          <w:rFonts w:ascii="Arial" w:hAnsi="Arial" w:eastAsia="Microsoft YaHei"/>
-          <w:b w:val="0"/>
-          <w:sz w:val="22"/>
-        </w:rPr>
-        <w:t>任何层不许跨层操作：render 不碰 db，events 不直接画 DOM（必须走 render）。</w:t>
-      </w:r>
-    </w:p>
-    <w:p>
-      <w:pPr>
-        <w:pStyle w:val="ListNumber"/>
-      </w:pPr>
-      <w:r>
-        <w:rPr>
-          <w:rFonts w:ascii="Arial" w:hAnsi="Arial" w:eastAsia="Microsoft YaHei"/>
-          <w:b w:val="0"/>
-          <w:sz w:val="22"/>
-        </w:rPr>
-        <w:t>每次让 AI 改代码，提示词里都带上："请保持现有的六层代码结构，新代码写入对应分层"。</w:t>
-      </w:r>
-    </w:p>
-    <w:p>
-      <w:r>
-        <w:rPr>
-          <w:rFonts w:ascii="Arial" w:hAnsi="Arial" w:eastAsia="Microsoft YaHei"/>
-          <w:b w:val="0"/>
-          <w:sz w:val="22"/>
-        </w:rPr>
-        <w:t>*施工时请配合《02-阶段开发方案与提示词.md》中的 V1.0 提示词使用。*</w:t>
+        <w:t xml:space="preserve"> 唯一纪律：V2.0 仍一次只做一件事（先"关联+隐藏"，再"推入导航"，再"剥离"，再"搜索穿透"，最后"上帝视角"），每件验收后再继续。</w:t>
       </w:r>
     </w:p>
     <w:sectPr>

--- a/docs/04-技术架构指南.docx
+++ b/docs/04-技术架构指南.docx
@@ -13,7 +13,7 @@
           <w:color w:val="1D1D1F"/>
           <w:sz w:val="40"/>
         </w:rPr>
-        <w:t>灵感收纳盒 · 技术架构指南（V1.3.5）</w:t>
+        <w:t>灵感收纳盒 · 技术架构指南（V1.4）</w:t>
       </w:r>
     </w:p>
     <w:p>
@@ -48,7 +48,7 @@
           <w:color w:val="666666"/>
           <w:sz w:val="20"/>
         </w:rPr>
-        <w:t xml:space="preserve">（1764 行，单文件）+ </w:t>
+        <w:t xml:space="preserve">（1810 行，单文件）+ </w:t>
       </w:r>
       <w:r>
         <w:rPr>
@@ -339,7 +339,7 @@
           <w:b w:val="0"/>
           <w:sz w:val="22"/>
         </w:rPr>
-        <w:t xml:space="preserve">整洁度体检（2026-10-30）：全文件 </w:t>
+        <w:t xml:space="preserve">整洁度体检（2026-10-30，V1.4）：全文件 </w:t>
       </w:r>
       <w:r>
         <w:rPr>
@@ -355,7 +355,7 @@
           <w:b w:val="0"/>
           <w:sz w:val="22"/>
         </w:rPr>
-        <w:t>；横幅与层级齐全；唯一已知小债——script 顶部注释横幅还写着 V1.0，将在 V1.4 发版时顺手更新（不影响运行）。</w:t>
+        <w:t>；横幅与层级齐全（顶部横幅已更新为 v1.4 并列明 2B 层与外链铁律）；无挂起技术债。</w:t>
       </w:r>
     </w:p>
     <w:p>
@@ -2625,7 +2625,127 @@
           <w:b/>
           <w:sz w:val="22"/>
         </w:rPr>
-        <w:t>V1.4 链接功能也必须沿用此法：协议白名单只放行 http/https，`&lt;a target="_blank" rel="noopener noreferrer"&gt;`，点击 stopPropagation 防止误开抽屉。</w:t>
+        <w:t>V1.4 已实现的链接渲染沿用同一原则</w:t>
+      </w:r>
+      <w:r>
+        <w:rPr>
+          <w:rFonts w:ascii="Arial" w:hAnsi="Arial" w:eastAsia="Microsoft YaHei"/>
+          <w:b w:val="0"/>
+          <w:sz w:val="22"/>
+        </w:rPr>
+        <w:t>：</w:t>
+      </w:r>
+      <w:r>
+        <w:rPr>
+          <w:rFonts w:ascii="Consolas" w:hAnsi="Consolas" w:eastAsia="Consolas"/>
+          <w:b w:val="0"/>
+          <w:sz w:val="20"/>
+        </w:rPr>
+        <w:t>render.linkedText()</w:t>
+      </w:r>
+      <w:r>
+        <w:rPr>
+          <w:rFonts w:ascii="Arial" w:hAnsi="Arial" w:eastAsia="Microsoft YaHei"/>
+          <w:b w:val="0"/>
+          <w:sz w:val="22"/>
+        </w:rPr>
+        <w:t xml:space="preserve"> 用正则只切出 http/https 候选，再经 </w:t>
+      </w:r>
+      <w:r>
+        <w:rPr>
+          <w:rFonts w:ascii="Consolas" w:hAnsi="Consolas" w:eastAsia="Consolas"/>
+          <w:b w:val="0"/>
+          <w:sz w:val="20"/>
+        </w:rPr>
+        <w:t>new URL()</w:t>
+      </w:r>
+      <w:r>
+        <w:rPr>
+          <w:rFonts w:ascii="Arial" w:hAnsi="Arial" w:eastAsia="Microsoft YaHei"/>
+          <w:b w:val="0"/>
+          <w:sz w:val="22"/>
+        </w:rPr>
+        <w:t xml:space="preserve"> 协议白名单二次校验，</w:t>
+      </w:r>
+      <w:r>
+        <w:rPr>
+          <w:rFonts w:ascii="Consolas" w:hAnsi="Consolas" w:eastAsia="Consolas"/>
+          <w:b w:val="0"/>
+          <w:sz w:val="20"/>
+        </w:rPr>
+        <w:t>&lt;a target="_blank" rel="noopener noreferrer"&gt;</w:t>
+      </w:r>
+      <w:r>
+        <w:rPr>
+          <w:rFonts w:ascii="Arial" w:hAnsi="Arial" w:eastAsia="Microsoft YaHei"/>
+          <w:b w:val="0"/>
+          <w:sz w:val="22"/>
+        </w:rPr>
+        <w:t xml:space="preserve"> 且点击 </w:t>
+      </w:r>
+      <w:r>
+        <w:rPr>
+          <w:rFonts w:ascii="Consolas" w:hAnsi="Consolas" w:eastAsia="Consolas"/>
+          <w:b w:val="0"/>
+          <w:sz w:val="20"/>
+        </w:rPr>
+        <w:t>stopPropagation</w:t>
+      </w:r>
+      <w:r>
+        <w:rPr>
+          <w:rFonts w:ascii="Arial" w:hAnsi="Arial" w:eastAsia="Microsoft YaHei"/>
+          <w:b w:val="0"/>
+          <w:sz w:val="22"/>
+        </w:rPr>
+        <w:t xml:space="preserve"> 防误开抽屉；</w:t>
+      </w:r>
+      <w:r>
+        <w:rPr>
+          <w:rFonts w:ascii="Consolas" w:hAnsi="Consolas" w:eastAsia="Consolas"/>
+          <w:b w:val="0"/>
+          <w:sz w:val="20"/>
+        </w:rPr>
+        <w:t>javascript:</w:t>
+      </w:r>
+      <w:r>
+        <w:rPr>
+          <w:rFonts w:ascii="Arial" w:hAnsi="Arial" w:eastAsia="Microsoft YaHei"/>
+          <w:b w:val="0"/>
+          <w:sz w:val="22"/>
+        </w:rPr>
+        <w:t>/</w:t>
+      </w:r>
+      <w:r>
+        <w:rPr>
+          <w:rFonts w:ascii="Consolas" w:hAnsi="Consolas" w:eastAsia="Consolas"/>
+          <w:b w:val="0"/>
+          <w:sz w:val="20"/>
+        </w:rPr>
+        <w:t>data:</w:t>
+      </w:r>
+      <w:r>
+        <w:rPr>
+          <w:rFonts w:ascii="Arial" w:hAnsi="Arial" w:eastAsia="Microsoft YaHei"/>
+          <w:b w:val="0"/>
+          <w:sz w:val="22"/>
+        </w:rPr>
+        <w:t xml:space="preserve"> 等一律落回纯文本节点。链接不改写 </w:t>
+      </w:r>
+      <w:r>
+        <w:rPr>
+          <w:rFonts w:ascii="Consolas" w:hAnsi="Consolas" w:eastAsia="Consolas"/>
+          <w:b w:val="0"/>
+          <w:sz w:val="20"/>
+        </w:rPr>
+        <w:t>content</w:t>
+      </w:r>
+      <w:r>
+        <w:rPr>
+          <w:rFonts w:ascii="Arial" w:hAnsi="Arial" w:eastAsia="Microsoft YaHei"/>
+          <w:b w:val="0"/>
+          <w:sz w:val="22"/>
+        </w:rPr>
+        <w:t xml:space="preserve"> 原文，因此搜索、导出、加密同步零影响。</w:t>
       </w:r>
     </w:p>
     <w:p>
@@ -3031,7 +3151,7 @@
                 <w:b w:val="0"/>
                 <w:sz w:val="20"/>
               </w:rPr>
-              <w:t>当前线上版稳定（v1.3.5，三端真机同步验证）</w:t>
+              <w:t>当前线上版稳定（v1.4，三端真机同步验证 + 链接功能浏览器六项验收）</w:t>
             </w:r>
           </w:p>
         </w:tc>
@@ -3133,7 +3253,7 @@
                 <w:b w:val="0"/>
                 <w:sz w:val="20"/>
               </w:rPr>
-              <w:t>代码整洁、无挂起 TODO</w:t>
+              <w:t>代码整洁、无挂起 TODO/技术债</w:t>
             </w:r>
           </w:p>
         </w:tc>
@@ -3149,7 +3269,7 @@
                 <w:b w:val="0"/>
                 <w:sz w:val="20"/>
               </w:rPr>
-              <w:t>✅（仅一处注释横幅待 V1.4 顺手更新）</w:t>
+              <w:t>✅</w:t>
             </w:r>
           </w:p>
         </w:tc>
@@ -3188,40 +3308,6 @@
           </w:p>
         </w:tc>
       </w:tr>
-      <w:tr>
-        <w:tc>
-          <w:tcPr>
-            <w:tcW w:type="dxa" w:w="4320"/>
-          </w:tcPr>
-          <w:p>
-            <w:r/>
-            <w:r>
-              <w:rPr>
-                <w:rFonts w:ascii="Arial" w:hAnsi="Arial" w:eastAsia="Microsoft YaHei"/>
-                <w:b w:val="0"/>
-                <w:sz w:val="20"/>
-              </w:rPr>
-              <w:t>建议顺序</w:t>
-            </w:r>
-          </w:p>
-        </w:tc>
-        <w:tc>
-          <w:tcPr>
-            <w:tcW w:type="dxa" w:w="4320"/>
-          </w:tcPr>
-          <w:p>
-            <w:r/>
-            <w:r>
-              <w:rPr>
-                <w:rFonts w:ascii="Arial" w:hAnsi="Arial" w:eastAsia="Microsoft YaHei"/>
-                <w:b w:val="0"/>
-                <w:sz w:val="20"/>
-              </w:rPr>
-              <w:t>先发 V1.4 链接小版本（低风险热身）→ 再做 V2.0 六件套</w:t>
-            </w:r>
-          </w:p>
-        </w:tc>
-      </w:tr>
     </w:tbl>
     <w:p/>
     <w:p>
@@ -3231,7 +3317,7 @@
           <w:b/>
           <w:sz w:val="22"/>
         </w:rPr>
-        <w:t>结论：可以开工。</w:t>
+        <w:t>结论：随时可开工 V2.0。</w:t>
       </w:r>
       <w:r>
         <w:rPr>
@@ -3239,7 +3325,7 @@
           <w:b w:val="0"/>
           <w:sz w:val="22"/>
         </w:rPr>
-        <w:t xml:space="preserve"> 唯一纪律：V2.0 仍一次只做一件事（先"关联+隐藏"，再"推入导航"，再"剥离"，再"搜索穿透"，最后"上帝视角"），每件验收后再继续。</w:t>
+        <w:t xml:space="preserve"> 纪律：一次只做一件事（先"关联+隐藏"，再"推入导航"，再"剥离"，再"搜索穿透"，最后"上帝视角"），每件验收后再继续；V1.4 链接小版本已于 2026-10-30 完成，充当了 V2.0 前的低风险热身。</w:t>
       </w:r>
     </w:p>
     <w:sectPr>

--- a/docs/04-技术架构指南.docx
+++ b/docs/04-技术架构指南.docx
@@ -13,7 +13,7 @@
           <w:color w:val="1D1D1F"/>
           <w:sz w:val="40"/>
         </w:rPr>
-        <w:t>灵感收纳盒 · 技术架构指南（V1.4）</w:t>
+        <w:t>灵感收纳盒 · 技术架构指南（V1.4.1）</w:t>
       </w:r>
     </w:p>
     <w:p>
@@ -48,7 +48,7 @@
           <w:color w:val="666666"/>
           <w:sz w:val="20"/>
         </w:rPr>
-        <w:t xml:space="preserve">（1810 行，单文件）+ </w:t>
+        <w:t xml:space="preserve">（1837 行，单文件）+ </w:t>
       </w:r>
       <w:r>
         <w:rPr>
@@ -685,7 +685,7 @@
           <w:color w:val="1D1D1F"/>
           <w:sz w:val="26"/>
         </w:rPr>
-        <w:t>fragments 字段（V1.3.5 实际）</w:t>
+        <w:t>fragments 字段（V1.4.1 实际）</w:t>
       </w:r>
     </w:p>
     <w:tbl>
@@ -1281,6 +1281,72 @@
           </w:p>
         </w:tc>
       </w:tr>
+      <w:tr>
+        <w:tc>
+          <w:tcPr>
+            <w:tcW w:type="dxa" w:w="2880"/>
+          </w:tcPr>
+          <w:p>
+            <w:r/>
+            <w:r>
+              <w:rPr>
+                <w:rFonts w:ascii="Consolas" w:hAnsi="Consolas" w:eastAsia="Consolas"/>
+                <w:b w:val="0"/>
+                <w:sz w:val="18"/>
+              </w:rPr>
+              <w:t>imageW</w:t>
+            </w:r>
+            <w:r>
+              <w:rPr>
+                <w:rFonts w:ascii="Arial" w:hAnsi="Arial" w:eastAsia="Microsoft YaHei"/>
+                <w:b w:val="0"/>
+                <w:sz w:val="20"/>
+              </w:rPr>
+              <w:t xml:space="preserve"> / </w:t>
+            </w:r>
+            <w:r>
+              <w:rPr>
+                <w:rFonts w:ascii="Consolas" w:hAnsi="Consolas" w:eastAsia="Consolas"/>
+                <w:b w:val="0"/>
+                <w:sz w:val="18"/>
+              </w:rPr>
+              <w:t>imageH</w:t>
+            </w:r>
+          </w:p>
+        </w:tc>
+        <w:tc>
+          <w:tcPr>
+            <w:tcW w:type="dxa" w:w="2880"/>
+          </w:tcPr>
+          <w:p>
+            <w:r/>
+            <w:r>
+              <w:rPr>
+                <w:rFonts w:ascii="Arial" w:hAnsi="Arial" w:eastAsia="Microsoft YaHei"/>
+                <w:b w:val="0"/>
+                <w:sz w:val="20"/>
+              </w:rPr>
+              <w:t>压缩后图片宽高，渲染时 aspect-ratio 占位防跳动；旧数据缺省时图片解码后补算</w:t>
+            </w:r>
+          </w:p>
+        </w:tc>
+        <w:tc>
+          <w:tcPr>
+            <w:tcW w:type="dxa" w:w="2880"/>
+          </w:tcPr>
+          <w:p>
+            <w:r/>
+            <w:r>
+              <w:rPr>
+                <w:rFonts w:ascii="Arial" w:hAnsi="Arial" w:eastAsia="Microsoft YaHei"/>
+                <w:b w:val="0"/>
+                <w:sz w:val="20"/>
+              </w:rPr>
+              <w:t>V1.4.1</w:t>
+            </w:r>
+          </w:p>
+        </w:tc>
+      </w:tr>
     </w:tbl>
     <w:p/>
     <w:p>
@@ -1595,23 +1661,7 @@
           <w:b w:val="0"/>
           <w:sz w:val="22"/>
         </w:rPr>
-        <w:t xml:space="preserve"> 系统分享（存储到"文件"/微信），取消不产生垃圾文件；iOS 自动模式跳过弹窗返回 </w:t>
-      </w:r>
-      <w:r>
-        <w:rPr>
-          <w:rFonts w:ascii="Consolas" w:hAnsi="Consolas" w:eastAsia="Consolas"/>
-          <w:b w:val="0"/>
-          <w:sz w:val="20"/>
-        </w:rPr>
-        <w:t>skipped</w:t>
-      </w:r>
-      <w:r>
-        <w:rPr>
-          <w:rFonts w:ascii="Arial" w:hAnsi="Arial" w:eastAsia="Microsoft YaHei"/>
-          <w:b w:val="0"/>
-          <w:sz w:val="22"/>
-        </w:rPr>
-        <w:t>；</w:t>
+        <w:t xml:space="preserve"> 系统分享（存储到"文件"/微信），取消不产生垃圾文件；</w:t>
       </w:r>
     </w:p>
     <w:p>
@@ -1635,6 +1685,40 @@
           <w:sz w:val="22"/>
         </w:rPr>
         <w:t>所有路径前置 hash 去重；导入为全量合并式写入，不覆盖未涉及记录。</w:t>
+      </w:r>
+    </w:p>
+    <w:p>
+      <w:r>
+        <w:rPr>
+          <w:rFonts w:ascii="Arial" w:hAnsi="Arial" w:eastAsia="Microsoft YaHei"/>
+          <w:b/>
+          <w:sz w:val="22"/>
+        </w:rPr>
+        <w:t>自动模式的打扰边界（V1.4.1）</w:t>
+      </w:r>
+      <w:r>
+        <w:rPr>
+          <w:rFonts w:ascii="Arial" w:hAnsi="Arial" w:eastAsia="Microsoft YaHei"/>
+          <w:b w:val="0"/>
+          <w:sz w:val="22"/>
+        </w:rPr>
+        <w:t>：封存触发的自动备份在</w:t>
+      </w:r>
+      <w:r>
+        <w:rPr>
+          <w:rFonts w:ascii="Arial" w:hAnsi="Arial" w:eastAsia="Microsoft YaHei"/>
+          <w:b/>
+          <w:sz w:val="22"/>
+        </w:rPr>
+        <w:t>未授权文件夹时一律返回 `skipped`，不下载、不弹窗</w:t>
+      </w:r>
+      <w:r>
+        <w:rPr>
+          <w:rFonts w:ascii="Arial" w:hAnsi="Arial" w:eastAsia="Microsoft YaHei"/>
+          <w:b w:val="0"/>
+          <w:sz w:val="22"/>
+        </w:rPr>
+        <w:t>——Edge/Chrome 若开启"下载前询问保存位置"，旧逻辑会每封存一条弹一次另存为，静默下载也会让下载目录堆满文件。安全网改为：顶栏"X 天未备份"红字提醒、手动「导出备份」、云同步三重。</w:t>
       </w:r>
     </w:p>
     <w:p>
@@ -2442,7 +2526,7 @@
           <w:color w:val="1D1D1F"/>
           <w:sz w:val="26"/>
         </w:rPr>
-        <w:t>6.1 瀑布流（V1.3.4 重写）</w:t>
+        <w:t>6.1 瀑布流（V1.3.4 重写，V1.4.1 定型）</w:t>
       </w:r>
     </w:p>
     <w:p>
@@ -2455,7 +2539,7 @@
           <w:b w:val="0"/>
           <w:sz w:val="22"/>
         </w:rPr>
-        <w:t>现方案：</w:t>
+        <w:t>结构：</w:t>
       </w:r>
       <w:r>
         <w:rPr>
@@ -2471,7 +2555,23 @@
           <w:b w:val="0"/>
           <w:sz w:val="22"/>
         </w:rPr>
-        <w:t xml:space="preserve"> 为 flex 容器，JS 按列数（≤600px 一列、≤1024px 两列、否则三列）建列 div，卡片逐张放入</w:t>
+        <w:t xml:space="preserve"> 为 flex 容器，JS 按</w:t>
+      </w:r>
+      <w:r>
+        <w:rPr>
+          <w:rFonts w:ascii="Arial" w:hAnsi="Arial" w:eastAsia="Microsoft YaHei"/>
+          <w:b/>
+          <w:sz w:val="22"/>
+        </w:rPr>
+        <w:t>容器实际宽度</w:t>
+      </w:r>
+      <w:r>
+        <w:rPr>
+          <w:rFonts w:ascii="Arial" w:hAnsi="Arial" w:eastAsia="Microsoft YaHei"/>
+          <w:b w:val="0"/>
+          <w:sz w:val="22"/>
+        </w:rPr>
+        <w:t>（≤600px 一列、≤1024px 两列、否则三列）建列 div，卡片逐张放入</w:t>
       </w:r>
       <w:r>
         <w:rPr>
@@ -2487,23 +2587,7 @@
           <w:b w:val="0"/>
           <w:sz w:val="22"/>
         </w:rPr>
-        <w:t xml:space="preserve">；图片 </w:t>
-      </w:r>
-      <w:r>
-        <w:rPr>
-          <w:rFonts w:ascii="Consolas" w:hAnsi="Consolas" w:eastAsia="Consolas"/>
-          <w:b w:val="0"/>
-          <w:sz w:val="20"/>
-        </w:rPr>
-        <w:t>load/error</w:t>
-      </w:r>
-      <w:r>
-        <w:rPr>
-          <w:rFonts w:ascii="Arial" w:hAnsi="Arial" w:eastAsia="Microsoft YaHei"/>
-          <w:b w:val="0"/>
-          <w:sz w:val="22"/>
-        </w:rPr>
-        <w:t xml:space="preserve"> 后 120ms 防抖重排一次（只移动节点不重建，避免重复触发 load）；resize 跨过断点才重建。</w:t>
+        <w:t>，入列后不再移动。</w:t>
       </w:r>
     </w:p>
     <w:p>
@@ -2516,7 +2600,113 @@
           <w:b w:val="0"/>
           <w:sz w:val="22"/>
         </w:rPr>
-        <w:t xml:space="preserve">为什么换掉 CSS </w:t>
+        <w:t xml:space="preserve">图片不跳动（V1.4.1）：压缩时把宽高存入 </w:t>
+      </w:r>
+      <w:r>
+        <w:rPr>
+          <w:rFonts w:ascii="Consolas" w:hAnsi="Consolas" w:eastAsia="Consolas"/>
+          <w:b w:val="0"/>
+          <w:sz w:val="20"/>
+        </w:rPr>
+        <w:t>imageW/imageH</w:t>
+      </w:r>
+      <w:r>
+        <w:rPr>
+          <w:rFonts w:ascii="Arial" w:hAnsi="Arial" w:eastAsia="Microsoft YaHei"/>
+          <w:b w:val="0"/>
+          <w:sz w:val="22"/>
+        </w:rPr>
+        <w:t xml:space="preserve">，图片容器 </w:t>
+      </w:r>
+      <w:r>
+        <w:rPr>
+          <w:rFonts w:ascii="Consolas" w:hAnsi="Consolas" w:eastAsia="Consolas"/>
+          <w:b w:val="0"/>
+          <w:sz w:val="20"/>
+        </w:rPr>
+        <w:t>.card-img-wrap</w:t>
+      </w:r>
+      <w:r>
+        <w:rPr>
+          <w:rFonts w:ascii="Arial" w:hAnsi="Arial" w:eastAsia="Microsoft YaHei"/>
+          <w:b w:val="0"/>
+          <w:sz w:val="22"/>
+        </w:rPr>
+        <w:t xml:space="preserve"> 直接设 </w:t>
+      </w:r>
+      <w:r>
+        <w:rPr>
+          <w:rFonts w:ascii="Consolas" w:hAnsi="Consolas" w:eastAsia="Consolas"/>
+          <w:b w:val="0"/>
+          <w:sz w:val="20"/>
+        </w:rPr>
+        <w:t>aspect-ratio</w:t>
+      </w:r>
+      <w:r>
+        <w:rPr>
+          <w:rFonts w:ascii="Arial" w:hAnsi="Arial" w:eastAsia="Microsoft YaHei"/>
+          <w:b w:val="0"/>
+          <w:sz w:val="22"/>
+        </w:rPr>
+        <w:t>，卡片插入时高度就是准的；旧数据缺尺寸则在图片 load 后只补写</w:t>
+      </w:r>
+      <w:r>
+        <w:rPr>
+          <w:rFonts w:ascii="Arial" w:hAnsi="Arial" w:eastAsia="Microsoft YaHei"/>
+          <w:b/>
+          <w:sz w:val="22"/>
+        </w:rPr>
+        <w:t>本卡</w:t>
+      </w:r>
+      <w:r>
+        <w:rPr>
+          <w:rFonts w:ascii="Arial" w:hAnsi="Arial" w:eastAsia="Microsoft YaHei"/>
+          <w:b w:val="0"/>
+          <w:sz w:val="22"/>
+        </w:rPr>
+        <w:t>比例，不影响其他卡片。已删除 v1.3.4 的"load 后跨列重平衡"——它正是"卡片飞到别的列又回来"闪烁的根因。</w:t>
+      </w:r>
+    </w:p>
+    <w:p>
+      <w:pPr>
+        <w:pStyle w:val="ListBullet"/>
+      </w:pPr>
+      <w:r>
+        <w:rPr>
+          <w:rFonts w:ascii="Arial" w:hAnsi="Arial" w:eastAsia="Microsoft YaHei"/>
+          <w:b w:val="0"/>
+          <w:sz w:val="22"/>
+        </w:rPr>
+        <w:t xml:space="preserve">列数重建（V1.4.1）：ResizeObserver 观察容器宽度，仅在跨断点时重建；抽屉开合动画期间不重建（守卫 </w:t>
+      </w:r>
+      <w:r>
+        <w:rPr>
+          <w:rFonts w:ascii="Consolas" w:hAnsi="Consolas" w:eastAsia="Consolas"/>
+          <w:b w:val="0"/>
+          <w:sz w:val="20"/>
+        </w:rPr>
+        <w:t>state.drawerId</w:t>
+      </w:r>
+      <w:r>
+        <w:rPr>
+          <w:rFonts w:ascii="Arial" w:hAnsi="Arial" w:eastAsia="Microsoft YaHei"/>
+          <w:b w:val="0"/>
+          <w:sz w:val="22"/>
+        </w:rPr>
+        <w:t>），横竖屏旋转才重排。</w:t>
+      </w:r>
+    </w:p>
+    <w:p>
+      <w:pPr>
+        <w:pStyle w:val="ListBullet"/>
+      </w:pPr>
+      <w:r>
+        <w:rPr>
+          <w:rFonts w:ascii="Arial" w:hAnsi="Arial" w:eastAsia="Microsoft YaHei"/>
+          <w:b w:val="0"/>
+          <w:sz w:val="22"/>
+        </w:rPr>
+        <w:t xml:space="preserve">为什么不用 CSS </w:t>
       </w:r>
       <w:r>
         <w:rPr>
@@ -2532,7 +2722,7 @@
           <w:b w:val="0"/>
           <w:sz w:val="22"/>
         </w:rPr>
-        <w:t>：iOS Safari（含 iPadOS）对多列布局内动态插入的内容长期存在渲染丢失——碎片增多后右侧列卡片整块画成白块，只剩绝对定位的删除叉，WebKit 多年未彻底修复。这是真机（非模拟器）发现的问题，调研与社区均有佐证。</w:t>
+        <w:t>：iOS Safari（含 iPadOS）对多列布局内动态插入的内容长期存在渲染丢失——碎片增多后右侧列卡片整块画成白块，只剩绝对定位的删除叉，WebKit 多年未彻底修复。这是真机（非模拟器）发现的问题。</w:t>
       </w:r>
     </w:p>
     <w:p>
@@ -2545,7 +2735,52 @@
           <w:b w:val="0"/>
           <w:sz w:val="22"/>
         </w:rPr>
-        <w:t>空状态用 flex:1 1 100% 跨列（旧的 column-span 已删除）。</w:t>
+        <w:t xml:space="preserve">抽屉让位（V1.4.1）：桌面/平板抽屉打开时 </w:t>
+      </w:r>
+      <w:r>
+        <w:rPr>
+          <w:rFonts w:ascii="Consolas" w:hAnsi="Consolas" w:eastAsia="Consolas"/>
+          <w:b w:val="0"/>
+          <w:sz w:val="20"/>
+        </w:rPr>
+        <w:t>body.drawer-open</w:t>
+      </w:r>
+      <w:r>
+        <w:rPr>
+          <w:rFonts w:ascii="Arial" w:hAnsi="Arial" w:eastAsia="Microsoft YaHei"/>
+          <w:b w:val="0"/>
+          <w:sz w:val="22"/>
+        </w:rPr>
+        <w:t xml:space="preserve"> 让顶栏与瀑布流 padding-right 让出 </w:t>
+      </w:r>
+      <w:r>
+        <w:rPr>
+          <w:rFonts w:ascii="Consolas" w:hAnsi="Consolas" w:eastAsia="Consolas"/>
+          <w:b w:val="0"/>
+          <w:sz w:val="20"/>
+        </w:rPr>
+        <w:t>--drawer-w</w:t>
+      </w:r>
+      <w:r>
+        <w:rPr>
+          <w:rFonts w:ascii="Arial" w:hAnsi="Arial" w:eastAsia="Microsoft YaHei"/>
+          <w:b w:val="0"/>
+          <w:sz w:val="22"/>
+        </w:rPr>
+        <w:t>（clamp(340px,40vw,580px)，与抽屉同变量）；手机端 padding-bottom 让出 62vh。背景不遮罩、可滚动且不再被盖住。刻意不做小红书式双列：长文字卡在窄双列中阅读拥挤。</w:t>
+      </w:r>
+    </w:p>
+    <w:p>
+      <w:pPr>
+        <w:pStyle w:val="ListBullet"/>
+      </w:pPr>
+      <w:r>
+        <w:rPr>
+          <w:rFonts w:ascii="Arial" w:hAnsi="Arial" w:eastAsia="Microsoft YaHei"/>
+          <w:b w:val="0"/>
+          <w:sz w:val="22"/>
+        </w:rPr>
+        <w:t>空状态用 flex:1 1 100% 跨列。</w:t>
       </w:r>
     </w:p>
     <w:p>

--- a/docs/04-技术架构指南.docx
+++ b/docs/04-技术架构指南.docx
@@ -13,7 +13,7 @@
           <w:color w:val="1D1D1F"/>
           <w:sz w:val="40"/>
         </w:rPr>
-        <w:t>灵感收纳盒 · 技术架构指南（V1.4.1）</w:t>
+        <w:t>灵感收纳盒 · 技术架构指南（V1.4.2）</w:t>
       </w:r>
     </w:p>
     <w:p>
@@ -48,7 +48,7 @@
           <w:color w:val="666666"/>
           <w:sz w:val="20"/>
         </w:rPr>
-        <w:t xml:space="preserve">（1837 行，单文件）+ </w:t>
+        <w:t xml:space="preserve">（1891 行，单文件）+ </w:t>
       </w:r>
       <w:r>
         <w:rPr>
@@ -1554,7 +1554,39 @@
           <w:b w:val="0"/>
           <w:sz w:val="22"/>
         </w:rPr>
-        <w:t>。</w:t>
+        <w:t>、</w:t>
+      </w:r>
+      <w:r>
+        <w:rPr>
+          <w:rFonts w:ascii="Consolas" w:hAnsi="Consolas" w:eastAsia="Consolas"/>
+          <w:b w:val="0"/>
+          <w:sz w:val="20"/>
+        </w:rPr>
+        <w:t>syncEtag</w:t>
+      </w:r>
+      <w:r>
+        <w:rPr>
+          <w:rFonts w:ascii="Arial" w:hAnsi="Arial" w:eastAsia="Microsoft YaHei"/>
+          <w:b w:val="0"/>
+          <w:sz w:val="22"/>
+        </w:rPr>
+        <w:t>（V1.4.2，云端 Gist 响应的 ETag，条件请求用）、</w:t>
+      </w:r>
+      <w:r>
+        <w:rPr>
+          <w:rFonts w:ascii="Consolas" w:hAnsi="Consolas" w:eastAsia="Consolas"/>
+          <w:b w:val="0"/>
+          <w:sz w:val="20"/>
+        </w:rPr>
+        <w:t>syncStateHash</w:t>
+      </w:r>
+      <w:r>
+        <w:rPr>
+          <w:rFonts w:ascii="Arial" w:hAnsi="Arial" w:eastAsia="Microsoft YaHei"/>
+          <w:b w:val="0"/>
+          <w:sz w:val="22"/>
+        </w:rPr>
+        <w:t>（V1.4.2，上次成功推送的整体状态指纹）。</w:t>
       </w:r>
     </w:p>
     <w:p>
@@ -1984,7 +2016,7 @@
           <w:color w:val="1D1D1F"/>
           <w:sz w:val="26"/>
         </w:rPr>
-        <w:t>5.3 同步协议（无状态、单文件）</w:t>
+        <w:t>5.3 同步协议（无状态、单文件，V1.4.2 起条件化）</w:t>
       </w:r>
     </w:p>
     <w:p>
@@ -2013,6 +2045,22 @@
           <w:b w:val="0"/>
           <w:sz w:val="22"/>
         </w:rPr>
+        <w:t xml:space="preserve">，带 </w:t>
+      </w:r>
+      <w:r>
+        <w:rPr>
+          <w:rFonts w:ascii="Consolas" w:hAnsi="Consolas" w:eastAsia="Consolas"/>
+          <w:b w:val="0"/>
+          <w:sz w:val="20"/>
+        </w:rPr>
+        <w:t>If-None-Match: &lt;syncEtag&gt;</w:t>
+      </w:r>
+      <w:r>
+        <w:rPr>
+          <w:rFonts w:ascii="Arial" w:hAnsi="Arial" w:eastAsia="Microsoft YaHei"/>
+          <w:b w:val="0"/>
+          <w:sz w:val="22"/>
+        </w:rPr>
         <w:t xml:space="preserve">（第二台设备先 </w:t>
       </w:r>
       <w:r>
@@ -2034,7 +2082,7 @@
     </w:p>
     <w:p>
       <w:pPr>
-        <w:pStyle w:val="ListNumber"/>
+        <w:pStyle w:val="ListBullet"/>
       </w:pPr>
       <w:r>
         <w:rPr>
@@ -2042,7 +2090,36 @@
           <w:b w:val="0"/>
           <w:sz w:val="22"/>
         </w:rPr>
-        <w:t xml:space="preserve">解密 → 与本机库 </w:t>
+        <w:t xml:space="preserve">云端未变 → </w:t>
+      </w:r>
+      <w:r>
+        <w:rPr>
+          <w:rFonts w:ascii="Arial" w:hAnsi="Arial" w:eastAsia="Microsoft YaHei"/>
+          <w:b/>
+          <w:sz w:val="22"/>
+        </w:rPr>
+        <w:t>304</w:t>
+      </w:r>
+      <w:r>
+        <w:rPr>
+          <w:rFonts w:ascii="Arial" w:hAnsi="Arial" w:eastAsia="Microsoft YaHei"/>
+          <w:b w:val="0"/>
+          <w:sz w:val="22"/>
+        </w:rPr>
+        <w:t>（几百字节），直接跳过下载、解密、合并与库重写；</w:t>
+      </w:r>
+    </w:p>
+    <w:p>
+      <w:pPr>
+        <w:pStyle w:val="ListBullet"/>
+      </w:pPr>
+      <w:r>
+        <w:rPr>
+          <w:rFonts w:ascii="Arial" w:hAnsi="Arial" w:eastAsia="Microsoft YaHei"/>
+          <w:b w:val="0"/>
+          <w:sz w:val="22"/>
+        </w:rPr>
+        <w:t xml:space="preserve">有变化 → 200，保存新 ETag，解密 → </w:t>
       </w:r>
       <w:r>
         <w:rPr>
@@ -2087,7 +2164,7 @@
           <w:b w:val="0"/>
           <w:sz w:val="22"/>
         </w:rPr>
-        <w:t>本机删除写入 tombstones（30 天过期）；</w:t>
+        <w:t>本机删除写入 tombstones（30 天过期，每轮合并时修剪）；</w:t>
       </w:r>
     </w:p>
     <w:p>
@@ -2100,7 +2177,110 @@
           <w:b w:val="0"/>
           <w:sz w:val="22"/>
         </w:rPr>
-        <w:t>推：全量序列化 → 加密 → PATCH（已有）或 POST（新建）。</w:t>
+        <w:t xml:space="preserve">推之前先算整体状态指纹 </w:t>
+      </w:r>
+      <w:r>
+        <w:rPr>
+          <w:rFonts w:ascii="Consolas" w:hAnsi="Consolas" w:eastAsia="Consolas"/>
+          <w:b w:val="0"/>
+          <w:sz w:val="20"/>
+        </w:rPr>
+        <w:t>_stateHash(fragments, tombs)</w:t>
+      </w:r>
+      <w:r>
+        <w:rPr>
+          <w:rFonts w:ascii="Arial" w:hAnsi="Arial" w:eastAsia="Microsoft YaHei"/>
+          <w:b w:val="0"/>
+          <w:sz w:val="22"/>
+        </w:rPr>
+        <w:t>（碎片全字段序列化排序 + 墓碑，顺序无关）：</w:t>
+      </w:r>
+    </w:p>
+    <w:p>
+      <w:pPr>
+        <w:pStyle w:val="ListBullet"/>
+      </w:pPr>
+      <w:r>
+        <w:rPr>
+          <w:rFonts w:ascii="Arial" w:hAnsi="Arial" w:eastAsia="Microsoft YaHei"/>
+          <w:b w:val="0"/>
+          <w:sz w:val="22"/>
+        </w:rPr>
+        <w:t xml:space="preserve">与 </w:t>
+      </w:r>
+      <w:r>
+        <w:rPr>
+          <w:rFonts w:ascii="Consolas" w:hAnsi="Consolas" w:eastAsia="Consolas"/>
+          <w:b w:val="0"/>
+          <w:sz w:val="20"/>
+        </w:rPr>
+        <w:t>syncStateHash</w:t>
+      </w:r>
+      <w:r>
+        <w:rPr>
+          <w:rFonts w:ascii="Arial" w:hAnsi="Arial" w:eastAsia="Microsoft YaHei"/>
+          <w:b w:val="0"/>
+          <w:sz w:val="22"/>
+        </w:rPr>
+        <w:t xml:space="preserve"> 一致 → </w:t>
+      </w:r>
+      <w:r>
+        <w:rPr>
+          <w:rFonts w:ascii="Arial" w:hAnsi="Arial" w:eastAsia="Microsoft YaHei"/>
+          <w:b/>
+          <w:sz w:val="22"/>
+        </w:rPr>
+        <w:t>跳过 PATCH</w:t>
+      </w:r>
+      <w:r>
+        <w:rPr>
+          <w:rFonts w:ascii="Arial" w:hAnsi="Arial" w:eastAsia="Microsoft YaHei"/>
+          <w:b w:val="0"/>
+          <w:sz w:val="22"/>
+        </w:rPr>
+        <w:t>（双方都没新内容，空闲轮询不再整包上传近 1MB）；</w:t>
+      </w:r>
+    </w:p>
+    <w:p>
+      <w:pPr>
+        <w:pStyle w:val="ListBullet"/>
+      </w:pPr>
+      <w:r>
+        <w:rPr>
+          <w:rFonts w:ascii="Arial" w:hAnsi="Arial" w:eastAsia="Microsoft YaHei"/>
+          <w:b w:val="0"/>
+          <w:sz w:val="22"/>
+        </w:rPr>
+        <w:t>不一致 → 全量序列化加密后 PATCH（已有）或 POST（新建），成功后记录指纹；</w:t>
+      </w:r>
+    </w:p>
+    <w:p>
+      <w:pPr>
+        <w:pStyle w:val="ListNumber"/>
+      </w:pPr>
+      <w:r>
+        <w:rPr>
+          <w:rFonts w:ascii="Arial" w:hAnsi="Arial" w:eastAsia="Microsoft YaHei"/>
+          <w:b w:val="0"/>
+          <w:sz w:val="22"/>
+        </w:rPr>
+        <w:t>本机改写 Gist 后清空 ETag（自己的 PATCH 让旧 ETag 失效，下一轮完整拉取做收敛）；</w:t>
+      </w:r>
+      <w:r>
+        <w:rPr>
+          <w:rFonts w:ascii="Consolas" w:hAnsi="Consolas" w:eastAsia="Consolas"/>
+          <w:b w:val="0"/>
+          <w:sz w:val="20"/>
+        </w:rPr>
+        <w:t>clearConfig()</w:t>
+      </w:r>
+      <w:r>
+        <w:rPr>
+          <w:rFonts w:ascii="Arial" w:hAnsi="Arial" w:eastAsia="Microsoft YaHei"/>
+          <w:b w:val="0"/>
+          <w:sz w:val="22"/>
+        </w:rPr>
+        <w:t xml:space="preserve"> 同时清 gistId/指纹/ETag，换账号不串状态。</w:t>
       </w:r>
     </w:p>
     <w:p>
